--- a/document/Vyshniak_Lebenslauf.docx
+++ b/document/Vyshniak_Lebenslauf.docx
@@ -5,9 +5,13 @@
     <w:p>
       <w:pPr>
         <w:pStyle w:val="1"/>
-      </w:pPr>
-      <w:r>
-        <w:rPr>
+        <w:rPr>
+          <w:rFonts w:hint="cs"/>
+        </w:rPr>
+      </w:pPr>
+      <w:r>
+        <w:rPr>
+          <w:rFonts w:hint="cs"/>
           <w:noProof/>
           <w:lang w:val="uk-UA" w:eastAsia="uk-UA" w:bidi="ar-SA"/>
         </w:rPr>
@@ -31,7 +35,7 @@
             <v:path o:extrusionok="f" gradientshapeok="t" o:connecttype="rect"/>
             <o:lock v:ext="edit" aspectratio="t"/>
           </v:shapetype>
-          <v:shape id="Grafik 9" o:spid="_x0000_s2052" type="#_x0000_t75" alt="Ein Bild, das Menschliches Gesicht, Person, Vorderkopf, Kinn enthält.Automatisch generierte Beschreibung" style="position:absolute;margin-left:348.8pt;margin-top:15.2pt;width:117.6pt;height:132.5pt;z-index:-251658240;visibility:visible" wrapcoords="138 122 138 20746 20637 20746 20637 122 138 122">
+          <v:shape id="Grafik 9" o:spid="_x0000_s2052" type="#_x0000_t75" alt="Ein Bild, das Menschliches Gesicht, Person, Vorderkopf, Kinn enthält.Automatisch generierte Beschreibung" style="position:absolute;margin-left:348.8pt;margin-top:15.2pt;width:117.6pt;height:132.5pt;z-index:-251661824;visibility:visible" wrapcoords="138 122 138 20746 20637 20746 20637 122 138 122">
             <v:imagedata r:id="rId7" o:title=""/>
             <o:lock v:ext="edit" aspectratio="f"/>
             <w10:wrap type="tight"/>
@@ -40,6 +44,9 @@
         </w:pict>
       </w:r>
       <w:r>
+        <w:rPr>
+          <w:rFonts w:hint="cs"/>
+        </w:rPr>
         <w:t>Lebenslauf</w:t>
       </w:r>
     </w:p>
@@ -47,20 +54,20 @@
       <w:pPr>
         <w:pStyle w:val="3Vita-Containerberschrift"/>
         <w:rPr>
-          <w:rFonts w:cs="Times New Roman"/>
-          <w:lang w:bidi="ar-SA"/>
-        </w:rPr>
-      </w:pPr>
-      <w:r>
-        <w:rPr>
-          <w:rFonts w:cs="Times New Roman"/>
+          <w:rFonts w:hint="cs"/>
+          <w:lang w:bidi="ar-SA"/>
+        </w:rPr>
+      </w:pPr>
+      <w:r>
+        <w:rPr>
+          <w:rFonts w:hint="cs"/>
           <w:noProof/>
           <w:lang w:bidi="ar-SA"/>
         </w:rPr>
       </w:r>
       <w:r>
         <w:rPr>
-          <w:rFonts w:cs="Times New Roman"/>
+          <w:rFonts w:hint="cs"/>
           <w:noProof/>
           <w:lang w:bidi="ar-SA"/>
         </w:rPr>
@@ -106,7 +113,7 @@
       <w:pPr>
         <w:pStyle w:val="3Vita-SpeziTab"/>
         <w:rPr>
-          <w:rFonts w:cs="Times New Roman"/>
+          <w:rFonts w:hint="cs"/>
           <w:sz w:val="22"/>
           <w:szCs w:val="22"/>
           <w:lang w:bidi="ar-SA"/>
@@ -115,6 +122,7 @@
       <w:r>
         <w:rPr>
           <w:rStyle w:val="3Vita-Angabevorne"/>
+          <w:rFonts w:hint="cs"/>
           <w:sz w:val="18"/>
           <w:szCs w:val="18"/>
         </w:rPr>
@@ -123,24 +131,33 @@
       <w:r>
         <w:rPr>
           <w:rStyle w:val="3Vita-Angabevorne"/>
-          <w:rFonts w:cs="Times New Roman"/>
+          <w:rFonts w:hint="cs"/>
           <w:lang w:bidi="ar-SA"/>
         </w:rPr>
         <w:tab/>
       </w:r>
       <w:r>
         <w:rPr>
-          <w:sz w:val="22"/>
-          <w:szCs w:val="22"/>
-        </w:rPr>
-        <w:t>18.11.1980 in Kiev</w:t>
+          <w:rFonts w:hint="cs"/>
+          <w:sz w:val="22"/>
+          <w:szCs w:val="22"/>
+        </w:rPr>
+        <w:t>18.11.1980 in Kie</w:t>
+      </w:r>
+      <w:r>
+        <w:rPr>
+          <w:rFonts w:hint="cs"/>
+          <w:sz w:val="22"/>
+          <w:szCs w:val="22"/>
+        </w:rPr>
+        <w:t>w</w:t>
       </w:r>
     </w:p>
     <w:p>
       <w:pPr>
         <w:pStyle w:val="3Vita-SpeziTab"/>
         <w:rPr>
-          <w:rFonts w:cs="Times New Roman"/>
+          <w:rFonts w:hint="cs"/>
           <w:sz w:val="22"/>
           <w:szCs w:val="22"/>
           <w:lang w:bidi="ar-SA"/>
@@ -149,7 +166,7 @@
       <w:r>
         <w:rPr>
           <w:rStyle w:val="3Vita-Angabevorne"/>
-          <w:rFonts w:ascii="Times New Roman" w:hAnsi="Times New Roman" w:cs="Times New Roman"/>
+          <w:rFonts w:hint="cs"/>
           <w:sz w:val="18"/>
           <w:szCs w:val="18"/>
           <w:lang w:bidi="ar-SA"/>
@@ -158,13 +175,14 @@
       </w:r>
       <w:r>
         <w:rPr>
-          <w:rFonts w:cs="Times New Roman"/>
+          <w:rFonts w:hint="cs"/>
           <w:lang w:bidi="ar-SA"/>
         </w:rPr>
         <w:tab/>
       </w:r>
       <w:r>
         <w:rPr>
+          <w:rFonts w:hint="cs"/>
           <w:sz w:val="22"/>
           <w:szCs w:val="22"/>
         </w:rPr>
@@ -175,15 +193,16 @@
       <w:pPr>
         <w:pStyle w:val="3Vita-SpeziTab"/>
         <w:rPr>
-          <w:rFonts w:cs="Times New Roman"/>
-          <w:sz w:val="22"/>
-          <w:szCs w:val="22"/>
-          <w:lang w:bidi="ar-SA"/>
+          <w:rFonts w:hint="cs"/>
+          <w:sz w:val="22"/>
+          <w:szCs w:val="22"/>
+          <w:lang w:val="uk-UA"/>
         </w:rPr>
       </w:pPr>
       <w:r>
         <w:rPr>
           <w:rStyle w:val="3Vita-Angabevorne"/>
+          <w:rFonts w:hint="cs"/>
           <w:sz w:val="18"/>
           <w:szCs w:val="18"/>
         </w:rPr>
@@ -191,13 +210,14 @@
       </w:r>
       <w:r>
         <w:rPr>
-          <w:rFonts w:cs="Times New Roman"/>
+          <w:rFonts w:hint="cs"/>
           <w:lang w:bidi="ar-SA"/>
         </w:rPr>
         <w:tab/>
       </w:r>
       <w:r>
         <w:rPr>
+          <w:rFonts w:hint="cs"/>
           <w:sz w:val="22"/>
           <w:szCs w:val="22"/>
         </w:rPr>
@@ -206,24 +226,95 @@
     </w:p>
     <w:p>
       <w:pPr>
-        <w:pStyle w:val="3Vita-Containerberschrift"/>
-        <w:rPr>
-          <w:rStyle w:val="3Vita-Angabevorne"/>
-          <w:rFonts w:cs="Times New Roman"/>
+        <w:pStyle w:val="3Vita-SpeziTab"/>
+        <w:ind w:left="0" w:firstLine="0"/>
+        <w:rPr>
+          <w:rFonts w:hint="cs"/>
+          <w:color w:val="0070C0"/>
           <w:sz w:val="18"/>
           <w:szCs w:val="18"/>
           <w:lang w:bidi="ar-SA"/>
         </w:rPr>
       </w:pPr>
-      <w:r>
-        <w:rPr>
-          <w:rFonts w:cs="Times New Roman"/>
+      <w:proofErr w:type="spellStart"/>
+      <w:r>
+        <w:rPr>
+          <w:rFonts w:hint="cs"/>
+          <w:color w:val="7F7F7F" w:themeColor="text1" w:themeTint="80"/>
+          <w:sz w:val="18"/>
+          <w:szCs w:val="18"/>
+          <w:lang w:val="uk-UA" w:bidi="ar-SA"/>
+        </w:rPr>
+        <w:t>Online-Profil</w:t>
+      </w:r>
+      <w:proofErr w:type="spellEnd"/>
+      <w:r>
+        <w:rPr>
+          <w:rFonts w:hint="cs"/>
+          <w:color w:val="7F7F7F" w:themeColor="text1" w:themeTint="80"/>
+          <w:sz w:val="18"/>
+          <w:szCs w:val="18"/>
+          <w:lang w:val="uk-UA" w:bidi="ar-SA"/>
+        </w:rPr>
+        <w:t>:</w:t>
+      </w:r>
+      <w:r>
+        <w:rPr>
+          <w:rFonts w:hint="cs"/>
+          <w:color w:val="7F7F7F" w:themeColor="text1" w:themeTint="80"/>
+          <w:sz w:val="18"/>
+          <w:szCs w:val="18"/>
+          <w:lang w:bidi="ar-SA"/>
+        </w:rPr>
+        <w:t xml:space="preserve">                           </w:t>
+      </w:r>
+      <w:hyperlink r:id="rId8" w:history="1">
+        <w:r>
+          <w:rPr>
+            <w:rStyle w:val="ad"/>
+            <w:rFonts w:hint="cs"/>
+            <w:color w:val="0070C0"/>
+            <w:sz w:val="18"/>
+            <w:szCs w:val="18"/>
+            <w:u w:val="none"/>
+            <w:lang w:bidi="ar-SA"/>
+          </w:rPr>
+          <w:t>https://vyshniak-volodymyr.github.io/Lebenslauf/</w:t>
+        </w:r>
+      </w:hyperlink>
+    </w:p>
+    <w:p>
+      <w:pPr>
+        <w:pStyle w:val="3Vita-SpeziTab"/>
+        <w:rPr>
+          <w:rFonts w:hint="cs"/>
+          <w:color w:val="7F7F7F" w:themeColor="text1" w:themeTint="80"/>
+          <w:sz w:val="18"/>
+          <w:szCs w:val="18"/>
+          <w:lang w:bidi="ar-SA"/>
+        </w:rPr>
+      </w:pPr>
+    </w:p>
+    <w:p>
+      <w:pPr>
+        <w:pStyle w:val="3Vita-Containerberschrift"/>
+        <w:rPr>
+          <w:rStyle w:val="3Vita-Angabevorne"/>
+          <w:rFonts w:asciiTheme="minorHAnsi" w:hAnsiTheme="minorHAnsi"/>
+          <w:sz w:val="18"/>
+          <w:szCs w:val="18"/>
+          <w:lang w:val="uk-UA" w:bidi="ar-SA"/>
+        </w:rPr>
+      </w:pPr>
+      <w:r>
+        <w:rPr>
+          <w:rFonts w:hint="cs"/>
           <w:noProof/>
-          <w:lang w:bidi="ar-SA"/>
-        </w:rPr>
-      </w:r>
-      <w:r>
-        <w:rPr>
+        </w:rPr>
+      </w:r>
+      <w:r>
+        <w:rPr>
+          <w:rFonts w:hint="cs"/>
           <w:noProof/>
         </w:rPr>
         <w:pict w14:anchorId="2F648C14">
@@ -254,12 +345,13 @@
       <w:pPr>
         <w:ind w:left="2160" w:hanging="2160"/>
         <w:rPr>
-          <w:rFonts w:cs="Times New Roman"/>
-          <w:lang w:bidi="ar-SA"/>
-        </w:rPr>
-      </w:pPr>
-      <w:r>
-        <w:rPr>
+          <w:rFonts w:hint="cs"/>
+          <w:lang w:bidi="ar-SA"/>
+        </w:rPr>
+      </w:pPr>
+      <w:r>
+        <w:rPr>
+          <w:rFonts w:hint="cs"/>
           <w:color w:val="7F7F7F"/>
           <w:spacing w:val="-2"/>
           <w:sz w:val="18"/>
@@ -269,44 +361,36 @@
       </w:r>
       <w:r>
         <w:rPr>
-          <w:rFonts w:cs="Times New Roman"/>
+          <w:rFonts w:hint="cs"/>
           <w:lang w:bidi="ar-SA"/>
         </w:rPr>
         <w:tab/>
       </w:r>
       <w:r>
         <w:rPr>
+          <w:rFonts w:hint="cs"/>
           <w:b/>
           <w:bCs/>
         </w:rPr>
-        <w:t>GR</w:t>
-      </w:r>
-      <w:r>
-        <w:rPr>
-          <w:rFonts w:hint="cs"/>
-          <w:b/>
-          <w:bCs/>
-        </w:rPr>
-        <w:t>Ü</w:t>
-      </w:r>
-      <w:r>
-        <w:rPr>
-          <w:b/>
-          <w:bCs/>
-        </w:rPr>
-        <w:t>MEL gGmbH, Fulda</w:t>
-      </w:r>
-      <w:r>
+        <w:t>GRÜMEL gGmbH, Fulda</w:t>
+      </w:r>
+      <w:r>
+        <w:rPr>
+          <w:rFonts w:hint="cs"/>
+        </w:rPr>
         <w:t xml:space="preserve"> </w:t>
       </w:r>
       <w:r>
         <w:rPr>
-          <w:rFonts w:cs="Times New Roman"/>
+          <w:rFonts w:hint="cs"/>
           <w:lang w:bidi="ar-SA"/>
         </w:rPr>
         <w:br/>
       </w:r>
       <w:r>
+        <w:rPr>
+          <w:rFonts w:hint="cs"/>
+        </w:rPr>
         <w:t>Auslieferungsfahrer (Minijob)</w:t>
       </w:r>
     </w:p>
@@ -319,24 +403,18 @@
         </w:numPr>
         <w:spacing w:after="0" w:line="276" w:lineRule="auto"/>
         <w:rPr>
-          <w:rFonts w:cs="Times New Roman"/>
-          <w:color w:val="404040"/>
-          <w:sz w:val="22"/>
-          <w:szCs w:val="22"/>
-          <w:lang w:bidi="ar-SA"/>
-        </w:rPr>
-      </w:pPr>
-      <w:r>
-        <w:t>Auslieferung von Speisen an Schulen und Kinderg</w:t>
-      </w:r>
-      <w:r>
-        <w:rPr>
-          <w:rFonts w:hint="cs"/>
-        </w:rPr>
-        <w:t>ä</w:t>
-      </w:r>
-      <w:r>
-        <w:t>rten</w:t>
+          <w:rFonts w:hint="cs"/>
+          <w:color w:val="404040"/>
+          <w:sz w:val="22"/>
+          <w:szCs w:val="22"/>
+          <w:lang w:bidi="ar-SA"/>
+        </w:rPr>
+      </w:pPr>
+      <w:r>
+        <w:rPr>
+          <w:rFonts w:hint="cs"/>
+        </w:rPr>
+        <w:t>Auslieferung von Speisen an Schulen und Kindergärten</w:t>
       </w:r>
     </w:p>
     <w:p>
@@ -348,33 +426,18 @@
         </w:numPr>
         <w:spacing w:after="0" w:line="276" w:lineRule="auto"/>
         <w:rPr>
-          <w:rFonts w:cs="Times New Roman"/>
-          <w:color w:val="404040"/>
-          <w:sz w:val="22"/>
-          <w:szCs w:val="22"/>
-          <w:lang w:bidi="ar-SA"/>
-        </w:rPr>
-      </w:pPr>
-      <w:r>
-        <w:t>Sicherstellung eines p</w:t>
-      </w:r>
-      <w:r>
-        <w:rPr>
-          <w:rFonts w:hint="cs"/>
-        </w:rPr>
-        <w:t>ü</w:t>
-      </w:r>
-      <w:r>
-        <w:t>nktlichen und ordnungsgem</w:t>
-      </w:r>
-      <w:r>
-        <w:rPr>
-          <w:rFonts w:hint="cs"/>
-        </w:rPr>
-        <w:t>äß</w:t>
-      </w:r>
-      <w:r>
-        <w:t xml:space="preserve">en Transports </w:t>
+          <w:rFonts w:hint="cs"/>
+          <w:color w:val="404040"/>
+          <w:sz w:val="22"/>
+          <w:szCs w:val="22"/>
+          <w:lang w:bidi="ar-SA"/>
+        </w:rPr>
+      </w:pPr>
+      <w:r>
+        <w:rPr>
+          <w:rFonts w:hint="cs"/>
+        </w:rPr>
+        <w:t xml:space="preserve">Sicherstellung eines pünktlichen und ordnungsgemäßen Transports </w:t>
       </w:r>
     </w:p>
     <w:p>
@@ -382,7 +445,7 @@
         <w:pStyle w:val="3Vita-Containerberschrift"/>
         <w:ind w:left="2160" w:hanging="2160"/>
         <w:rPr>
-          <w:rFonts w:ascii="Calibri" w:eastAsia="Times New Roman" w:hAnsi="Calibri" w:cs="Times New Roman"/>
+          <w:rFonts w:eastAsia="Times New Roman" w:hint="cs"/>
           <w:i/>
           <w:iCs/>
           <w:color w:val="404040"/>
@@ -393,6 +456,7 @@
       </w:pPr>
       <w:r>
         <w:rPr>
+          <w:rFonts w:hint="cs"/>
           <w:color w:val="7F7F7F"/>
           <w:spacing w:val="-2"/>
           <w:sz w:val="18"/>
@@ -402,19 +466,23 @@
       </w:r>
       <w:r>
         <w:rPr>
-          <w:rFonts w:cs="Times New Roman"/>
+          <w:rFonts w:hint="cs"/>
           <w:lang w:bidi="ar-SA"/>
         </w:rPr>
         <w:tab/>
       </w:r>
       <w:r>
         <w:rPr>
+          <w:rFonts w:hint="cs"/>
           <w:b/>
           <w:bCs/>
         </w:rPr>
         <w:t>Berufssprachkurs Deutsch B2</w:t>
       </w:r>
       <w:r>
+        <w:rPr>
+          <w:rFonts w:hint="cs"/>
+        </w:rPr>
         <w:t>, Bildungsverein Kreidekreis e. V., Fulda</w:t>
       </w:r>
     </w:p>
@@ -423,7 +491,7 @@
         <w:pStyle w:val="3Vita-Containerberschrift"/>
         <w:ind w:left="2160" w:hanging="2160"/>
         <w:rPr>
-          <w:rFonts w:ascii="Calibri" w:eastAsia="Times New Roman" w:hAnsi="Calibri" w:cs="Times New Roman"/>
+          <w:rFonts w:eastAsia="Times New Roman" w:hint="cs"/>
           <w:i/>
           <w:iCs/>
           <w:color w:val="404040"/>
@@ -434,6 +502,7 @@
       </w:pPr>
       <w:r>
         <w:rPr>
+          <w:rFonts w:hint="cs"/>
           <w:color w:val="7F7F7F"/>
           <w:spacing w:val="-2"/>
           <w:sz w:val="18"/>
@@ -443,13 +512,14 @@
       </w:r>
       <w:r>
         <w:rPr>
-          <w:rFonts w:cs="Times New Roman"/>
+          <w:rFonts w:hint="cs"/>
           <w:lang w:bidi="ar-SA"/>
         </w:rPr>
         <w:tab/>
       </w:r>
       <w:r>
         <w:rPr>
+          <w:rFonts w:hint="cs"/>
           <w:b/>
           <w:bCs/>
         </w:rPr>
@@ -457,27 +527,23 @@
       </w:r>
       <w:r>
         <w:rPr>
-          <w:rFonts w:ascii="Calibri" w:hAnsi="Calibri" w:cs="Calibri"/>
+          <w:rFonts w:hint="cs"/>
           <w:lang w:val="uk-UA" w:bidi="ar-SA"/>
         </w:rPr>
         <w:t>,</w:t>
       </w:r>
       <w:r>
+        <w:rPr>
+          <w:rFonts w:hint="cs"/>
+        </w:rPr>
         <w:t xml:space="preserve"> Bildungsverein Kreidekreis e. V., Fulda</w:t>
       </w:r>
       <w:r>
         <w:rPr>
-          <w:rFonts w:ascii="Calibri" w:hAnsi="Calibri" w:cs="Calibri"/>
+          <w:rFonts w:hint="cs"/>
           <w:lang w:val="uk-UA" w:bidi="ar-SA"/>
         </w:rPr>
-        <w:t>,</w:t>
-      </w:r>
-      <w:r>
-        <w:rPr>
-          <w:rFonts w:ascii="Calibri" w:hAnsi="Calibri" w:cs="Calibri"/>
-          <w:lang w:val="uk-UA" w:bidi="ar-SA"/>
-        </w:rPr>
-        <w:t xml:space="preserve"> </w:t>
+        <w:t xml:space="preserve">, </w:t>
       </w:r>
     </w:p>
     <w:p>
@@ -485,7 +551,7 @@
         <w:pStyle w:val="3Vita-Containerberschrift"/>
         <w:ind w:left="2160" w:hanging="2160"/>
         <w:rPr>
-          <w:rFonts w:ascii="Calibri" w:eastAsia="Times New Roman" w:hAnsi="Calibri" w:cs="Times New Roman"/>
+          <w:rFonts w:eastAsia="Times New Roman" w:hint="cs"/>
           <w:i/>
           <w:iCs/>
           <w:color w:val="404040"/>
@@ -496,6 +562,7 @@
       </w:pPr>
       <w:r>
         <w:rPr>
+          <w:rFonts w:hint="cs"/>
           <w:color w:val="7F7F7F"/>
           <w:spacing w:val="-2"/>
           <w:sz w:val="18"/>
@@ -505,19 +572,23 @@
       </w:r>
       <w:r>
         <w:rPr>
-          <w:rFonts w:cs="Times New Roman"/>
+          <w:rFonts w:hint="cs"/>
           <w:lang w:bidi="ar-SA"/>
         </w:rPr>
         <w:tab/>
       </w:r>
       <w:r>
         <w:rPr>
+          <w:rFonts w:hint="cs"/>
           <w:b/>
           <w:bCs/>
         </w:rPr>
         <w:t>Integrationskurs B1</w:t>
       </w:r>
       <w:r>
+        <w:rPr>
+          <w:rFonts w:hint="cs"/>
+        </w:rPr>
         <w:t>, Sprachschule Inlingua Fulda</w:t>
       </w:r>
     </w:p>
@@ -526,7 +597,7 @@
         <w:pStyle w:val="3Vita-Containerberschrift"/>
         <w:ind w:left="2160" w:hanging="2160"/>
         <w:rPr>
-          <w:rFonts w:cs="Times New Roman"/>
+          <w:rFonts w:hint="cs"/>
           <w:b/>
           <w:bCs/>
           <w:color w:val="000000"/>
@@ -539,6 +610,7 @@
       <w:r>
         <w:rPr>
           <w:rStyle w:val="3Vita-Angabevorne"/>
+          <w:rFonts w:hint="cs"/>
           <w:sz w:val="18"/>
           <w:szCs w:val="18"/>
         </w:rPr>
@@ -546,20 +618,43 @@
       </w:r>
       <w:r>
         <w:rPr>
-          <w:rFonts w:cs="Times New Roman"/>
+          <w:rFonts w:hint="cs"/>
           <w:lang w:bidi="ar-SA"/>
         </w:rPr>
         <w:tab/>
       </w:r>
       <w:r>
         <w:rPr>
+          <w:rFonts w:hint="cs"/>
           <w:b/>
           <w:bCs/>
           <w:color w:val="000000"/>
           <w:sz w:val="22"/>
           <w:szCs w:val="22"/>
         </w:rPr>
-        <w:t>Arbeitsgruppe zur Entwicklung der Bienenzucht, Kiev, Ukraine</w:t>
+        <w:t>Arbeitsgruppe zur Entwicklung der Bienenzucht, Kie</w:t>
+      </w:r>
+      <w:r>
+        <w:rPr>
+          <w:rFonts w:hint="cs"/>
+          <w:b/>
+          <w:bCs/>
+          <w:color w:val="000000"/>
+          <w:sz w:val="22"/>
+          <w:szCs w:val="22"/>
+        </w:rPr>
+        <w:t>w</w:t>
+      </w:r>
+      <w:r>
+        <w:rPr>
+          <w:rFonts w:hint="cs"/>
+          <w:b/>
+          <w:bCs/>
+          <w:color w:val="000000"/>
+          <w:sz w:val="22"/>
+          <w:szCs w:val="22"/>
+        </w:rPr>
+        <w:t>, Ukraine</w:t>
       </w:r>
     </w:p>
     <w:p>
@@ -571,102 +666,404 @@
         </w:numPr>
         <w:ind w:left="2127"/>
         <w:rPr>
-          <w:rFonts w:cs="Times New Roman"/>
+          <w:rFonts w:hint="cs"/>
           <w:i/>
           <w:iCs/>
           <w:color w:val="404040"/>
           <w:sz w:val="22"/>
           <w:szCs w:val="22"/>
-          <w:lang w:bidi="ar-SA"/>
-        </w:rPr>
-      </w:pPr>
-      <w:r>
-        <w:rPr>
-          <w:rFonts w:ascii="Times New Roman" w:eastAsia="Times New Roman" w:hAnsi="Times New Roman" w:cs="Times New Roman"/>
+          <w:lang w:val="uk-UA" w:bidi="ar-SA"/>
+        </w:rPr>
+      </w:pPr>
+      <w:proofErr w:type="spellStart"/>
+      <w:r>
+        <w:rPr>
+          <w:rFonts w:hint="cs"/>
           <w:i/>
           <w:iCs/>
           <w:color w:val="404040"/>
           <w:sz w:val="22"/>
           <w:szCs w:val="22"/>
-          <w:lang w:bidi="ar-SA"/>
-        </w:rPr>
-        <w:t xml:space="preserve">Mitglied der Arbeitsgruppe zur Entwicklung der Bienenzucht des Ministeriums </w:t>
-      </w:r>
-      <w:proofErr w:type="spellStart"/>
-      <w:r>
-        <w:rPr>
-          <w:rFonts w:ascii="Times New Roman" w:eastAsia="Times New Roman" w:hAnsi="Times New Roman" w:cs="Times New Roman"/>
+          <w:lang w:val="uk-UA" w:bidi="ar-SA"/>
+        </w:rPr>
+        <w:t>Mitglied</w:t>
+      </w:r>
+      <w:proofErr w:type="spellEnd"/>
+      <w:r>
+        <w:rPr>
+          <w:rFonts w:hint="cs"/>
           <w:i/>
           <w:iCs/>
           <w:color w:val="404040"/>
           <w:sz w:val="22"/>
           <w:szCs w:val="22"/>
-          <w:lang w:bidi="ar-SA"/>
-        </w:rPr>
-        <w:t>fr</w:t>
-      </w:r>
-      <w:proofErr w:type="spellEnd"/>
-      <w:r>
-        <w:rPr>
-          <w:rFonts w:ascii="Times New Roman" w:eastAsia="Times New Roman" w:hAnsi="Times New Roman" w:cs="Times New Roman"/>
+          <w:lang w:val="uk-UA" w:bidi="ar-SA"/>
+        </w:rPr>
+        <w:t xml:space="preserve"> </w:t>
+      </w:r>
+      <w:proofErr w:type="spellStart"/>
+      <w:r>
+        <w:rPr>
+          <w:rFonts w:hint="cs"/>
           <w:i/>
           <w:iCs/>
           <w:color w:val="404040"/>
           <w:sz w:val="22"/>
           <w:szCs w:val="22"/>
-          <w:lang w:bidi="ar-SA"/>
-        </w:rPr>
-        <w:t xml:space="preserve"> Agrarpolitik und </w:t>
-      </w:r>
-      <w:proofErr w:type="spellStart"/>
-      <w:r>
-        <w:rPr>
-          <w:rFonts w:ascii="Times New Roman" w:eastAsia="Times New Roman" w:hAnsi="Times New Roman" w:cs="Times New Roman"/>
+          <w:lang w:val="uk-UA" w:bidi="ar-SA"/>
+        </w:rPr>
+        <w:t>der</w:t>
+      </w:r>
+      <w:proofErr w:type="spellEnd"/>
+      <w:r>
+        <w:rPr>
+          <w:rFonts w:hint="cs"/>
           <w:i/>
           <w:iCs/>
           <w:color w:val="404040"/>
           <w:sz w:val="22"/>
           <w:szCs w:val="22"/>
-          <w:lang w:bidi="ar-SA"/>
-        </w:rPr>
-        <w:t>Ern</w:t>
-      </w:r>
-      <w:r>
-        <w:rPr>
-          <w:rFonts w:ascii="Times New Roman" w:eastAsia="Times New Roman" w:hAnsi="Times New Roman" w:cs="Times New Roman" w:hint="eastAsia"/>
+          <w:lang w:val="uk-UA" w:bidi="ar-SA"/>
+        </w:rPr>
+        <w:t xml:space="preserve"> </w:t>
+      </w:r>
+      <w:proofErr w:type="spellStart"/>
+      <w:r>
+        <w:rPr>
+          <w:rFonts w:hint="cs"/>
           <w:i/>
           <w:iCs/>
           <w:color w:val="404040"/>
           <w:sz w:val="22"/>
           <w:szCs w:val="22"/>
-          <w:lang w:bidi="ar-SA"/>
-        </w:rPr>
-        <w:t>ה</w:t>
-      </w:r>
-      <w:r>
-        <w:rPr>
-          <w:rFonts w:ascii="Times New Roman" w:eastAsia="Times New Roman" w:hAnsi="Times New Roman" w:cs="Times New Roman"/>
+          <w:lang w:val="uk-UA" w:bidi="ar-SA"/>
+        </w:rPr>
+        <w:t>Arbeitsgruppe</w:t>
+      </w:r>
+      <w:proofErr w:type="spellEnd"/>
+      <w:r>
+        <w:rPr>
+          <w:rFonts w:hint="cs"/>
           <w:i/>
           <w:iCs/>
           <w:color w:val="404040"/>
           <w:sz w:val="22"/>
           <w:szCs w:val="22"/>
-          <w:lang w:bidi="ar-SA"/>
-        </w:rPr>
-        <w:t>hrung</w:t>
-      </w:r>
-      <w:proofErr w:type="spellEnd"/>
-      <w:r>
-        <w:rPr>
-          <w:rFonts w:ascii="Times New Roman" w:eastAsia="Times New Roman" w:hAnsi="Times New Roman" w:cs="Times New Roman"/>
+          <w:lang w:val="uk-UA" w:bidi="ar-SA"/>
+        </w:rPr>
+        <w:t xml:space="preserve"> </w:t>
+      </w:r>
+      <w:proofErr w:type="spellStart"/>
+      <w:r>
+        <w:rPr>
+          <w:rFonts w:hint="cs"/>
           <w:i/>
           <w:iCs/>
           <w:color w:val="404040"/>
           <w:sz w:val="22"/>
           <w:szCs w:val="22"/>
-          <w:lang w:bidi="ar-SA"/>
-        </w:rPr>
-        <w:t xml:space="preserve"> der Ukraine.</w:t>
+          <w:lang w:val="uk-UA" w:bidi="ar-SA"/>
+        </w:rPr>
+        <w:t>zur</w:t>
+      </w:r>
+      <w:proofErr w:type="spellEnd"/>
+      <w:r>
+        <w:rPr>
+          <w:rFonts w:hint="cs"/>
+          <w:i/>
+          <w:iCs/>
+          <w:color w:val="404040"/>
+          <w:sz w:val="22"/>
+          <w:szCs w:val="22"/>
+          <w:lang w:val="uk-UA" w:bidi="ar-SA"/>
+        </w:rPr>
+        <w:t xml:space="preserve"> </w:t>
+      </w:r>
+      <w:proofErr w:type="spellStart"/>
+      <w:r>
+        <w:rPr>
+          <w:rFonts w:hint="cs"/>
+          <w:i/>
+          <w:iCs/>
+          <w:color w:val="404040"/>
+          <w:sz w:val="22"/>
+          <w:szCs w:val="22"/>
+          <w:lang w:val="uk-UA" w:bidi="ar-SA"/>
+        </w:rPr>
+        <w:t>Entwicklung</w:t>
+      </w:r>
+      <w:proofErr w:type="spellEnd"/>
+      <w:r>
+        <w:rPr>
+          <w:rFonts w:hint="cs"/>
+          <w:i/>
+          <w:iCs/>
+          <w:color w:val="404040"/>
+          <w:sz w:val="22"/>
+          <w:szCs w:val="22"/>
+          <w:lang w:val="uk-UA" w:bidi="ar-SA"/>
+        </w:rPr>
+        <w:t xml:space="preserve"> </w:t>
+      </w:r>
+      <w:proofErr w:type="spellStart"/>
+      <w:r>
+        <w:rPr>
+          <w:rFonts w:hint="cs"/>
+          <w:i/>
+          <w:iCs/>
+          <w:color w:val="404040"/>
+          <w:sz w:val="22"/>
+          <w:szCs w:val="22"/>
+          <w:lang w:val="uk-UA" w:bidi="ar-SA"/>
+        </w:rPr>
+        <w:t>der</w:t>
+      </w:r>
+      <w:proofErr w:type="spellEnd"/>
+      <w:r>
+        <w:rPr>
+          <w:rFonts w:hint="cs"/>
+          <w:i/>
+          <w:iCs/>
+          <w:color w:val="404040"/>
+          <w:sz w:val="22"/>
+          <w:szCs w:val="22"/>
+          <w:lang w:val="uk-UA" w:bidi="ar-SA"/>
+        </w:rPr>
+        <w:t xml:space="preserve"> </w:t>
+      </w:r>
+      <w:proofErr w:type="spellStart"/>
+      <w:r>
+        <w:rPr>
+          <w:rFonts w:hint="cs"/>
+          <w:i/>
+          <w:iCs/>
+          <w:color w:val="404040"/>
+          <w:sz w:val="22"/>
+          <w:szCs w:val="22"/>
+          <w:lang w:val="uk-UA" w:bidi="ar-SA"/>
+        </w:rPr>
+        <w:t>Bienenzucht</w:t>
+      </w:r>
+      <w:proofErr w:type="spellEnd"/>
+      <w:r>
+        <w:rPr>
+          <w:rFonts w:hint="cs"/>
+          <w:i/>
+          <w:iCs/>
+          <w:color w:val="404040"/>
+          <w:sz w:val="22"/>
+          <w:szCs w:val="22"/>
+          <w:lang w:val="uk-UA" w:bidi="ar-SA"/>
+        </w:rPr>
+        <w:t xml:space="preserve"> </w:t>
+      </w:r>
+      <w:proofErr w:type="spellStart"/>
+      <w:r>
+        <w:rPr>
+          <w:rFonts w:hint="cs"/>
+          <w:i/>
+          <w:iCs/>
+          <w:color w:val="404040"/>
+          <w:sz w:val="22"/>
+          <w:szCs w:val="22"/>
+          <w:lang w:val="uk-UA" w:bidi="ar-SA"/>
+        </w:rPr>
+        <w:t>des</w:t>
+      </w:r>
+      <w:proofErr w:type="spellEnd"/>
+      <w:r>
+        <w:rPr>
+          <w:rFonts w:hint="cs"/>
+          <w:i/>
+          <w:iCs/>
+          <w:color w:val="404040"/>
+          <w:sz w:val="22"/>
+          <w:szCs w:val="22"/>
+          <w:lang w:val="uk-UA" w:bidi="ar-SA"/>
+        </w:rPr>
+        <w:t xml:space="preserve"> </w:t>
+      </w:r>
+      <w:proofErr w:type="spellStart"/>
+      <w:r>
+        <w:rPr>
+          <w:rFonts w:hint="cs"/>
+          <w:i/>
+          <w:iCs/>
+          <w:color w:val="404040"/>
+          <w:sz w:val="22"/>
+          <w:szCs w:val="22"/>
+          <w:lang w:val="uk-UA" w:bidi="ar-SA"/>
+        </w:rPr>
+        <w:t>Ministeriums</w:t>
+      </w:r>
+      <w:proofErr w:type="spellEnd"/>
+      <w:r>
+        <w:rPr>
+          <w:rFonts w:hint="cs"/>
+          <w:i/>
+          <w:iCs/>
+          <w:color w:val="404040"/>
+          <w:sz w:val="22"/>
+          <w:szCs w:val="22"/>
+          <w:lang w:val="uk-UA" w:bidi="ar-SA"/>
+        </w:rPr>
+        <w:t xml:space="preserve"> </w:t>
+      </w:r>
+      <w:proofErr w:type="spellStart"/>
+      <w:r>
+        <w:rPr>
+          <w:rFonts w:hint="cs"/>
+          <w:i/>
+          <w:iCs/>
+          <w:color w:val="404040"/>
+          <w:sz w:val="22"/>
+          <w:szCs w:val="22"/>
+          <w:lang w:val="uk-UA" w:bidi="ar-SA"/>
+        </w:rPr>
+        <w:t>für</w:t>
+      </w:r>
+      <w:proofErr w:type="spellEnd"/>
+      <w:r>
+        <w:rPr>
+          <w:rFonts w:hint="cs"/>
+          <w:i/>
+          <w:iCs/>
+          <w:color w:val="404040"/>
+          <w:sz w:val="22"/>
+          <w:szCs w:val="22"/>
+          <w:lang w:val="uk-UA" w:bidi="ar-SA"/>
+        </w:rPr>
+        <w:t xml:space="preserve"> </w:t>
+      </w:r>
+      <w:proofErr w:type="spellStart"/>
+      <w:r>
+        <w:rPr>
+          <w:rFonts w:hint="cs"/>
+          <w:i/>
+          <w:iCs/>
+          <w:color w:val="404040"/>
+          <w:sz w:val="22"/>
+          <w:szCs w:val="22"/>
+          <w:lang w:val="uk-UA" w:bidi="ar-SA"/>
+        </w:rPr>
+        <w:t>Agrarpolitik</w:t>
+      </w:r>
+      <w:proofErr w:type="spellEnd"/>
+      <w:r>
+        <w:rPr>
+          <w:rFonts w:hint="cs"/>
+          <w:i/>
+          <w:iCs/>
+          <w:color w:val="404040"/>
+          <w:sz w:val="22"/>
+          <w:szCs w:val="22"/>
+          <w:lang w:val="uk-UA" w:bidi="ar-SA"/>
+        </w:rPr>
+        <w:t xml:space="preserve"> </w:t>
+      </w:r>
+      <w:proofErr w:type="spellStart"/>
+      <w:r>
+        <w:rPr>
+          <w:rFonts w:hint="cs"/>
+          <w:i/>
+          <w:iCs/>
+          <w:color w:val="404040"/>
+          <w:sz w:val="22"/>
+          <w:szCs w:val="22"/>
+          <w:lang w:val="uk-UA" w:bidi="ar-SA"/>
+        </w:rPr>
+        <w:t>und</w:t>
+      </w:r>
+      <w:proofErr w:type="spellEnd"/>
+      <w:r>
+        <w:rPr>
+          <w:rFonts w:hint="cs"/>
+          <w:i/>
+          <w:iCs/>
+          <w:color w:val="404040"/>
+          <w:sz w:val="22"/>
+          <w:szCs w:val="22"/>
+          <w:lang w:val="uk-UA" w:bidi="ar-SA"/>
+        </w:rPr>
+        <w:t xml:space="preserve"> </w:t>
+      </w:r>
+      <w:proofErr w:type="spellStart"/>
+      <w:r>
+        <w:rPr>
+          <w:rFonts w:hint="cs"/>
+          <w:i/>
+          <w:iCs/>
+          <w:color w:val="404040"/>
+          <w:sz w:val="22"/>
+          <w:szCs w:val="22"/>
+          <w:lang w:val="uk-UA" w:bidi="ar-SA"/>
+        </w:rPr>
+        <w:t>Ernährung</w:t>
+      </w:r>
+      <w:proofErr w:type="spellEnd"/>
+      <w:r>
+        <w:rPr>
+          <w:rFonts w:hint="cs"/>
+          <w:i/>
+          <w:iCs/>
+          <w:color w:val="404040"/>
+          <w:sz w:val="22"/>
+          <w:szCs w:val="22"/>
+          <w:lang w:val="uk-UA" w:bidi="ar-SA"/>
+        </w:rPr>
+        <w:t xml:space="preserve"> </w:t>
+      </w:r>
+      <w:proofErr w:type="spellStart"/>
+      <w:r>
+        <w:rPr>
+          <w:rFonts w:hint="cs"/>
+          <w:i/>
+          <w:iCs/>
+          <w:color w:val="404040"/>
+          <w:sz w:val="22"/>
+          <w:szCs w:val="22"/>
+          <w:lang w:val="uk-UA" w:bidi="ar-SA"/>
+        </w:rPr>
+        <w:t>der</w:t>
+      </w:r>
+      <w:proofErr w:type="spellEnd"/>
+      <w:r>
+        <w:rPr>
+          <w:rFonts w:hint="cs"/>
+          <w:i/>
+          <w:iCs/>
+          <w:color w:val="404040"/>
+          <w:sz w:val="22"/>
+          <w:szCs w:val="22"/>
+          <w:lang w:val="uk-UA" w:bidi="ar-SA"/>
+        </w:rPr>
+        <w:t xml:space="preserve"> </w:t>
+      </w:r>
+      <w:proofErr w:type="spellStart"/>
+      <w:r>
+        <w:rPr>
+          <w:rFonts w:hint="cs"/>
+          <w:i/>
+          <w:iCs/>
+          <w:color w:val="404040"/>
+          <w:sz w:val="22"/>
+          <w:szCs w:val="22"/>
+          <w:lang w:val="uk-UA" w:bidi="ar-SA"/>
+        </w:rPr>
+        <w:t>Ukraine</w:t>
+      </w:r>
+      <w:proofErr w:type="spellEnd"/>
+      <w:r>
+        <w:rPr>
+          <w:rFonts w:hint="cs"/>
+          <w:i/>
+          <w:iCs/>
+          <w:color w:val="404040"/>
+          <w:sz w:val="22"/>
+          <w:szCs w:val="22"/>
+          <w:lang w:val="uk-UA" w:bidi="ar-SA"/>
+        </w:rPr>
+        <w:t>.</w:t>
       </w:r>
     </w:p>
     <w:p>
@@ -674,7 +1071,7 @@
         <w:pStyle w:val="3Vita-Containerberschrift"/>
         <w:ind w:left="2160" w:hanging="2160"/>
         <w:rPr>
-          <w:rFonts w:cs="Times New Roman"/>
+          <w:rFonts w:hint="cs"/>
           <w:sz w:val="22"/>
           <w:szCs w:val="22"/>
           <w:lang w:bidi="ar-SA"/>
@@ -683,6 +1080,7 @@
       <w:r>
         <w:rPr>
           <w:rStyle w:val="3Vita-Angabevorne"/>
+          <w:rFonts w:hint="cs"/>
           <w:sz w:val="18"/>
           <w:szCs w:val="18"/>
         </w:rPr>
@@ -691,6 +1089,7 @@
       <w:r>
         <w:rPr>
           <w:rStyle w:val="3Vita-Angabevorne"/>
+          <w:rFonts w:hint="cs"/>
           <w:sz w:val="18"/>
           <w:szCs w:val="18"/>
         </w:rPr>
@@ -698,7 +1097,7 @@
       </w:r>
       <w:r>
         <w:rPr>
-          <w:rFonts w:ascii="Times New Roman" w:hAnsi="Times New Roman" w:cs="Times New Roman"/>
+          <w:rFonts w:hint="cs"/>
           <w:b/>
           <w:bCs/>
           <w:color w:val="000000"/>
@@ -710,13 +1109,36 @@
       </w:r>
       <w:r>
         <w:rPr>
+          <w:rFonts w:hint="cs"/>
           <w:b/>
           <w:bCs/>
           <w:color w:val="000000"/>
           <w:sz w:val="22"/>
           <w:szCs w:val="22"/>
         </w:rPr>
-        <w:t xml:space="preserve"> Lebensmitteltechnologie, Kyjiw, Ukraine</w:t>
+        <w:t xml:space="preserve"> Lebensmitteltechnologie, </w:t>
+      </w:r>
+      <w:r>
+        <w:rPr>
+          <w:rFonts w:hint="cs"/>
+          <w:b/>
+          <w:bCs/>
+          <w:color w:val="000000"/>
+          <w:sz w:val="22"/>
+          <w:szCs w:val="22"/>
+        </w:rPr>
+        <w:t>Kiew</w:t>
+      </w:r>
+      <w:r>
+        <w:rPr>
+          <w:rFonts w:hint="cs"/>
+          <w:b/>
+          <w:bCs/>
+          <w:color w:val="000000"/>
+          <w:sz w:val="22"/>
+          <w:szCs w:val="22"/>
+        </w:rPr>
+        <w:t>, Ukraine</w:t>
       </w:r>
     </w:p>
     <w:p>
@@ -732,6 +1154,7 @@
         <w:spacing w:line="276" w:lineRule="auto"/>
         <w:ind w:left="2160"/>
         <w:rPr>
+          <w:rFonts w:hint="cs"/>
           <w:i/>
           <w:iCs/>
           <w:color w:val="404040"/>
@@ -741,7 +1164,7 @@
       </w:pPr>
       <w:r>
         <w:rPr>
-          <w:rFonts w:eastAsia="Times New Roman" w:cs="Times New Roman"/>
+          <w:rFonts w:eastAsia="Times New Roman" w:hint="cs"/>
           <w:i/>
           <w:iCs/>
           <w:color w:val="404040"/>
@@ -749,11 +1172,12 @@
           <w:szCs w:val="22"/>
           <w:lang w:bidi="ar-SA"/>
         </w:rPr>
-        <w:t>Funktionaler Verantwortlicher</w:t>
-      </w:r>
-      <w:r>
-        <w:rPr>
-          <w:rFonts w:ascii="Times New Roman" w:eastAsia="Times New Roman" w:hAnsi="Times New Roman" w:cs="Times New Roman"/>
+        <w:t xml:space="preserve">Funktionaler Verantwortlicher des Oberlehrers der </w:t>
+      </w:r>
+      <w:proofErr w:type="spellStart"/>
+      <w:r>
+        <w:rPr>
+          <w:rFonts w:eastAsia="Times New Roman" w:hint="cs"/>
           <w:i/>
           <w:iCs/>
           <w:color w:val="404040"/>
@@ -761,12 +1185,12 @@
           <w:szCs w:val="22"/>
           <w:lang w:bidi="ar-SA"/>
         </w:rPr>
-        <w:t xml:space="preserve"> des Oberlehrers der </w:t>
-      </w:r>
-      <w:proofErr w:type="spellStart"/>
-      <w:r>
-        <w:rPr>
-          <w:rFonts w:ascii="Times New Roman" w:eastAsia="Times New Roman" w:hAnsi="Times New Roman" w:cs="Times New Roman"/>
+        <w:t>Fakultהt</w:t>
+      </w:r>
+      <w:proofErr w:type="spellEnd"/>
+      <w:r>
+        <w:rPr>
+          <w:rFonts w:eastAsia="Times New Roman" w:hint="cs"/>
           <w:i/>
           <w:iCs/>
           <w:color w:val="404040"/>
@@ -774,11 +1198,12 @@
           <w:szCs w:val="22"/>
           <w:lang w:bidi="ar-SA"/>
         </w:rPr>
-        <w:t>Fakult</w:t>
-      </w:r>
-      <w:r>
-        <w:rPr>
-          <w:rFonts w:ascii="Times New Roman" w:eastAsia="Times New Roman" w:hAnsi="Times New Roman" w:cs="Times New Roman" w:hint="eastAsia"/>
+        <w:t xml:space="preserve"> </w:t>
+      </w:r>
+      <w:proofErr w:type="spellStart"/>
+      <w:r>
+        <w:rPr>
+          <w:rFonts w:eastAsia="Times New Roman" w:hint="cs"/>
           <w:i/>
           <w:iCs/>
           <w:color w:val="404040"/>
@@ -786,11 +1211,12 @@
           <w:szCs w:val="22"/>
           <w:lang w:bidi="ar-SA"/>
         </w:rPr>
-        <w:t>ה</w:t>
-      </w:r>
-      <w:r>
-        <w:rPr>
-          <w:rFonts w:ascii="Times New Roman" w:eastAsia="Times New Roman" w:hAnsi="Times New Roman" w:cs="Times New Roman"/>
+        <w:t>fr</w:t>
+      </w:r>
+      <w:proofErr w:type="spellEnd"/>
+      <w:r>
+        <w:rPr>
+          <w:rFonts w:eastAsia="Times New Roman" w:hint="cs"/>
           <w:i/>
           <w:iCs/>
           <w:color w:val="404040"/>
@@ -798,12 +1224,12 @@
           <w:szCs w:val="22"/>
           <w:lang w:bidi="ar-SA"/>
         </w:rPr>
-        <w:t>t</w:t>
-      </w:r>
-      <w:proofErr w:type="spellEnd"/>
-      <w:r>
-        <w:rPr>
-          <w:rFonts w:ascii="Times New Roman" w:eastAsia="Times New Roman" w:hAnsi="Times New Roman" w:cs="Times New Roman"/>
+        <w:t xml:space="preserve"> Physik der Nationalen Technischen </w:t>
+      </w:r>
+      <w:proofErr w:type="spellStart"/>
+      <w:r>
+        <w:rPr>
+          <w:rFonts w:eastAsia="Times New Roman" w:hint="cs"/>
           <w:i/>
           <w:iCs/>
           <w:color w:val="404040"/>
@@ -811,12 +1237,12 @@
           <w:szCs w:val="22"/>
           <w:lang w:bidi="ar-SA"/>
         </w:rPr>
-        <w:t xml:space="preserve"> </w:t>
-      </w:r>
-      <w:proofErr w:type="spellStart"/>
-      <w:r>
-        <w:rPr>
-          <w:rFonts w:ascii="Times New Roman" w:eastAsia="Times New Roman" w:hAnsi="Times New Roman" w:cs="Times New Roman"/>
+        <w:t>Universitהt</w:t>
+      </w:r>
+      <w:proofErr w:type="spellEnd"/>
+      <w:r>
+        <w:rPr>
+          <w:rFonts w:eastAsia="Times New Roman" w:hint="cs"/>
           <w:i/>
           <w:iCs/>
           <w:color w:val="404040"/>
@@ -824,120 +1250,34 @@
           <w:szCs w:val="22"/>
           <w:lang w:bidi="ar-SA"/>
         </w:rPr>
-        <w:t>fr</w:t>
-      </w:r>
-      <w:proofErr w:type="spellEnd"/>
-      <w:r>
-        <w:rPr>
-          <w:rFonts w:ascii="Times New Roman" w:eastAsia="Times New Roman" w:hAnsi="Times New Roman" w:cs="Times New Roman"/>
+        <w:t xml:space="preserve"> der Ukraine</w:t>
+      </w:r>
+      <w:r>
+        <w:rPr>
+          <w:rFonts w:hint="cs"/>
           <w:i/>
           <w:iCs/>
           <w:color w:val="404040"/>
           <w:sz w:val="22"/>
           <w:szCs w:val="22"/>
-          <w:lang w:bidi="ar-SA"/>
-        </w:rPr>
-        <w:t xml:space="preserve"> Physik der</w:t>
-      </w:r>
-      <w:r>
-        <w:rPr>
-          <w:rFonts w:eastAsia="Times New Roman" w:cs="Times New Roman"/>
-          <w:i/>
-          <w:iCs/>
-          <w:color w:val="404040"/>
-          <w:sz w:val="22"/>
-          <w:szCs w:val="22"/>
-          <w:lang w:bidi="ar-SA"/>
         </w:rPr>
         <w:t xml:space="preserve"> </w:t>
       </w:r>
-      <w:r>
-        <w:rPr>
-          <w:rFonts w:ascii="Times New Roman" w:eastAsia="Times New Roman" w:hAnsi="Times New Roman" w:cs="Times New Roman"/>
-          <w:i/>
-          <w:iCs/>
-          <w:color w:val="404040"/>
-          <w:sz w:val="22"/>
-          <w:szCs w:val="22"/>
-          <w:lang w:bidi="ar-SA"/>
-        </w:rPr>
-        <w:t xml:space="preserve">Nationalen Technischen </w:t>
-      </w:r>
-      <w:proofErr w:type="spellStart"/>
-      <w:r>
-        <w:rPr>
-          <w:rFonts w:ascii="Times New Roman" w:eastAsia="Times New Roman" w:hAnsi="Times New Roman" w:cs="Times New Roman"/>
-          <w:i/>
-          <w:iCs/>
-          <w:color w:val="404040"/>
-          <w:sz w:val="22"/>
-          <w:szCs w:val="22"/>
-          <w:lang w:bidi="ar-SA"/>
-        </w:rPr>
-        <w:t>Universit</w:t>
-      </w:r>
-      <w:r>
-        <w:rPr>
-          <w:rFonts w:ascii="Times New Roman" w:eastAsia="Times New Roman" w:hAnsi="Times New Roman" w:cs="Times New Roman" w:hint="eastAsia"/>
-          <w:i/>
-          <w:iCs/>
-          <w:color w:val="404040"/>
-          <w:sz w:val="22"/>
-          <w:szCs w:val="22"/>
-          <w:lang w:bidi="ar-SA"/>
-        </w:rPr>
-        <w:t>ה</w:t>
-      </w:r>
-      <w:r>
-        <w:rPr>
-          <w:rFonts w:ascii="Times New Roman" w:eastAsia="Times New Roman" w:hAnsi="Times New Roman" w:cs="Times New Roman"/>
-          <w:i/>
-          <w:iCs/>
-          <w:color w:val="404040"/>
-          <w:sz w:val="22"/>
-          <w:szCs w:val="22"/>
-          <w:lang w:bidi="ar-SA"/>
-        </w:rPr>
-        <w:t>t</w:t>
-      </w:r>
-      <w:proofErr w:type="spellEnd"/>
-      <w:r>
-        <w:rPr>
-          <w:rFonts w:ascii="Times New Roman" w:eastAsia="Times New Roman" w:hAnsi="Times New Roman" w:cs="Times New Roman"/>
-          <w:i/>
-          <w:iCs/>
-          <w:color w:val="404040"/>
-          <w:sz w:val="22"/>
-          <w:szCs w:val="22"/>
-          <w:lang w:bidi="ar-SA"/>
-        </w:rPr>
-        <w:t xml:space="preserve"> der Ukraine</w:t>
-      </w:r>
-      <w:r>
-        <w:rPr>
-          <w:i/>
-          <w:iCs/>
-          <w:color w:val="404040"/>
-          <w:sz w:val="22"/>
-          <w:szCs w:val="22"/>
-        </w:rPr>
-        <w:t xml:space="preserve"> </w:t>
-      </w:r>
     </w:p>
     <w:p>
       <w:pPr>
         <w:pStyle w:val="3Vita-BulletLevel1"/>
         <w:rPr>
-          <w:rFonts w:cs="Times New Roman"/>
-          <w:color w:val="404040"/>
-          <w:sz w:val="22"/>
-          <w:szCs w:val="22"/>
-          <w:lang w:bidi="ar-SA"/>
-        </w:rPr>
-      </w:pPr>
-      <w:r>
-        <w:rPr>
-          <w:rFonts w:ascii="Times New Roman" w:hAnsi="Times New Roman" w:cs="Times New Roman"/>
+          <w:rFonts w:hint="cs"/>
+          <w:color w:val="404040"/>
+          <w:sz w:val="22"/>
+          <w:szCs w:val="22"/>
+          <w:lang w:bidi="ar-SA"/>
+        </w:rPr>
+      </w:pPr>
+      <w:r>
+        <w:rPr>
+          <w:rFonts w:hint="cs"/>
           <w:color w:val="404040"/>
           <w:sz w:val="22"/>
           <w:szCs w:val="22"/>
@@ -950,41 +1290,25 @@
       <w:pPr>
         <w:pStyle w:val="3Vita-BulletLevel1"/>
         <w:rPr>
-          <w:rFonts w:cs="Times New Roman"/>
-          <w:color w:val="404040"/>
-          <w:sz w:val="22"/>
-          <w:szCs w:val="22"/>
-          <w:lang w:bidi="ar-SA"/>
-        </w:rPr>
-      </w:pPr>
-      <w:r>
-        <w:rPr>
-          <w:color w:val="404040"/>
-          <w:sz w:val="22"/>
-          <w:szCs w:val="22"/>
-        </w:rPr>
-        <w:t xml:space="preserve">Wissenschaftlicher Forschungsbereich: </w:t>
-      </w:r>
-      <w:r>
-        <w:rPr>
-          <w:rFonts w:hint="eastAsia"/>
-          <w:color w:val="404040"/>
-          <w:sz w:val="22"/>
-          <w:szCs w:val="22"/>
-        </w:rPr>
-        <w:t>„</w:t>
-      </w:r>
-      <w:r>
-        <w:rPr>
-          <w:color w:val="404040"/>
-          <w:sz w:val="22"/>
-          <w:szCs w:val="22"/>
-        </w:rPr>
-        <w:t>Physikalische M</w:t>
-      </w:r>
-      <w:r>
-        <w:rPr>
-          <w:rFonts w:ascii="Times New Roman" w:hAnsi="Times New Roman" w:cs="Times New Roman"/>
+          <w:rFonts w:hint="cs"/>
+          <w:color w:val="404040"/>
+          <w:sz w:val="22"/>
+          <w:szCs w:val="22"/>
+          <w:lang w:bidi="ar-SA"/>
+        </w:rPr>
+      </w:pPr>
+      <w:r>
+        <w:rPr>
+          <w:rFonts w:hint="cs"/>
+          <w:color w:val="404040"/>
+          <w:sz w:val="22"/>
+          <w:szCs w:val="22"/>
+        </w:rPr>
+        <w:t>Wissenschaftlicher Forschungsbereich: „Physikalische M</w:t>
+      </w:r>
+      <w:r>
+        <w:rPr>
+          <w:rFonts w:hint="cs"/>
           <w:color w:val="404040"/>
           <w:sz w:val="22"/>
           <w:szCs w:val="22"/>
@@ -997,16 +1321,16 @@
       <w:pPr>
         <w:pStyle w:val="3Vita-BulletLevel1"/>
         <w:rPr>
-          <w:rFonts w:cs="Times New Roman"/>
-          <w:color w:val="404040"/>
-          <w:sz w:val="22"/>
-          <w:szCs w:val="22"/>
-          <w:lang w:bidi="ar-SA"/>
-        </w:rPr>
-      </w:pPr>
-      <w:r>
-        <w:rPr>
-          <w:rFonts w:ascii="Times New Roman" w:hAnsi="Times New Roman" w:cs="Times New Roman"/>
+          <w:rFonts w:hint="cs"/>
+          <w:color w:val="404040"/>
+          <w:sz w:val="22"/>
+          <w:szCs w:val="22"/>
+          <w:lang w:bidi="ar-SA"/>
+        </w:rPr>
+      </w:pPr>
+      <w:r>
+        <w:rPr>
+          <w:rFonts w:hint="cs"/>
           <w:color w:val="404040"/>
           <w:sz w:val="22"/>
           <w:szCs w:val="22"/>
@@ -1020,7 +1344,7 @@
         <w:pStyle w:val="3Vita-Containerberschrift"/>
         <w:ind w:left="2160" w:hanging="2160"/>
         <w:rPr>
-          <w:rFonts w:cs="Times New Roman"/>
+          <w:rFonts w:hint="cs"/>
           <w:b/>
           <w:bCs/>
           <w:sz w:val="22"/>
@@ -1031,6 +1355,7 @@
       <w:r>
         <w:rPr>
           <w:rStyle w:val="3Vita-Angabevorne"/>
+          <w:rFonts w:hint="cs"/>
           <w:sz w:val="18"/>
           <w:szCs w:val="18"/>
           <w:lang w:val="en-US"/>
@@ -1040,6 +1365,7 @@
       <w:r>
         <w:rPr>
           <w:rStyle w:val="3Vita-Angabevorne"/>
+          <w:rFonts w:hint="cs"/>
           <w:sz w:val="18"/>
           <w:szCs w:val="18"/>
           <w:lang w:val="en-US"/>
@@ -1048,6 +1374,7 @@
       </w:r>
       <w:r>
         <w:rPr>
+          <w:rFonts w:hint="cs"/>
           <w:b/>
           <w:bCs/>
           <w:color w:val="000000"/>
@@ -1060,6 +1387,7 @@
       <w:proofErr w:type="spellStart"/>
       <w:r>
         <w:rPr>
+          <w:rFonts w:hint="cs"/>
           <w:b/>
           <w:bCs/>
           <w:color w:val="000000"/>
@@ -1072,6 +1400,7 @@
       <w:proofErr w:type="spellEnd"/>
       <w:r>
         <w:rPr>
+          <w:rFonts w:hint="cs"/>
           <w:b/>
           <w:bCs/>
           <w:color w:val="000000"/>
@@ -1081,9 +1410,9 @@
         </w:rPr>
         <w:t xml:space="preserve"> Institute for Metal Physics of the National Academy of Sciences of Ukraine, </w:t>
       </w:r>
-      <w:proofErr w:type="spellStart"/>
-      <w:r>
-        <w:rPr>
+      <w:r>
+        <w:rPr>
+          <w:rFonts w:hint="cs"/>
           <w:b/>
           <w:bCs/>
           <w:color w:val="000000"/>
@@ -1091,11 +1420,11 @@
           <w:szCs w:val="22"/>
           <w:lang w:val="en-US"/>
         </w:rPr>
-        <w:t>Kyjiw</w:t>
-      </w:r>
-      <w:proofErr w:type="spellEnd"/>
-      <w:r>
-        <w:rPr>
+        <w:t>Kiew</w:t>
+      </w:r>
+      <w:r>
+        <w:rPr>
+          <w:rFonts w:hint="cs"/>
           <w:b/>
           <w:bCs/>
           <w:color w:val="000000"/>
@@ -1112,6 +1441,7 @@
         <w:spacing w:before="0"/>
         <w:ind w:left="2160"/>
         <w:rPr>
+          <w:rFonts w:hint="cs"/>
           <w:i/>
           <w:iCs/>
           <w:color w:val="404040"/>
@@ -1121,6 +1451,7 @@
       </w:pPr>
       <w:r>
         <w:rPr>
+          <w:rFonts w:hint="cs"/>
           <w:i/>
           <w:iCs/>
           <w:color w:val="404040"/>
@@ -1134,125 +1465,67 @@
       <w:pPr>
         <w:pStyle w:val="3Vita-BulletLevel1"/>
         <w:rPr>
-          <w:rFonts w:cs="Times New Roman"/>
-          <w:color w:val="404040"/>
-          <w:sz w:val="22"/>
-          <w:szCs w:val="22"/>
-          <w:lang w:bidi="ar-SA"/>
-        </w:rPr>
-      </w:pPr>
-      <w:r>
-        <w:rPr>
-          <w:rFonts w:ascii="Times New Roman" w:eastAsia="Times New Roman" w:hAnsi="Times New Roman" w:cs="Times New Roman"/>
-          <w:color w:val="404040"/>
-          <w:sz w:val="22"/>
-          <w:szCs w:val="22"/>
-          <w:lang w:bidi="ar-SA"/>
-        </w:rPr>
-        <w:t xml:space="preserve">Forscher in der Abteilung </w:t>
+          <w:rFonts w:hint="cs"/>
+          <w:color w:val="404040"/>
+          <w:sz w:val="22"/>
+          <w:szCs w:val="22"/>
+          <w:lang w:bidi="ar-SA"/>
+        </w:rPr>
+      </w:pPr>
+      <w:r>
+        <w:rPr>
+          <w:rFonts w:hint="cs"/>
+          <w:color w:val="404040"/>
+          <w:sz w:val="22"/>
+          <w:szCs w:val="22"/>
+          <w:lang w:bidi="ar-SA"/>
+        </w:rPr>
+        <w:t>Forscher in der Abteilung für Festkörperoberflächenspektroskopie.</w:t>
+      </w:r>
+    </w:p>
+    <w:p>
+      <w:pPr>
+        <w:pStyle w:val="3Vita-BulletLevel1"/>
+        <w:rPr>
+          <w:rFonts w:hint="cs"/>
+          <w:color w:val="404040"/>
+          <w:sz w:val="22"/>
+          <w:szCs w:val="22"/>
+        </w:rPr>
+      </w:pPr>
+      <w:r>
+        <w:rPr>
+          <w:rFonts w:hint="cs"/>
+          <w:color w:val="404040"/>
+          <w:sz w:val="22"/>
+          <w:szCs w:val="22"/>
+          <w:lang w:bidi="ar-SA"/>
+        </w:rPr>
+        <w:t>Wartung und Durchführung von Experimenten am Ultrahochvaku</w:t>
+      </w:r>
+      <w:r>
+        <w:rPr>
+          <w:rFonts w:hint="cs"/>
+          <w:color w:val="404040"/>
+          <w:sz w:val="22"/>
+          <w:szCs w:val="22"/>
+        </w:rPr>
+        <w:t>um-</w:t>
       </w:r>
       <w:proofErr w:type="spellStart"/>
       <w:r>
         <w:rPr>
-          <w:rFonts w:ascii="Times New Roman" w:eastAsia="Times New Roman" w:hAnsi="Times New Roman" w:cs="Times New Roman"/>
-          <w:color w:val="404040"/>
-          <w:sz w:val="22"/>
-          <w:szCs w:val="22"/>
-          <w:lang w:bidi="ar-SA"/>
-        </w:rPr>
-        <w:t>Festk</w:t>
-      </w:r>
-      <w:r>
-        <w:rPr>
-          <w:rFonts w:ascii="Times New Roman" w:eastAsia="Times New Roman" w:hAnsi="Times New Roman" w:cs="Times New Roman" w:hint="eastAsia"/>
-          <w:color w:val="404040"/>
-          <w:sz w:val="22"/>
-          <w:szCs w:val="22"/>
-          <w:lang w:bidi="ar-SA"/>
-        </w:rPr>
-        <w:t>צ</w:t>
-      </w:r>
-      <w:r>
-        <w:rPr>
-          <w:rFonts w:ascii="Times New Roman" w:eastAsia="Times New Roman" w:hAnsi="Times New Roman" w:cs="Times New Roman"/>
-          <w:color w:val="404040"/>
-          <w:sz w:val="22"/>
-          <w:szCs w:val="22"/>
-          <w:lang w:bidi="ar-SA"/>
-        </w:rPr>
-        <w:t>rperoberfl</w:t>
-      </w:r>
-      <w:r>
-        <w:rPr>
-          <w:rFonts w:ascii="Times New Roman" w:eastAsia="Times New Roman" w:hAnsi="Times New Roman" w:cs="Times New Roman" w:hint="eastAsia"/>
-          <w:color w:val="404040"/>
-          <w:sz w:val="22"/>
-          <w:szCs w:val="22"/>
-          <w:lang w:bidi="ar-SA"/>
-        </w:rPr>
-        <w:t>ה</w:t>
-      </w:r>
-      <w:r>
-        <w:rPr>
-          <w:rFonts w:ascii="Times New Roman" w:eastAsia="Times New Roman" w:hAnsi="Times New Roman" w:cs="Times New Roman"/>
-          <w:color w:val="404040"/>
-          <w:sz w:val="22"/>
-          <w:szCs w:val="22"/>
-          <w:lang w:bidi="ar-SA"/>
-        </w:rPr>
-        <w:t>chenspektroskopie</w:t>
+          <w:rFonts w:hint="cs"/>
+          <w:color w:val="404040"/>
+          <w:sz w:val="22"/>
+          <w:szCs w:val="22"/>
+        </w:rPr>
+        <w:t>Rastersondenmikroskop</w:t>
       </w:r>
       <w:proofErr w:type="spellEnd"/>
       <w:r>
         <w:rPr>
-          <w:rFonts w:ascii="Times New Roman" w:eastAsia="Times New Roman" w:hAnsi="Times New Roman" w:cs="Times New Roman"/>
-          <w:color w:val="404040"/>
-          <w:sz w:val="22"/>
-          <w:szCs w:val="22"/>
-          <w:lang w:bidi="ar-SA"/>
-        </w:rPr>
-        <w:t xml:space="preserve">. </w:t>
-      </w:r>
-    </w:p>
-    <w:p>
-      <w:pPr>
-        <w:pStyle w:val="3Vita-BulletLevel1"/>
-        <w:rPr>
-          <w:color w:val="404040"/>
-          <w:sz w:val="22"/>
-          <w:szCs w:val="22"/>
-        </w:rPr>
-      </w:pPr>
-      <w:r>
-        <w:rPr>
-          <w:rFonts w:ascii="Times New Roman" w:hAnsi="Times New Roman" w:cs="Times New Roman"/>
-          <w:color w:val="404040"/>
-          <w:sz w:val="22"/>
-          <w:szCs w:val="22"/>
-          <w:lang w:bidi="ar-SA"/>
-        </w:rPr>
-        <w:t>Wartung und Durchführung von Experimenten am Ultrahochvaku</w:t>
-      </w:r>
-      <w:r>
-        <w:rPr>
-          <w:color w:val="404040"/>
-          <w:sz w:val="22"/>
-          <w:szCs w:val="22"/>
-        </w:rPr>
-        <w:t>um-</w:t>
-      </w:r>
-      <w:proofErr w:type="spellStart"/>
-      <w:r>
-        <w:rPr>
-          <w:color w:val="404040"/>
-          <w:sz w:val="22"/>
-          <w:szCs w:val="22"/>
-        </w:rPr>
-        <w:t>Rastersondenmikroskop</w:t>
-      </w:r>
-      <w:proofErr w:type="spellEnd"/>
-      <w:r>
-        <w:rPr>
+          <w:rFonts w:hint="cs"/>
           <w:color w:val="404040"/>
           <w:sz w:val="22"/>
           <w:szCs w:val="22"/>
@@ -1269,18 +1542,29 @@
         </w:numPr>
         <w:spacing w:after="0" w:line="276" w:lineRule="auto"/>
         <w:rPr>
-          <w:color w:val="404040"/>
-          <w:sz w:val="22"/>
-          <w:szCs w:val="22"/>
-        </w:rPr>
-      </w:pPr>
-      <w:r>
-        <w:rPr>
+          <w:rFonts w:hint="cs"/>
+          <w:color w:val="404040"/>
+          <w:sz w:val="22"/>
+          <w:szCs w:val="22"/>
+        </w:rPr>
+      </w:pPr>
+      <w:r>
+        <w:rPr>
+          <w:rFonts w:hint="cs"/>
           <w:color w:val="404040"/>
           <w:sz w:val="22"/>
           <w:szCs w:val="22"/>
         </w:rPr>
         <w:t>Rastertunnelmikroskopie von Halbleiterstrukturen</w:t>
+      </w:r>
+      <w:r>
+        <w:rPr>
+          <w:rFonts w:hint="cs"/>
+          <w:color w:val="404040"/>
+          <w:sz w:val="22"/>
+          <w:szCs w:val="22"/>
+        </w:rPr>
+        <w:t xml:space="preserve"> (STM)</w:t>
       </w:r>
     </w:p>
     <w:p>
@@ -1292,7 +1576,7 @@
         </w:numPr>
         <w:spacing w:after="0" w:line="276" w:lineRule="auto"/>
         <w:rPr>
-          <w:rFonts w:cs="Times New Roman"/>
+          <w:rFonts w:hint="cs"/>
           <w:color w:val="404040"/>
           <w:sz w:val="22"/>
           <w:szCs w:val="22"/>
@@ -1302,7 +1586,7 @@
       <w:proofErr w:type="spellStart"/>
       <w:r>
         <w:rPr>
-          <w:rFonts w:ascii="Times New Roman" w:hAnsi="Times New Roman" w:cs="Times New Roman"/>
+          <w:rFonts w:hint="cs"/>
           <w:color w:val="404040"/>
           <w:sz w:val="22"/>
           <w:szCs w:val="22"/>
@@ -1311,6 +1595,16 @@
         <w:t>Röntgenphotoelektronenspektroskopie</w:t>
       </w:r>
       <w:proofErr w:type="spellEnd"/>
+      <w:r>
+        <w:rPr>
+          <w:rFonts w:hint="cs"/>
+          <w:color w:val="404040"/>
+          <w:sz w:val="22"/>
+          <w:szCs w:val="22"/>
+          <w:lang w:bidi="ar-SA"/>
+        </w:rPr>
+        <w:t xml:space="preserve"> (XPS)</w:t>
+      </w:r>
     </w:p>
     <w:p>
       <w:pPr>
@@ -1319,101 +1613,55 @@
           <w:ilvl w:val="3"/>
           <w:numId w:val="17"/>
         </w:numPr>
-        <w:spacing w:after="0" w:line="276" w:lineRule="auto"/>
-        <w:rPr>
-          <w:rFonts w:cs="Times New Roman"/>
-          <w:color w:val="404040"/>
-          <w:sz w:val="22"/>
-          <w:szCs w:val="22"/>
-          <w:lang w:bidi="ar-SA"/>
-        </w:rPr>
-      </w:pPr>
-      <w:proofErr w:type="spellStart"/>
-      <w:r>
-        <w:rPr>
-          <w:color w:val="404040"/>
-          <w:sz w:val="22"/>
-          <w:szCs w:val="22"/>
-        </w:rPr>
-        <w:t>Rasterkraftmikroskopie</w:t>
-      </w:r>
-      <w:r>
-        <w:rPr>
-          <w:rFonts w:ascii="Times New Roman" w:hAnsi="Times New Roman" w:cs="Times New Roman"/>
-          <w:color w:val="404040"/>
-          <w:sz w:val="22"/>
-          <w:szCs w:val="22"/>
-          <w:lang w:bidi="ar-SA"/>
-        </w:rPr>
-        <w:t>Verantwortlich</w:t>
-      </w:r>
-      <w:proofErr w:type="spellEnd"/>
-      <w:r>
-        <w:rPr>
-          <w:rFonts w:ascii="Times New Roman" w:hAnsi="Times New Roman" w:cs="Times New Roman"/>
-          <w:color w:val="404040"/>
-          <w:sz w:val="22"/>
-          <w:szCs w:val="22"/>
-          <w:lang w:bidi="ar-SA"/>
-        </w:rPr>
-        <w:t xml:space="preserve"> für Fernunterricht und Bildungsarbeit am Fachbereich.</w:t>
+        <w:spacing w:line="276" w:lineRule="auto"/>
+        <w:rPr>
+          <w:rFonts w:hint="cs"/>
+          <w:color w:val="404040"/>
+          <w:sz w:val="22"/>
+          <w:szCs w:val="22"/>
+          <w:lang w:bidi="ar-SA"/>
+        </w:rPr>
+      </w:pPr>
+      <w:r>
+        <w:rPr>
+          <w:rFonts w:hint="cs"/>
+          <w:color w:val="404040"/>
+          <w:sz w:val="22"/>
+          <w:szCs w:val="22"/>
+          <w:lang w:bidi="ar-SA"/>
+        </w:rPr>
+        <w:t>Rasterkraftmikroskopie (AFM)</w:t>
       </w:r>
     </w:p>
     <w:p>
       <w:pPr>
         <w:pStyle w:val="3Vita-BulletLevel1"/>
         <w:rPr>
-          <w:rFonts w:cs="Times New Roman"/>
-          <w:color w:val="404040"/>
-          <w:sz w:val="22"/>
-          <w:szCs w:val="22"/>
-          <w:lang w:bidi="ar-SA"/>
-        </w:rPr>
-      </w:pPr>
-      <w:r>
-        <w:rPr>
-          <w:rFonts w:ascii="Times New Roman" w:hAnsi="Times New Roman" w:cs="Times New Roman"/>
-          <w:color w:val="404040"/>
-          <w:sz w:val="22"/>
-          <w:szCs w:val="22"/>
-          <w:lang w:bidi="ar-SA"/>
-        </w:rPr>
-        <w:t xml:space="preserve">Verantwortlicher für das Labor </w:t>
-      </w:r>
-      <w:r>
-        <w:rPr>
-          <w:rFonts w:cs="MS PGothic" w:hint="eastAsia"/>
-          <w:color w:val="404040"/>
-          <w:sz w:val="22"/>
-          <w:szCs w:val="22"/>
-          <w:lang w:bidi="ar-SA"/>
-        </w:rPr>
-        <w:t>„</w:t>
-      </w:r>
-      <w:r>
-        <w:rPr>
-          <w:color w:val="404040"/>
-          <w:sz w:val="22"/>
-          <w:szCs w:val="22"/>
-        </w:rPr>
-        <w:t>SPM</w:t>
-      </w:r>
-      <w:r>
-        <w:rPr>
-          <w:rFonts w:hint="eastAsia"/>
-          <w:color w:val="404040"/>
-          <w:sz w:val="22"/>
-          <w:szCs w:val="22"/>
-        </w:rPr>
-        <w:t>“</w:t>
-      </w:r>
-      <w:r>
-        <w:rPr>
-          <w:color w:val="404040"/>
-          <w:sz w:val="22"/>
-          <w:szCs w:val="22"/>
-        </w:rPr>
-        <w:t>.</w:t>
+          <w:rFonts w:hint="cs"/>
+          <w:color w:val="404040"/>
+          <w:sz w:val="22"/>
+          <w:szCs w:val="22"/>
+          <w:lang w:bidi="ar-SA"/>
+        </w:rPr>
+      </w:pPr>
+      <w:r>
+        <w:rPr>
+          <w:rFonts w:hint="cs"/>
+          <w:color w:val="404040"/>
+          <w:sz w:val="22"/>
+          <w:szCs w:val="22"/>
+          <w:lang w:bidi="ar-SA"/>
+        </w:rPr>
+        <w:t>Verantwortlicher für das Labor „</w:t>
+      </w:r>
+      <w:r>
+        <w:rPr>
+          <w:rFonts w:hint="cs"/>
+          <w:color w:val="404040"/>
+          <w:sz w:val="22"/>
+          <w:szCs w:val="22"/>
+        </w:rPr>
+        <w:t>SPM“.</w:t>
       </w:r>
     </w:p>
     <w:p>
@@ -1422,7 +1670,7 @@
         <w:spacing w:line="276" w:lineRule="auto"/>
         <w:ind w:left="2160" w:hanging="2160"/>
         <w:rPr>
-          <w:rFonts w:cs="Times New Roman"/>
+          <w:rFonts w:hint="cs"/>
           <w:sz w:val="22"/>
           <w:szCs w:val="22"/>
           <w:lang w:bidi="ar-SA"/>
@@ -1431,77 +1679,23 @@
       <w:r>
         <w:rPr>
           <w:rStyle w:val="3Vita-Angabevorne"/>
+          <w:rFonts w:hint="cs"/>
           <w:sz w:val="18"/>
           <w:szCs w:val="18"/>
         </w:rPr>
         <w:lastRenderedPageBreak/>
-        <w:t>0</w:t>
-      </w:r>
-      <w:r>
-        <w:rPr>
-          <w:rStyle w:val="3Vita-Angabevorne"/>
-          <w:sz w:val="18"/>
-          <w:szCs w:val="18"/>
-        </w:rPr>
-        <w:t>9</w:t>
-      </w:r>
-      <w:r>
-        <w:rPr>
-          <w:rStyle w:val="3Vita-Angabevorne"/>
-          <w:sz w:val="18"/>
-          <w:szCs w:val="18"/>
-        </w:rPr>
-        <w:t>.20</w:t>
-      </w:r>
-      <w:r>
-        <w:rPr>
-          <w:rStyle w:val="3Vita-Angabevorne"/>
-          <w:sz w:val="18"/>
-          <w:szCs w:val="18"/>
-        </w:rPr>
-        <w:t>02</w:t>
-      </w:r>
-      <w:r>
-        <w:rPr>
-          <w:rStyle w:val="3Vita-Angabevorne"/>
-          <w:sz w:val="18"/>
-          <w:szCs w:val="18"/>
-        </w:rPr>
-        <w:t xml:space="preserve"> – 0</w:t>
-      </w:r>
-      <w:r>
-        <w:rPr>
-          <w:rStyle w:val="3Vita-Angabevorne"/>
-          <w:sz w:val="18"/>
-          <w:szCs w:val="18"/>
-        </w:rPr>
-        <w:t>1</w:t>
-      </w:r>
-      <w:r>
-        <w:rPr>
-          <w:rStyle w:val="3Vita-Angabevorne"/>
-          <w:sz w:val="18"/>
-          <w:szCs w:val="18"/>
-        </w:rPr>
-        <w:t>.20</w:t>
-      </w:r>
-      <w:r>
-        <w:rPr>
-          <w:rStyle w:val="3Vita-Angabevorne"/>
-          <w:sz w:val="18"/>
-          <w:szCs w:val="18"/>
-        </w:rPr>
-        <w:t>04</w:t>
-      </w:r>
-      <w:r>
-        <w:rPr>
-          <w:rFonts w:cs="Times New Roman"/>
+        <w:t>09.2002 – 01.2004</w:t>
+      </w:r>
+      <w:r>
+        <w:rPr>
+          <w:rFonts w:hint="cs"/>
           <w:lang w:bidi="ar-SA"/>
         </w:rPr>
         <w:tab/>
       </w:r>
       <w:r>
         <w:rPr>
+          <w:rFonts w:hint="cs"/>
           <w:b/>
           <w:bCs/>
           <w:color w:val="000000"/>
@@ -1513,6 +1707,7 @@
       <w:proofErr w:type="spellStart"/>
       <w:r>
         <w:rPr>
+          <w:rFonts w:hint="cs"/>
           <w:b/>
           <w:bCs/>
           <w:color w:val="000000"/>
@@ -1524,6 +1719,7 @@
       <w:proofErr w:type="spellEnd"/>
       <w:r>
         <w:rPr>
+          <w:rFonts w:hint="cs"/>
           <w:b/>
           <w:bCs/>
           <w:color w:val="000000"/>
@@ -1539,7 +1735,7 @@
         <w:spacing w:before="0" w:after="0" w:line="276" w:lineRule="auto"/>
         <w:ind w:left="2160" w:firstLine="32"/>
         <w:rPr>
-          <w:rFonts w:cs="Times New Roman"/>
+          <w:rFonts w:hint="cs"/>
           <w:i/>
           <w:iCs/>
           <w:color w:val="404040"/>
@@ -1551,7 +1747,7 @@
       </w:pPr>
       <w:r>
         <w:rPr>
-          <w:rFonts w:ascii="Times New Roman" w:hAnsi="Times New Roman" w:cs="Times New Roman"/>
+          <w:rFonts w:hint="cs"/>
           <w:i/>
           <w:iCs/>
           <w:color w:val="404040"/>
@@ -1563,6 +1759,7 @@
       </w:r>
       <w:r>
         <w:rPr>
+          <w:rFonts w:hint="cs"/>
           <w:i/>
           <w:iCs/>
           <w:color w:val="404040"/>
@@ -1577,15 +1774,16 @@
         <w:pStyle w:val="3Vita-BulletLevel1"/>
         <w:ind w:hanging="363"/>
         <w:rPr>
-          <w:rFonts w:cs="Times New Roman"/>
-          <w:color w:val="404040"/>
-          <w:sz w:val="22"/>
-          <w:szCs w:val="22"/>
-          <w:lang w:bidi="ar-SA"/>
-        </w:rPr>
-      </w:pPr>
-      <w:r>
-        <w:rPr>
+          <w:rFonts w:hint="cs"/>
+          <w:color w:val="404040"/>
+          <w:sz w:val="22"/>
+          <w:szCs w:val="22"/>
+          <w:lang w:bidi="ar-SA"/>
+        </w:rPr>
+      </w:pPr>
+      <w:r>
+        <w:rPr>
+          <w:rFonts w:hint="cs"/>
           <w:color w:val="404040"/>
           <w:sz w:val="22"/>
           <w:szCs w:val="22"/>
@@ -1599,7 +1797,7 @@
         <w:spacing w:line="276" w:lineRule="auto"/>
         <w:ind w:left="2160" w:hanging="2160"/>
         <w:rPr>
-          <w:rFonts w:cs="Times New Roman"/>
+          <w:rFonts w:hint="cs"/>
           <w:sz w:val="22"/>
           <w:szCs w:val="22"/>
           <w:lang w:bidi="ar-SA"/>
@@ -1608,76 +1806,22 @@
       <w:r>
         <w:rPr>
           <w:rStyle w:val="3Vita-Angabevorne"/>
+          <w:rFonts w:hint="cs"/>
           <w:sz w:val="18"/>
           <w:szCs w:val="18"/>
         </w:rPr>
-        <w:t>0</w:t>
-      </w:r>
-      <w:r>
-        <w:rPr>
-          <w:rStyle w:val="3Vita-Angabevorne"/>
-          <w:sz w:val="18"/>
-          <w:szCs w:val="18"/>
-        </w:rPr>
-        <w:t>9</w:t>
-      </w:r>
-      <w:r>
-        <w:rPr>
-          <w:rStyle w:val="3Vita-Angabevorne"/>
-          <w:sz w:val="18"/>
-          <w:szCs w:val="18"/>
-        </w:rPr>
-        <w:t>.20</w:t>
-      </w:r>
-      <w:r>
-        <w:rPr>
-          <w:rStyle w:val="3Vita-Angabevorne"/>
-          <w:sz w:val="18"/>
-          <w:szCs w:val="18"/>
-        </w:rPr>
-        <w:t>02</w:t>
-      </w:r>
-      <w:r>
-        <w:rPr>
-          <w:rStyle w:val="3Vita-Angabevorne"/>
-          <w:sz w:val="18"/>
-          <w:szCs w:val="18"/>
-        </w:rPr>
-        <w:t xml:space="preserve"> – 0</w:t>
-      </w:r>
-      <w:r>
-        <w:rPr>
-          <w:rStyle w:val="3Vita-Angabevorne"/>
-          <w:sz w:val="18"/>
-          <w:szCs w:val="18"/>
-        </w:rPr>
-        <w:t>9</w:t>
-      </w:r>
-      <w:r>
-        <w:rPr>
-          <w:rStyle w:val="3Vita-Angabevorne"/>
-          <w:sz w:val="18"/>
-          <w:szCs w:val="18"/>
-        </w:rPr>
-        <w:t>.20</w:t>
-      </w:r>
-      <w:r>
-        <w:rPr>
-          <w:rStyle w:val="3Vita-Angabevorne"/>
-          <w:sz w:val="18"/>
-          <w:szCs w:val="18"/>
-        </w:rPr>
-        <w:t>03</w:t>
-      </w:r>
-      <w:r>
-        <w:rPr>
-          <w:rFonts w:cs="Times New Roman"/>
+        <w:t>09.2002 – 09.2003</w:t>
+      </w:r>
+      <w:r>
+        <w:rPr>
+          <w:rFonts w:hint="cs"/>
           <w:lang w:bidi="ar-SA"/>
         </w:rPr>
         <w:tab/>
       </w:r>
       <w:r>
         <w:rPr>
+          <w:rFonts w:hint="cs"/>
           <w:b/>
           <w:bCs/>
           <w:color w:val="000000"/>
@@ -1689,6 +1833,7 @@
       <w:proofErr w:type="spellStart"/>
       <w:r>
         <w:rPr>
+          <w:rFonts w:hint="cs"/>
           <w:b/>
           <w:bCs/>
           <w:color w:val="000000"/>
@@ -1700,6 +1845,7 @@
       <w:proofErr w:type="spellEnd"/>
       <w:r>
         <w:rPr>
+          <w:rFonts w:hint="cs"/>
           <w:b/>
           <w:bCs/>
           <w:color w:val="000000"/>
@@ -1715,7 +1861,7 @@
         <w:spacing w:before="0" w:after="0" w:line="276" w:lineRule="auto"/>
         <w:ind w:left="2160" w:firstLine="32"/>
         <w:rPr>
-          <w:rFonts w:cs="Times New Roman"/>
+          <w:rFonts w:hint="cs"/>
           <w:i/>
           <w:iCs/>
           <w:color w:val="404040"/>
@@ -1727,7 +1873,7 @@
       </w:pPr>
       <w:r>
         <w:rPr>
-          <w:rFonts w:ascii="Times New Roman" w:hAnsi="Times New Roman" w:cs="Times New Roman"/>
+          <w:rFonts w:hint="cs"/>
           <w:i/>
           <w:iCs/>
           <w:color w:val="404040"/>
@@ -1739,6 +1885,7 @@
       </w:r>
       <w:r>
         <w:rPr>
+          <w:rFonts w:hint="cs"/>
           <w:i/>
           <w:iCs/>
           <w:color w:val="404040"/>
@@ -1753,13 +1900,15 @@
         <w:pStyle w:val="3Vita-BulletLevel1"/>
         <w:ind w:hanging="363"/>
         <w:rPr>
-          <w:color w:val="404040"/>
-          <w:sz w:val="22"/>
-          <w:szCs w:val="22"/>
-        </w:rPr>
-      </w:pPr>
-      <w:r>
-        <w:rPr>
+          <w:rFonts w:hint="cs"/>
+          <w:color w:val="404040"/>
+          <w:sz w:val="22"/>
+          <w:szCs w:val="22"/>
+        </w:rPr>
+      </w:pPr>
+      <w:r>
+        <w:rPr>
+          <w:rFonts w:hint="cs"/>
           <w:color w:val="404040"/>
           <w:sz w:val="22"/>
           <w:szCs w:val="22"/>
@@ -1771,20 +1920,20 @@
       <w:pPr>
         <w:pStyle w:val="3Vita-Containerberschrift"/>
         <w:rPr>
-          <w:rFonts w:cs="Times New Roman"/>
-          <w:lang w:bidi="ar-SA"/>
-        </w:rPr>
-      </w:pPr>
-      <w:r>
-        <w:rPr>
-          <w:rFonts w:cs="Times New Roman"/>
+          <w:rFonts w:hint="cs"/>
+          <w:lang w:bidi="ar-SA"/>
+        </w:rPr>
+      </w:pPr>
+      <w:r>
+        <w:rPr>
+          <w:rFonts w:hint="cs"/>
           <w:noProof/>
           <w:lang w:bidi="ar-SA"/>
         </w:rPr>
       </w:r>
       <w:r>
         <w:rPr>
-          <w:rFonts w:cs="Times New Roman"/>
+          <w:rFonts w:hint="cs"/>
           <w:noProof/>
           <w:lang w:bidi="ar-SA"/>
         </w:rPr>
@@ -1817,7 +1966,7 @@
         <w:pStyle w:val="3Vita-Stelle"/>
         <w:spacing w:line="276" w:lineRule="auto"/>
         <w:rPr>
-          <w:rFonts w:cs="Times New Roman"/>
+          <w:rFonts w:hint="cs"/>
           <w:sz w:val="22"/>
           <w:szCs w:val="22"/>
           <w:lang w:bidi="ar-SA"/>
@@ -1826,102 +1975,75 @@
       <w:r>
         <w:rPr>
           <w:rStyle w:val="3Vita-Angabevorne"/>
+          <w:rFonts w:hint="cs"/>
           <w:b w:val="0"/>
           <w:bCs w:val="0"/>
           <w:sz w:val="18"/>
           <w:szCs w:val="18"/>
         </w:rPr>
-        <w:t>09</w:t>
-      </w:r>
-      <w:r>
-        <w:rPr>
-          <w:rStyle w:val="3Vita-Angabevorne"/>
-          <w:b w:val="0"/>
-          <w:bCs w:val="0"/>
-          <w:sz w:val="18"/>
-          <w:szCs w:val="18"/>
-        </w:rPr>
-        <w:t>.</w:t>
-      </w:r>
-      <w:r>
-        <w:rPr>
-          <w:rStyle w:val="3Vita-Angabevorne"/>
-          <w:b w:val="0"/>
-          <w:bCs w:val="0"/>
-          <w:sz w:val="18"/>
-          <w:szCs w:val="18"/>
-        </w:rPr>
-        <w:t>1997</w:t>
-      </w:r>
-      <w:r>
-        <w:rPr>
-          <w:rStyle w:val="3Vita-Angabevorne"/>
-          <w:b w:val="0"/>
-          <w:bCs w:val="0"/>
-          <w:sz w:val="18"/>
-          <w:szCs w:val="18"/>
-        </w:rPr>
-        <w:t xml:space="preserve"> – 0</w:t>
-      </w:r>
-      <w:r>
-        <w:rPr>
-          <w:rStyle w:val="3Vita-Angabevorne"/>
-          <w:b w:val="0"/>
-          <w:bCs w:val="0"/>
-          <w:sz w:val="18"/>
-          <w:szCs w:val="18"/>
-        </w:rPr>
-        <w:t>6</w:t>
-      </w:r>
-      <w:r>
-        <w:rPr>
-          <w:rStyle w:val="3Vita-Angabevorne"/>
-          <w:b w:val="0"/>
-          <w:bCs w:val="0"/>
-          <w:sz w:val="18"/>
-          <w:szCs w:val="18"/>
-        </w:rPr>
-        <w:t>.2</w:t>
-      </w:r>
-      <w:r>
-        <w:rPr>
-          <w:rStyle w:val="3Vita-Angabevorne"/>
-          <w:b w:val="0"/>
-          <w:bCs w:val="0"/>
-          <w:sz w:val="18"/>
-          <w:szCs w:val="18"/>
-        </w:rPr>
-        <w:t>003</w:t>
-      </w:r>
-      <w:r>
-        <w:rPr>
-          <w:rFonts w:cs="Times New Roman"/>
+        <w:t>09.1997 – 06.2003</w:t>
+      </w:r>
+      <w:r>
+        <w:rPr>
+          <w:rFonts w:hint="cs"/>
           <w:lang w:bidi="ar-SA"/>
         </w:rPr>
         <w:tab/>
       </w:r>
       <w:r>
         <w:rPr>
-          <w:rFonts w:ascii="Times New Roman" w:hAnsi="Times New Roman" w:cs="Times New Roman"/>
+          <w:rFonts w:hint="cs"/>
           <w:color w:val="000000"/>
           <w:sz w:val="22"/>
           <w:szCs w:val="22"/>
           <w:lang w:bidi="ar-SA"/>
         </w:rPr>
-        <w:t>Nationale Taras-Schewtschenko-Universität, Kyjiw, Ukraine</w:t>
+        <w:t xml:space="preserve">Nationale Taras-Schewtschenko-Universität, </w:t>
+      </w:r>
+      <w:r>
+        <w:rPr>
+          <w:rFonts w:hint="cs"/>
+          <w:color w:val="000000"/>
+          <w:sz w:val="22"/>
+          <w:szCs w:val="22"/>
+        </w:rPr>
+        <w:t>Kie</w:t>
+      </w:r>
+      <w:r>
+        <w:rPr>
+          <w:rFonts w:hint="cs"/>
+          <w:b w:val="0"/>
+          <w:bCs w:val="0"/>
+          <w:color w:val="000000"/>
+          <w:sz w:val="22"/>
+          <w:szCs w:val="22"/>
+        </w:rPr>
+        <w:t>w</w:t>
+      </w:r>
+      <w:r>
+        <w:rPr>
+          <w:rFonts w:hint="cs"/>
+          <w:color w:val="000000"/>
+          <w:sz w:val="22"/>
+          <w:szCs w:val="22"/>
+          <w:lang w:bidi="ar-SA"/>
+        </w:rPr>
+        <w:t>, Ukraine</w:t>
       </w:r>
     </w:p>
     <w:p>
       <w:pPr>
         <w:pStyle w:val="3Vita-Spezi"/>
         <w:rPr>
-          <w:color w:val="404040"/>
-          <w:sz w:val="22"/>
-          <w:szCs w:val="22"/>
-        </w:rPr>
-      </w:pPr>
-      <w:r>
-        <w:rPr>
+          <w:rFonts w:hint="cs"/>
+          <w:color w:val="404040"/>
+          <w:sz w:val="22"/>
+          <w:szCs w:val="22"/>
+        </w:rPr>
+      </w:pPr>
+      <w:r>
+        <w:rPr>
+          <w:rFonts w:hint="cs"/>
           <w:color w:val="404040"/>
           <w:sz w:val="22"/>
           <w:szCs w:val="22"/>
@@ -1933,14 +2055,15 @@
       <w:pPr>
         <w:pStyle w:val="3Vita-SpeziText"/>
         <w:rPr>
-          <w:rFonts w:cs="Times New Roman"/>
-          <w:sz w:val="22"/>
-          <w:szCs w:val="22"/>
-          <w:lang w:bidi="ar-SA"/>
-        </w:rPr>
-      </w:pPr>
-      <w:r>
-        <w:rPr>
+          <w:rFonts w:hint="cs"/>
+          <w:sz w:val="22"/>
+          <w:szCs w:val="22"/>
+          <w:lang w:bidi="ar-SA"/>
+        </w:rPr>
+      </w:pPr>
+      <w:r>
+        <w:rPr>
+          <w:rFonts w:hint="cs"/>
           <w:sz w:val="22"/>
           <w:szCs w:val="22"/>
         </w:rPr>
@@ -1955,7 +2078,7 @@
         </w:tabs>
         <w:spacing w:line="276" w:lineRule="auto"/>
         <w:rPr>
-          <w:rFonts w:cs="Times New Roman"/>
+          <w:rFonts w:hint="cs"/>
           <w:sz w:val="22"/>
           <w:szCs w:val="22"/>
           <w:lang w:bidi="ar-SA"/>
@@ -1964,92 +2087,24 @@
       <w:r>
         <w:rPr>
           <w:rStyle w:val="3Vita-Angabevorne"/>
+          <w:rFonts w:hint="cs"/>
           <w:b w:val="0"/>
           <w:bCs w:val="0"/>
           <w:sz w:val="18"/>
           <w:szCs w:val="18"/>
         </w:rPr>
-        <w:t>0</w:t>
-      </w:r>
-      <w:r>
-        <w:rPr>
-          <w:rStyle w:val="3Vita-Angabevorne"/>
-          <w:b w:val="0"/>
-          <w:bCs w:val="0"/>
-          <w:sz w:val="18"/>
-          <w:szCs w:val="18"/>
-        </w:rPr>
-        <w:t>9</w:t>
-      </w:r>
-      <w:r>
-        <w:rPr>
-          <w:rStyle w:val="3Vita-Angabevorne"/>
-          <w:b w:val="0"/>
-          <w:bCs w:val="0"/>
-          <w:sz w:val="18"/>
-          <w:szCs w:val="18"/>
-        </w:rPr>
-        <w:t>.</w:t>
-      </w:r>
-      <w:r>
-        <w:rPr>
-          <w:rStyle w:val="3Vita-Angabevorne"/>
-          <w:b w:val="0"/>
-          <w:bCs w:val="0"/>
-          <w:sz w:val="18"/>
-          <w:szCs w:val="18"/>
-        </w:rPr>
-        <w:t>1986</w:t>
-      </w:r>
-      <w:r>
-        <w:rPr>
-          <w:rStyle w:val="3Vita-Angabevorne"/>
-          <w:b w:val="0"/>
-          <w:bCs w:val="0"/>
-          <w:sz w:val="18"/>
-          <w:szCs w:val="18"/>
-        </w:rPr>
-        <w:t xml:space="preserve"> – 0</w:t>
-      </w:r>
-      <w:r>
-        <w:rPr>
-          <w:rStyle w:val="3Vita-Angabevorne"/>
-          <w:b w:val="0"/>
-          <w:bCs w:val="0"/>
-          <w:sz w:val="18"/>
-          <w:szCs w:val="18"/>
-        </w:rPr>
-        <w:t>5</w:t>
-      </w:r>
-      <w:r>
-        <w:rPr>
-          <w:rStyle w:val="3Vita-Angabevorne"/>
-          <w:b w:val="0"/>
-          <w:bCs w:val="0"/>
-          <w:sz w:val="18"/>
-          <w:szCs w:val="18"/>
-        </w:rPr>
-        <w:t>.</w:t>
-      </w:r>
-      <w:r>
-        <w:rPr>
-          <w:rStyle w:val="3Vita-Angabevorne"/>
-          <w:b w:val="0"/>
-          <w:bCs w:val="0"/>
-          <w:sz w:val="18"/>
-          <w:szCs w:val="18"/>
-        </w:rPr>
-        <w:t>1997</w:t>
-      </w:r>
-      <w:r>
-        <w:rPr>
-          <w:rFonts w:cs="Times New Roman"/>
+        <w:t>09.1986 – 05.1997</w:t>
+      </w:r>
+      <w:r>
+        <w:rPr>
+          <w:rFonts w:hint="cs"/>
           <w:lang w:bidi="ar-SA"/>
         </w:rPr>
         <w:tab/>
       </w:r>
       <w:r>
         <w:rPr>
+          <w:rFonts w:hint="cs"/>
           <w:color w:val="000000"/>
           <w:sz w:val="22"/>
           <w:szCs w:val="22"/>
@@ -2059,6 +2114,7 @@
       <w:proofErr w:type="spellStart"/>
       <w:r>
         <w:rPr>
+          <w:rFonts w:hint="cs"/>
           <w:color w:val="000000"/>
           <w:sz w:val="22"/>
           <w:szCs w:val="22"/>
@@ -2068,6 +2124,7 @@
       <w:proofErr w:type="spellEnd"/>
       <w:r>
         <w:rPr>
+          <w:rFonts w:hint="cs"/>
           <w:color w:val="000000"/>
           <w:sz w:val="22"/>
           <w:szCs w:val="22"/>
@@ -2079,7 +2136,7 @@
       <w:pPr>
         <w:pStyle w:val="3Vita-SpeziText"/>
         <w:rPr>
-          <w:rFonts w:cs="Times New Roman"/>
+          <w:rFonts w:hint="cs"/>
           <w:b/>
           <w:bCs/>
           <w:sz w:val="22"/>
@@ -2089,6 +2146,7 @@
       </w:pPr>
       <w:r>
         <w:rPr>
+          <w:rFonts w:hint="cs"/>
           <w:b/>
           <w:bCs/>
           <w:sz w:val="22"/>
@@ -2101,7 +2159,7 @@
       <w:pPr>
         <w:pStyle w:val="3Vita-SpeziText"/>
         <w:rPr>
-          <w:rFonts w:cs="Times New Roman"/>
+          <w:rFonts w:hint="cs"/>
           <w:lang w:bidi="ar-SA"/>
         </w:rPr>
       </w:pPr>
@@ -2111,20 +2169,20 @@
         <w:pStyle w:val="3Vita-Spezi"/>
         <w:ind w:left="-142"/>
         <w:rPr>
-          <w:rFonts w:cs="Times New Roman"/>
-          <w:lang w:bidi="ar-SA"/>
-        </w:rPr>
-      </w:pPr>
-      <w:r>
-        <w:rPr>
-          <w:rFonts w:cs="Times New Roman"/>
+          <w:rFonts w:hint="cs"/>
+          <w:lang w:bidi="ar-SA"/>
+        </w:rPr>
+      </w:pPr>
+      <w:r>
+        <w:rPr>
+          <w:rFonts w:hint="cs"/>
           <w:noProof/>
           <w:lang w:bidi="ar-SA"/>
         </w:rPr>
       </w:r>
       <w:r>
         <w:rPr>
-          <w:rFonts w:cs="Times New Roman"/>
+          <w:rFonts w:hint="cs"/>
           <w:noProof/>
           <w:lang w:bidi="ar-SA"/>
         </w:rPr>
@@ -2152,7 +2210,7 @@
       <w:pPr>
         <w:pStyle w:val="3Vita-Stelle"/>
         <w:rPr>
-          <w:rFonts w:cs="Times New Roman"/>
+          <w:rFonts w:hint="cs"/>
           <w:b w:val="0"/>
           <w:bCs w:val="0"/>
           <w:color w:val="000000"/>
@@ -2164,42 +2222,24 @@
       <w:r>
         <w:rPr>
           <w:rStyle w:val="3Vita-Angabevorne"/>
+          <w:rFonts w:hint="cs"/>
           <w:b w:val="0"/>
           <w:bCs w:val="0"/>
           <w:sz w:val="18"/>
           <w:szCs w:val="18"/>
         </w:rPr>
-        <w:t>06.</w:t>
-      </w:r>
-      <w:r>
-        <w:rPr>
-          <w:rStyle w:val="3Vita-Angabevorne"/>
-          <w:b w:val="0"/>
-          <w:bCs w:val="0"/>
-          <w:sz w:val="18"/>
-          <w:szCs w:val="18"/>
-        </w:rPr>
-        <w:t>20</w:t>
-      </w:r>
-      <w:r>
-        <w:rPr>
-          <w:rStyle w:val="3Vita-Angabevorne"/>
-          <w:b w:val="0"/>
-          <w:bCs w:val="0"/>
-          <w:sz w:val="18"/>
-          <w:szCs w:val="18"/>
-        </w:rPr>
-        <w:t>03</w:t>
-      </w:r>
-      <w:r>
-        <w:rPr>
-          <w:rFonts w:cs="Times New Roman"/>
+        <w:t>06.2003</w:t>
+      </w:r>
+      <w:r>
+        <w:rPr>
+          <w:rFonts w:hint="cs"/>
           <w:lang w:bidi="ar-SA"/>
         </w:rPr>
         <w:tab/>
       </w:r>
       <w:r>
         <w:rPr>
+          <w:rFonts w:hint="cs"/>
           <w:b w:val="0"/>
           <w:bCs w:val="0"/>
           <w:color w:val="000000"/>
@@ -2219,7 +2259,7 @@
         <w:ind w:hanging="151"/>
         <w:jc w:val="both"/>
         <w:rPr>
-          <w:rFonts w:cs="Times New Roman"/>
+          <w:rFonts w:hint="cs"/>
           <w:b w:val="0"/>
           <w:bCs w:val="0"/>
           <w:color w:val="404040"/>
@@ -2231,6 +2271,7 @@
       <w:proofErr w:type="spellStart"/>
       <w:r>
         <w:rPr>
+          <w:rFonts w:hint="cs"/>
           <w:b w:val="0"/>
           <w:bCs w:val="0"/>
           <w:sz w:val="22"/>
@@ -2242,6 +2283,7 @@
       <w:proofErr w:type="spellEnd"/>
       <w:r>
         <w:rPr>
+          <w:rFonts w:hint="cs"/>
           <w:b w:val="0"/>
           <w:bCs w:val="0"/>
           <w:sz w:val="22"/>
@@ -2253,6 +2295,7 @@
       <w:proofErr w:type="spellStart"/>
       <w:r>
         <w:rPr>
+          <w:rFonts w:hint="cs"/>
           <w:b w:val="0"/>
           <w:bCs w:val="0"/>
           <w:sz w:val="22"/>
@@ -2264,6 +2307,7 @@
       <w:proofErr w:type="spellEnd"/>
       <w:r>
         <w:rPr>
+          <w:rFonts w:hint="cs"/>
           <w:b w:val="0"/>
           <w:bCs w:val="0"/>
           <w:sz w:val="22"/>
@@ -2275,6 +2319,7 @@
       <w:proofErr w:type="spellStart"/>
       <w:r>
         <w:rPr>
+          <w:rFonts w:hint="cs"/>
           <w:b w:val="0"/>
           <w:bCs w:val="0"/>
           <w:sz w:val="22"/>
@@ -2285,7 +2330,7 @@
       </w:r>
       <w:r>
         <w:rPr>
-          <w:rFonts w:ascii="Calibri" w:hAnsi="Calibri" w:cs="Calibri"/>
+          <w:rFonts w:hint="cs"/>
           <w:b w:val="0"/>
           <w:bCs w:val="0"/>
           <w:sz w:val="22"/>
@@ -2296,6 +2341,7 @@
       </w:r>
       <w:r>
         <w:rPr>
+          <w:rFonts w:hint="cs"/>
           <w:b w:val="0"/>
           <w:bCs w:val="0"/>
           <w:sz w:val="22"/>
@@ -2307,6 +2353,7 @@
       <w:proofErr w:type="spellEnd"/>
       <w:r>
         <w:rPr>
+          <w:rFonts w:hint="cs"/>
           <w:b w:val="0"/>
           <w:bCs w:val="0"/>
           <w:sz w:val="22"/>
@@ -2318,6 +2365,7 @@
       <w:proofErr w:type="spellStart"/>
       <w:r>
         <w:rPr>
+          <w:rFonts w:hint="cs"/>
           <w:b w:val="0"/>
           <w:bCs w:val="0"/>
           <w:sz w:val="22"/>
@@ -2329,6 +2377,7 @@
       <w:proofErr w:type="spellEnd"/>
       <w:r>
         <w:rPr>
+          <w:rFonts w:hint="cs"/>
           <w:b w:val="0"/>
           <w:bCs w:val="0"/>
           <w:sz w:val="22"/>
@@ -2340,6 +2389,7 @@
       <w:proofErr w:type="spellStart"/>
       <w:r>
         <w:rPr>
+          <w:rFonts w:hint="cs"/>
           <w:b w:val="0"/>
           <w:bCs w:val="0"/>
           <w:sz w:val="22"/>
@@ -2351,6 +2401,7 @@
       <w:proofErr w:type="spellEnd"/>
       <w:r>
         <w:rPr>
+          <w:rFonts w:hint="cs"/>
           <w:b w:val="0"/>
           <w:bCs w:val="0"/>
           <w:sz w:val="22"/>
@@ -2362,6 +2413,7 @@
       <w:proofErr w:type="spellStart"/>
       <w:r>
         <w:rPr>
+          <w:rFonts w:hint="cs"/>
           <w:b w:val="0"/>
           <w:bCs w:val="0"/>
           <w:sz w:val="22"/>
@@ -2373,6 +2425,7 @@
       <w:proofErr w:type="spellEnd"/>
       <w:r>
         <w:rPr>
+          <w:rFonts w:hint="cs"/>
           <w:b w:val="0"/>
           <w:bCs w:val="0"/>
           <w:sz w:val="22"/>
@@ -2383,6 +2436,7 @@
       <w:proofErr w:type="spellStart"/>
       <w:r>
         <w:rPr>
+          <w:rFonts w:hint="cs"/>
           <w:b w:val="0"/>
           <w:bCs w:val="0"/>
           <w:sz w:val="22"/>
@@ -2394,71 +2448,64 @@
       <w:proofErr w:type="spellEnd"/>
       <w:r>
         <w:rPr>
+          <w:rFonts w:hint="cs"/>
           <w:b w:val="0"/>
           <w:bCs w:val="0"/>
           <w:sz w:val="22"/>
           <w:szCs w:val="22"/>
           <w:lang w:val="uk-UA"/>
         </w:rPr>
-        <w:t xml:space="preserve"> </w:t>
-      </w:r>
-      <w:r>
-        <w:rPr>
-          <w:rFonts w:hint="eastAsia"/>
+        <w:t xml:space="preserve"> „</w:t>
+      </w:r>
+      <w:proofErr w:type="spellStart"/>
+      <w:r>
+        <w:rPr>
+          <w:rFonts w:hint="cs"/>
           <w:b w:val="0"/>
           <w:bCs w:val="0"/>
           <w:sz w:val="22"/>
           <w:szCs w:val="22"/>
           <w:lang w:val="uk-UA"/>
         </w:rPr>
-        <w:t>„</w:t>
-      </w:r>
-      <w:proofErr w:type="spellStart"/>
-      <w:r>
-        <w:rPr>
+        <w:t>Festk</w:t>
+      </w:r>
+      <w:r>
+        <w:rPr>
+          <w:rFonts w:hint="cs"/>
+          <w:b w:val="0"/>
+          <w:bCs w:val="0"/>
+          <w:sz w:val="22"/>
+          <w:szCs w:val="22"/>
+          <w:lang w:val="uk-UA" w:bidi="ar-SA"/>
+        </w:rPr>
+        <w:t>ö</w:t>
+      </w:r>
+      <w:r>
+        <w:rPr>
+          <w:rFonts w:hint="cs"/>
           <w:b w:val="0"/>
           <w:bCs w:val="0"/>
           <w:sz w:val="22"/>
           <w:szCs w:val="22"/>
           <w:lang w:val="uk-UA"/>
         </w:rPr>
-        <w:t>Festk</w:t>
-      </w:r>
-      <w:r>
-        <w:rPr>
-          <w:rFonts w:ascii="Calibri" w:hAnsi="Calibri" w:cs="Calibri"/>
+        <w:t>rperphysik</w:t>
+      </w:r>
+      <w:proofErr w:type="spellEnd"/>
+      <w:r>
+        <w:rPr>
+          <w:rFonts w:hint="cs"/>
           <w:b w:val="0"/>
           <w:bCs w:val="0"/>
           <w:sz w:val="22"/>
           <w:szCs w:val="22"/>
           <w:lang w:val="uk-UA" w:bidi="ar-SA"/>
         </w:rPr>
-        <w:t>ö</w:t>
-      </w:r>
-      <w:r>
-        <w:rPr>
-          <w:b w:val="0"/>
-          <w:bCs w:val="0"/>
-          <w:sz w:val="22"/>
-          <w:szCs w:val="22"/>
-          <w:lang w:val="uk-UA"/>
-        </w:rPr>
-        <w:t>rperphysik</w:t>
-      </w:r>
-      <w:proofErr w:type="spellEnd"/>
-      <w:r>
-        <w:rPr>
-          <w:rFonts w:cs="MS PGothic" w:hint="eastAsia"/>
-          <w:b w:val="0"/>
-          <w:bCs w:val="0"/>
-          <w:sz w:val="22"/>
-          <w:szCs w:val="22"/>
-          <w:lang w:val="uk-UA" w:bidi="ar-SA"/>
-        </w:rPr>
         <w:t>“</w:t>
       </w:r>
       <w:r>
         <w:rPr>
+          <w:rFonts w:hint="cs"/>
           <w:b w:val="0"/>
           <w:bCs w:val="0"/>
           <w:sz w:val="22"/>
@@ -2477,7 +2524,7 @@
         </w:numPr>
         <w:ind w:hanging="151"/>
         <w:rPr>
-          <w:rFonts w:cs="Times New Roman"/>
+          <w:rFonts w:hint="cs"/>
           <w:b w:val="0"/>
           <w:bCs w:val="0"/>
           <w:sz w:val="22"/>
@@ -2488,6 +2535,7 @@
       <w:proofErr w:type="spellStart"/>
       <w:r>
         <w:rPr>
+          <w:rFonts w:hint="cs"/>
           <w:b w:val="0"/>
           <w:bCs w:val="0"/>
           <w:sz w:val="22"/>
@@ -2499,6 +2547,7 @@
       <w:proofErr w:type="spellEnd"/>
       <w:r>
         <w:rPr>
+          <w:rFonts w:hint="cs"/>
           <w:b w:val="0"/>
           <w:bCs w:val="0"/>
           <w:sz w:val="22"/>
@@ -2510,6 +2559,7 @@
       <w:proofErr w:type="spellStart"/>
       <w:r>
         <w:rPr>
+          <w:rFonts w:hint="cs"/>
           <w:b w:val="0"/>
           <w:bCs w:val="0"/>
           <w:sz w:val="22"/>
@@ -2521,6 +2571,7 @@
       <w:proofErr w:type="spellEnd"/>
       <w:r>
         <w:rPr>
+          <w:rFonts w:hint="cs"/>
           <w:b w:val="0"/>
           <w:bCs w:val="0"/>
           <w:sz w:val="22"/>
@@ -2532,6 +2583,7 @@
       <w:proofErr w:type="spellStart"/>
       <w:r>
         <w:rPr>
+          <w:rFonts w:hint="cs"/>
           <w:b w:val="0"/>
           <w:bCs w:val="0"/>
           <w:sz w:val="22"/>
@@ -2543,6 +2595,7 @@
       <w:proofErr w:type="spellEnd"/>
       <w:r>
         <w:rPr>
+          <w:rFonts w:hint="cs"/>
           <w:b w:val="0"/>
           <w:bCs w:val="0"/>
           <w:sz w:val="22"/>
@@ -2554,6 +2607,7 @@
       <w:proofErr w:type="spellStart"/>
       <w:r>
         <w:rPr>
+          <w:rFonts w:hint="cs"/>
           <w:b w:val="0"/>
           <w:bCs w:val="0"/>
           <w:sz w:val="22"/>
@@ -2565,6 +2619,7 @@
       <w:proofErr w:type="spellEnd"/>
       <w:r>
         <w:rPr>
+          <w:rFonts w:hint="cs"/>
           <w:b w:val="0"/>
           <w:bCs w:val="0"/>
           <w:sz w:val="22"/>
@@ -2576,6 +2631,7 @@
       <w:proofErr w:type="spellStart"/>
       <w:r>
         <w:rPr>
+          <w:rFonts w:hint="cs"/>
           <w:b w:val="0"/>
           <w:bCs w:val="0"/>
           <w:sz w:val="22"/>
@@ -2587,6 +2643,7 @@
       <w:proofErr w:type="spellEnd"/>
       <w:r>
         <w:rPr>
+          <w:rFonts w:hint="cs"/>
           <w:b w:val="0"/>
           <w:bCs w:val="0"/>
           <w:sz w:val="22"/>
@@ -2600,7 +2657,7 @@
       <w:pPr>
         <w:pStyle w:val="3Vita-Spezi"/>
         <w:rPr>
-          <w:rFonts w:cs="Times New Roman"/>
+          <w:rFonts w:hint="cs"/>
           <w:lang w:bidi="ar-SA"/>
         </w:rPr>
       </w:pPr>
@@ -2610,20 +2667,20 @@
         <w:pStyle w:val="3Vita-Spezi"/>
         <w:ind w:left="-142"/>
         <w:rPr>
-          <w:rFonts w:cs="Times New Roman"/>
-          <w:lang w:bidi="ar-SA"/>
-        </w:rPr>
-      </w:pPr>
-      <w:r>
-        <w:rPr>
-          <w:rFonts w:cs="Times New Roman"/>
+          <w:rFonts w:hint="cs"/>
+          <w:lang w:bidi="ar-SA"/>
+        </w:rPr>
+      </w:pPr>
+      <w:r>
+        <w:rPr>
+          <w:rFonts w:hint="cs"/>
           <w:noProof/>
           <w:lang w:bidi="ar-SA"/>
         </w:rPr>
       </w:r>
       <w:r>
         <w:rPr>
-          <w:rFonts w:cs="Times New Roman"/>
+          <w:rFonts w:hint="cs"/>
           <w:noProof/>
           <w:lang w:bidi="ar-SA"/>
         </w:rPr>
@@ -2659,7 +2716,7 @@
         <w:ind w:left="-142"/>
         <w:jc w:val="both"/>
         <w:rPr>
-          <w:rFonts w:cs="Times New Roman"/>
+          <w:rFonts w:hint="cs"/>
           <w:b w:val="0"/>
           <w:bCs w:val="0"/>
           <w:color w:val="000000"/>
@@ -2670,7 +2727,7 @@
       </w:pPr>
       <w:r>
         <w:rPr>
-          <w:rFonts w:ascii="Times New Roman" w:hAnsi="Times New Roman" w:cs="Times New Roman"/>
+          <w:rFonts w:hint="cs"/>
           <w:b w:val="0"/>
           <w:bCs w:val="0"/>
           <w:color w:val="000000"/>
@@ -2687,17 +2744,18 @@
         <w:ind w:left="-142"/>
         <w:jc w:val="both"/>
         <w:rPr>
-          <w:rFonts w:cs="Times New Roman"/>
+          <w:rFonts w:hint="cs"/>
           <w:color w:val="FF0000"/>
           <w:sz w:val="22"/>
           <w:szCs w:val="22"/>
           <w:lang w:val="en-US" w:bidi="ar-SA"/>
         </w:rPr>
       </w:pPr>
-      <w:hyperlink r:id="rId8" w:history="1">
+      <w:hyperlink r:id="rId9" w:history="1">
         <w:r>
           <w:rPr>
             <w:rStyle w:val="ad"/>
+            <w:rFonts w:hint="cs"/>
             <w:color w:val="FF0000"/>
             <w:sz w:val="22"/>
             <w:szCs w:val="22"/>
@@ -2709,6 +2767,7 @@
         <w:r>
           <w:rPr>
             <w:rStyle w:val="ad"/>
+            <w:rFonts w:hint="cs"/>
             <w:color w:val="FF0000"/>
             <w:sz w:val="22"/>
             <w:szCs w:val="22"/>
@@ -2725,7 +2784,7 @@
         <w:ind w:left="-142"/>
         <w:jc w:val="both"/>
         <w:rPr>
-          <w:rFonts w:cs="Times New Roman"/>
+          <w:rFonts w:hint="cs"/>
           <w:b w:val="0"/>
           <w:bCs w:val="0"/>
           <w:color w:val="404040"/>
@@ -2736,6 +2795,7 @@
       </w:pPr>
       <w:r>
         <w:rPr>
+          <w:rFonts w:hint="cs"/>
           <w:b w:val="0"/>
           <w:bCs w:val="0"/>
           <w:color w:val="404040"/>
@@ -2747,6 +2807,7 @@
       </w:r>
       <w:r>
         <w:rPr>
+          <w:rFonts w:hint="cs"/>
           <w:color w:val="404040"/>
           <w:sz w:val="22"/>
           <w:szCs w:val="22"/>
@@ -2761,15 +2822,16 @@
         <w:ind w:left="-142"/>
         <w:jc w:val="both"/>
         <w:rPr>
-          <w:rFonts w:cs="Times New Roman"/>
-          <w:color w:val="404040"/>
-          <w:sz w:val="22"/>
-          <w:szCs w:val="22"/>
-          <w:lang w:bidi="ar-SA"/>
-        </w:rPr>
-      </w:pPr>
-      <w:r>
-        <w:rPr>
+          <w:rFonts w:hint="cs"/>
+          <w:color w:val="404040"/>
+          <w:sz w:val="22"/>
+          <w:szCs w:val="22"/>
+          <w:lang w:bidi="ar-SA"/>
+        </w:rPr>
+      </w:pPr>
+      <w:r>
+        <w:rPr>
+          <w:rFonts w:hint="cs"/>
           <w:b w:val="0"/>
           <w:bCs w:val="0"/>
           <w:color w:val="404040"/>
@@ -2780,13 +2842,93 @@
       </w:r>
       <w:r>
         <w:rPr>
-          <w:rFonts w:ascii="Times New Roman" w:hAnsi="Times New Roman" w:cs="Times New Roman"/>
-          <w:color w:val="404040"/>
-          <w:sz w:val="22"/>
-          <w:szCs w:val="22"/>
-          <w:lang w:bidi="ar-SA"/>
-        </w:rPr>
-        <w:t>Über 134 Zitationen laut Google Scholar (Stand: [18.12.2024])</w:t>
+          <w:rFonts w:hint="cs"/>
+          <w:color w:val="404040"/>
+          <w:sz w:val="22"/>
+          <w:szCs w:val="22"/>
+          <w:lang w:bidi="ar-SA"/>
+        </w:rPr>
+        <w:t xml:space="preserve">Über </w:t>
+      </w:r>
+      <w:r>
+        <w:rPr>
+          <w:rFonts w:hint="cs"/>
+          <w:color w:val="404040"/>
+          <w:sz w:val="22"/>
+          <w:szCs w:val="22"/>
+          <w:lang w:bidi="ar-SA"/>
+        </w:rPr>
+        <w:t>159</w:t>
+      </w:r>
+      <w:r>
+        <w:rPr>
+          <w:rFonts w:hint="cs"/>
+          <w:color w:val="404040"/>
+          <w:sz w:val="22"/>
+          <w:szCs w:val="22"/>
+          <w:lang w:bidi="ar-SA"/>
+        </w:rPr>
+        <w:t xml:space="preserve"> Zitationen laut Google Scholar (Stand: [</w:t>
+      </w:r>
+      <w:r>
+        <w:rPr>
+          <w:rFonts w:hint="cs"/>
+          <w:color w:val="404040"/>
+          <w:sz w:val="22"/>
+          <w:szCs w:val="22"/>
+          <w:lang w:bidi="ar-SA"/>
+        </w:rPr>
+        <w:t>03</w:t>
+      </w:r>
+      <w:r>
+        <w:rPr>
+          <w:rFonts w:hint="cs"/>
+          <w:color w:val="404040"/>
+          <w:sz w:val="22"/>
+          <w:szCs w:val="22"/>
+          <w:lang w:bidi="ar-SA"/>
+        </w:rPr>
+        <w:t>.</w:t>
+      </w:r>
+      <w:r>
+        <w:rPr>
+          <w:rFonts w:hint="cs"/>
+          <w:color w:val="404040"/>
+          <w:sz w:val="22"/>
+          <w:szCs w:val="22"/>
+          <w:lang w:bidi="ar-SA"/>
+        </w:rPr>
+        <w:t>04</w:t>
+      </w:r>
+      <w:r>
+        <w:rPr>
+          <w:rFonts w:hint="cs"/>
+          <w:color w:val="404040"/>
+          <w:sz w:val="22"/>
+          <w:szCs w:val="22"/>
+          <w:lang w:bidi="ar-SA"/>
+        </w:rPr>
+        <w:t>.202</w:t>
+      </w:r>
+      <w:r>
+        <w:rPr>
+          <w:rFonts w:hint="cs"/>
+          <w:color w:val="404040"/>
+          <w:sz w:val="22"/>
+          <w:szCs w:val="22"/>
+          <w:lang w:bidi="ar-SA"/>
+        </w:rPr>
+        <w:t>6</w:t>
+      </w:r>
+      <w:r>
+        <w:rPr>
+          <w:rFonts w:hint="cs"/>
+          <w:color w:val="404040"/>
+          <w:sz w:val="22"/>
+          <w:szCs w:val="22"/>
+          <w:lang w:bidi="ar-SA"/>
+        </w:rPr>
+        <w:t>])</w:t>
       </w:r>
     </w:p>
     <w:p>
@@ -2795,18 +2937,18 @@
         <w:ind w:left="-142"/>
         <w:jc w:val="both"/>
         <w:rPr>
-          <w:rFonts w:cs="Times New Roman"/>
-          <w:b w:val="0"/>
-          <w:bCs w:val="0"/>
-          <w:color w:val="404040"/>
-          <w:sz w:val="22"/>
-          <w:szCs w:val="22"/>
-          <w:lang w:bidi="ar-SA"/>
-        </w:rPr>
-      </w:pPr>
-      <w:r>
-        <w:rPr>
-          <w:rFonts w:ascii="Times New Roman" w:hAnsi="Times New Roman" w:cs="Times New Roman"/>
+          <w:rFonts w:hint="cs"/>
+          <w:b w:val="0"/>
+          <w:bCs w:val="0"/>
+          <w:color w:val="404040"/>
+          <w:sz w:val="22"/>
+          <w:szCs w:val="22"/>
+          <w:lang w:bidi="ar-SA"/>
+        </w:rPr>
+      </w:pPr>
+      <w:r>
+        <w:rPr>
+          <w:rFonts w:hint="cs"/>
           <w:b w:val="0"/>
           <w:bCs w:val="0"/>
           <w:color w:val="404040"/>
@@ -2827,18 +2969,18 @@
         <w:ind w:hanging="151"/>
         <w:jc w:val="both"/>
         <w:rPr>
-          <w:rFonts w:cs="Times New Roman"/>
-          <w:b w:val="0"/>
-          <w:bCs w:val="0"/>
-          <w:color w:val="404040"/>
-          <w:sz w:val="22"/>
-          <w:szCs w:val="22"/>
-          <w:lang w:bidi="ar-SA"/>
-        </w:rPr>
-      </w:pPr>
-      <w:r>
-        <w:rPr>
-          <w:rFonts w:ascii="Times New Roman" w:hAnsi="Times New Roman" w:cs="Times New Roman"/>
+          <w:rFonts w:hint="cs"/>
+          <w:b w:val="0"/>
+          <w:bCs w:val="0"/>
+          <w:color w:val="404040"/>
+          <w:sz w:val="22"/>
+          <w:szCs w:val="22"/>
+          <w:lang w:bidi="ar-SA"/>
+        </w:rPr>
+      </w:pPr>
+      <w:r>
+        <w:rPr>
+          <w:rFonts w:hint="cs"/>
           <w:b w:val="0"/>
           <w:bCs w:val="0"/>
           <w:color w:val="404040"/>
@@ -2859,15 +3001,17 @@
         <w:ind w:hanging="151"/>
         <w:jc w:val="both"/>
         <w:rPr>
-          <w:b w:val="0"/>
-          <w:bCs w:val="0"/>
-          <w:color w:val="404040"/>
-          <w:sz w:val="22"/>
-          <w:szCs w:val="22"/>
-        </w:rPr>
-      </w:pPr>
-      <w:r>
-        <w:rPr>
+          <w:rFonts w:hint="cs"/>
+          <w:b w:val="0"/>
+          <w:bCs w:val="0"/>
+          <w:color w:val="404040"/>
+          <w:sz w:val="22"/>
+          <w:szCs w:val="22"/>
+        </w:rPr>
+      </w:pPr>
+      <w:r>
+        <w:rPr>
+          <w:rFonts w:hint="cs"/>
           <w:b w:val="0"/>
           <w:bCs w:val="0"/>
           <w:color w:val="404040"/>
@@ -2887,17 +3031,18 @@
         <w:ind w:hanging="151"/>
         <w:jc w:val="both"/>
         <w:rPr>
-          <w:rFonts w:cs="Times New Roman"/>
-          <w:b w:val="0"/>
-          <w:bCs w:val="0"/>
-          <w:color w:val="404040"/>
-          <w:sz w:val="22"/>
-          <w:szCs w:val="22"/>
-          <w:lang w:bidi="ar-SA"/>
-        </w:rPr>
-      </w:pPr>
-      <w:r>
-        <w:rPr>
+          <w:rFonts w:hint="cs"/>
+          <w:b w:val="0"/>
+          <w:bCs w:val="0"/>
+          <w:color w:val="404040"/>
+          <w:sz w:val="22"/>
+          <w:szCs w:val="22"/>
+          <w:lang w:bidi="ar-SA"/>
+        </w:rPr>
+      </w:pPr>
+      <w:r>
+        <w:rPr>
+          <w:rFonts w:hint="cs"/>
           <w:b w:val="0"/>
           <w:bCs w:val="0"/>
           <w:color w:val="404040"/>
@@ -2908,7 +3053,7 @@
       </w:r>
       <w:r>
         <w:rPr>
-          <w:rFonts w:ascii="Times New Roman" w:hAnsi="Times New Roman" w:cs="Times New Roman"/>
+          <w:rFonts w:hint="cs"/>
           <w:b w:val="0"/>
           <w:bCs w:val="0"/>
           <w:color w:val="404040"/>
@@ -2925,7 +3070,7 @@
         <w:ind w:left="0"/>
         <w:jc w:val="both"/>
         <w:rPr>
-          <w:rFonts w:ascii="Calibri" w:hAnsi="Calibri" w:cs="Calibri"/>
+          <w:rFonts w:hint="cs"/>
           <w:color w:val="FF0000"/>
           <w:u w:val="single"/>
           <w:lang w:val="en-US" w:bidi="ar-SA"/>
@@ -2933,19 +3078,19 @@
       </w:pPr>
       <w:r>
         <w:rPr>
-          <w:rFonts w:ascii="Calibri" w:hAnsi="Calibri" w:cs="Calibri"/>
+          <w:rFonts w:hint="cs"/>
           <w:color w:val="FF0000"/>
           <w:u w:val="single"/>
           <w:lang w:val="en-US" w:bidi="ar-SA"/>
         </w:rPr>
         <w:t xml:space="preserve">Scopus </w:t>
       </w:r>
-      <w:hyperlink r:id="rId9" w:history="1">
+      <w:hyperlink r:id="rId10" w:history="1">
         <w:proofErr w:type="spellStart"/>
         <w:r>
           <w:rPr>
             <w:rStyle w:val="ad"/>
-            <w:rFonts w:ascii="Calibri" w:hAnsi="Calibri" w:cs="Calibri"/>
+            <w:rFonts w:hint="cs"/>
             <w:color w:val="FF0000"/>
             <w:lang w:val="uk-UA" w:bidi="ar-SA"/>
           </w:rPr>
@@ -2959,6 +3104,7 @@
         <w:pStyle w:val="3Vita-Spezi"/>
         <w:ind w:left="0"/>
         <w:rPr>
+          <w:rFonts w:hint="cs"/>
           <w:b w:val="0"/>
           <w:bCs w:val="0"/>
           <w:color w:val="auto"/>
@@ -2969,6 +3115,7 @@
       </w:pPr>
       <w:r>
         <w:rPr>
+          <w:rFonts w:hint="cs"/>
           <w:b w:val="0"/>
           <w:bCs w:val="0"/>
           <w:color w:val="auto"/>
@@ -2980,6 +3127,7 @@
       </w:r>
       <w:r>
         <w:rPr>
+          <w:rFonts w:hint="cs"/>
           <w:color w:val="auto"/>
           <w:sz w:val="22"/>
           <w:szCs w:val="22"/>
@@ -2989,7 +3137,7 @@
       </w:r>
       <w:r>
         <w:rPr>
-          <w:rFonts w:cs="Times New Roman"/>
+          <w:rFonts w:hint="cs"/>
           <w:color w:val="auto"/>
           <w:sz w:val="22"/>
           <w:szCs w:val="22"/>
@@ -3000,6 +3148,7 @@
       <w:proofErr w:type="spellStart"/>
       <w:r>
         <w:rPr>
+          <w:rFonts w:hint="cs"/>
           <w:b w:val="0"/>
           <w:bCs w:val="0"/>
           <w:color w:val="auto"/>
@@ -3012,6 +3161,7 @@
       <w:proofErr w:type="spellEnd"/>
       <w:r>
         <w:rPr>
+          <w:rFonts w:hint="cs"/>
           <w:b w:val="0"/>
           <w:bCs w:val="0"/>
           <w:color w:val="auto"/>
@@ -3027,6 +3177,7 @@
         <w:pStyle w:val="3Vita-Spezi"/>
         <w:ind w:left="0"/>
         <w:rPr>
+          <w:rFonts w:hint="cs"/>
           <w:b w:val="0"/>
           <w:bCs w:val="0"/>
           <w:color w:val="auto"/>
@@ -3041,6 +3192,7 @@
         <w:pStyle w:val="3Vita-Spezi"/>
         <w:ind w:left="0"/>
         <w:rPr>
+          <w:rFonts w:hint="cs"/>
           <w:b w:val="0"/>
           <w:bCs w:val="0"/>
           <w:color w:val="auto"/>
@@ -3055,12 +3207,13 @@
         <w:pStyle w:val="3Vita-Spezi"/>
         <w:ind w:left="0"/>
         <w:rPr>
+          <w:rFonts w:asciiTheme="minorHAnsi" w:hAnsiTheme="minorHAnsi"/>
           <w:b w:val="0"/>
           <w:bCs w:val="0"/>
           <w:color w:val="auto"/>
           <w:sz w:val="22"/>
           <w:szCs w:val="22"/>
-          <w:lang w:val="en-US"/>
+          <w:lang w:val="uk-UA"/>
         </w:rPr>
       </w:pPr>
     </w:p>
@@ -3069,12 +3222,27 @@
         <w:pStyle w:val="3Vita-Spezi"/>
         <w:ind w:left="0"/>
         <w:rPr>
-          <w:rFonts w:cs="Times New Roman"/>
+          <w:rFonts w:asciiTheme="minorHAnsi" w:hAnsiTheme="minorHAnsi"/>
           <w:b w:val="0"/>
           <w:bCs w:val="0"/>
           <w:color w:val="auto"/>
           <w:sz w:val="22"/>
           <w:szCs w:val="22"/>
+          <w:lang w:val="uk-UA"/>
+        </w:rPr>
+      </w:pPr>
+    </w:p>
+    <w:p>
+      <w:pPr>
+        <w:pStyle w:val="3Vita-Spezi"/>
+        <w:ind w:left="0"/>
+        <w:rPr>
+          <w:rFonts w:hint="cs"/>
+          <w:b w:val="0"/>
+          <w:bCs w:val="0"/>
+          <w:color w:val="auto"/>
+          <w:sz w:val="22"/>
+          <w:szCs w:val="22"/>
           <w:lang w:val="en-US" w:bidi="ar-SA"/>
         </w:rPr>
       </w:pPr>
@@ -3083,20 +3251,21 @@
       <w:pPr>
         <w:pStyle w:val="3Vita-Containerberschrift"/>
         <w:rPr>
-          <w:rFonts w:cs="Times New Roman"/>
-          <w:lang w:bidi="ar-SA"/>
-        </w:rPr>
-      </w:pPr>
-      <w:r>
-        <w:rPr>
-          <w:rFonts w:cs="Times New Roman"/>
+          <w:rFonts w:asciiTheme="minorHAnsi" w:hAnsiTheme="minorHAnsi"/>
           <w:noProof/>
-          <w:lang w:bidi="ar-SA"/>
-        </w:rPr>
-      </w:r>
-      <w:r>
-        <w:rPr>
-          <w:rFonts w:cs="Times New Roman"/>
+          <w:lang w:val="uk-UA" w:bidi="ar-SA"/>
+        </w:rPr>
+      </w:pPr>
+      <w:r>
+        <w:rPr>
+          <w:rFonts w:hint="cs"/>
+          <w:noProof/>
+          <w:lang w:bidi="ar-SA"/>
+        </w:rPr>
+      </w:r>
+      <w:r>
+        <w:rPr>
+          <w:rFonts w:hint="cs"/>
           <w:noProof/>
           <w:lang w:bidi="ar-SA"/>
         </w:rPr>
@@ -3129,245 +3298,400 @@
     </w:p>
     <w:p>
       <w:pPr>
+        <w:pStyle w:val="3Vita-Containerberschrift"/>
+        <w:rPr>
+          <w:rStyle w:val="3Vita-Angabevorne"/>
+          <w:rFonts w:asciiTheme="minorHAnsi" w:hAnsiTheme="minorHAnsi"/>
+          <w:color w:val="262626"/>
+          <w:spacing w:val="0"/>
+          <w:sz w:val="21"/>
+          <w:szCs w:val="21"/>
+          <w:lang w:val="uk-UA" w:bidi="ar-SA"/>
+        </w:rPr>
+      </w:pPr>
+    </w:p>
+    <w:p>
+      <w:pPr>
         <w:pStyle w:val="3Vita-Stelle"/>
         <w:rPr>
+          <w:rFonts w:hint="cs"/>
+          <w:b w:val="0"/>
+          <w:bCs w:val="0"/>
+          <w:color w:val="auto"/>
+          <w:lang w:val="uk-UA"/>
+        </w:rPr>
+      </w:pPr>
+      <w:r>
+        <w:rPr>
           <w:rStyle w:val="3Vita-Angabevorne"/>
+          <w:rFonts w:hint="cs"/>
           <w:b w:val="0"/>
           <w:bCs w:val="0"/>
           <w:sz w:val="18"/>
           <w:szCs w:val="18"/>
         </w:rPr>
-      </w:pPr>
-    </w:p>
-    <w:p>
-      <w:pPr>
-        <w:pStyle w:val="3Vita-Stelle"/>
+        <w:t>Sprachkenntnisse</w:t>
+      </w:r>
+      <w:r>
         <w:rPr>
           <w:rStyle w:val="3Vita-Angabevorne"/>
-          <w:rFonts w:cs="Times New Roman"/>
-          <w:b w:val="0"/>
-          <w:bCs w:val="0"/>
-          <w:color w:val="404040"/>
-          <w:sz w:val="22"/>
-          <w:szCs w:val="22"/>
-          <w:lang w:bidi="ar-SA"/>
-        </w:rPr>
-      </w:pPr>
-      <w:r>
-        <w:rPr>
-          <w:rStyle w:val="3Vita-Angabevorne"/>
+          <w:rFonts w:hint="cs"/>
           <w:b w:val="0"/>
           <w:bCs w:val="0"/>
           <w:sz w:val="18"/>
           <w:szCs w:val="18"/>
         </w:rPr>
+        <w:tab/>
+      </w:r>
+      <w:proofErr w:type="spellStart"/>
+      <w:r>
+        <w:rPr>
+          <w:rFonts w:hint="cs"/>
+          <w:b w:val="0"/>
+          <w:bCs w:val="0"/>
+          <w:color w:val="auto"/>
+          <w:lang w:val="uk-UA"/>
+        </w:rPr>
         <w:t>Sprachkenntnisse</w:t>
       </w:r>
-      <w:r>
+      <w:proofErr w:type="spellEnd"/>
+      <w:r>
+        <w:rPr>
+          <w:rFonts w:hint="cs"/>
+          <w:b w:val="0"/>
+          <w:bCs w:val="0"/>
+          <w:color w:val="auto"/>
+          <w:lang w:val="uk-UA"/>
+        </w:rPr>
+        <w:t>:</w:t>
+      </w:r>
+    </w:p>
+    <w:p>
+      <w:pPr>
+        <w:pStyle w:val="3Vita-Spezi"/>
+        <w:rPr>
+          <w:rFonts w:hint="cs"/>
+          <w:b w:val="0"/>
+          <w:bCs w:val="0"/>
+          <w:color w:val="auto"/>
+          <w:lang w:val="uk-UA"/>
+        </w:rPr>
+      </w:pPr>
+      <w:proofErr w:type="spellStart"/>
+      <w:r>
+        <w:rPr>
+          <w:rFonts w:hint="cs"/>
+          <w:b w:val="0"/>
+          <w:bCs w:val="0"/>
+          <w:color w:val="auto"/>
+          <w:lang w:val="uk-UA"/>
+        </w:rPr>
+        <w:t>Ukrainisch</w:t>
+      </w:r>
+      <w:proofErr w:type="spellEnd"/>
+      <w:r>
+        <w:rPr>
+          <w:rFonts w:hint="cs"/>
+          <w:b w:val="0"/>
+          <w:bCs w:val="0"/>
+          <w:color w:val="auto"/>
+          <w:lang w:val="uk-UA"/>
+        </w:rPr>
+        <w:t xml:space="preserve"> – </w:t>
+      </w:r>
+      <w:proofErr w:type="spellStart"/>
+      <w:r>
+        <w:rPr>
+          <w:rFonts w:hint="cs"/>
+          <w:b w:val="0"/>
+          <w:bCs w:val="0"/>
+          <w:color w:val="auto"/>
+          <w:lang w:val="uk-UA"/>
+        </w:rPr>
+        <w:t>Muttersprache</w:t>
+      </w:r>
+      <w:proofErr w:type="spellEnd"/>
+    </w:p>
+    <w:p>
+      <w:pPr>
+        <w:pStyle w:val="3Vita-Spezi"/>
+        <w:rPr>
+          <w:rFonts w:hint="cs"/>
+          <w:b w:val="0"/>
+          <w:bCs w:val="0"/>
+          <w:color w:val="auto"/>
+          <w:lang w:val="uk-UA"/>
+        </w:rPr>
+      </w:pPr>
+      <w:proofErr w:type="spellStart"/>
+      <w:r>
+        <w:rPr>
+          <w:rFonts w:hint="cs"/>
+          <w:b w:val="0"/>
+          <w:bCs w:val="0"/>
+          <w:color w:val="auto"/>
+          <w:lang w:val="uk-UA"/>
+        </w:rPr>
+        <w:t>Russisch</w:t>
+      </w:r>
+      <w:proofErr w:type="spellEnd"/>
+      <w:r>
+        <w:rPr>
+          <w:rFonts w:hint="cs"/>
+          <w:b w:val="0"/>
+          <w:bCs w:val="0"/>
+          <w:color w:val="auto"/>
+          <w:lang w:val="uk-UA"/>
+        </w:rPr>
+        <w:t xml:space="preserve"> – </w:t>
+      </w:r>
+      <w:proofErr w:type="spellStart"/>
+      <w:r>
+        <w:rPr>
+          <w:rFonts w:hint="cs"/>
+          <w:b w:val="0"/>
+          <w:bCs w:val="0"/>
+          <w:color w:val="auto"/>
+          <w:lang w:val="uk-UA"/>
+        </w:rPr>
+        <w:t>sehr</w:t>
+      </w:r>
+      <w:proofErr w:type="spellEnd"/>
+      <w:r>
+        <w:rPr>
+          <w:rFonts w:hint="cs"/>
+          <w:b w:val="0"/>
+          <w:bCs w:val="0"/>
+          <w:color w:val="auto"/>
+          <w:lang w:val="uk-UA"/>
+        </w:rPr>
+        <w:t xml:space="preserve"> </w:t>
+      </w:r>
+      <w:proofErr w:type="spellStart"/>
+      <w:r>
+        <w:rPr>
+          <w:rFonts w:hint="cs"/>
+          <w:b w:val="0"/>
+          <w:bCs w:val="0"/>
+          <w:color w:val="auto"/>
+          <w:lang w:val="uk-UA"/>
+        </w:rPr>
+        <w:t>gut</w:t>
+      </w:r>
+      <w:proofErr w:type="spellEnd"/>
+    </w:p>
+    <w:p>
+      <w:pPr>
+        <w:pStyle w:val="3Vita-Spezi"/>
+        <w:rPr>
+          <w:rFonts w:hint="cs"/>
+          <w:b w:val="0"/>
+          <w:bCs w:val="0"/>
+          <w:color w:val="auto"/>
+          <w:lang w:val="uk-UA"/>
+        </w:rPr>
+      </w:pPr>
+      <w:proofErr w:type="spellStart"/>
+      <w:r>
+        <w:rPr>
+          <w:rFonts w:hint="cs"/>
+          <w:b w:val="0"/>
+          <w:bCs w:val="0"/>
+          <w:color w:val="auto"/>
+          <w:lang w:val="uk-UA"/>
+        </w:rPr>
+        <w:t>Deutsch</w:t>
+      </w:r>
+      <w:proofErr w:type="spellEnd"/>
+      <w:r>
+        <w:rPr>
+          <w:rFonts w:hint="cs"/>
+          <w:b w:val="0"/>
+          <w:bCs w:val="0"/>
+          <w:color w:val="auto"/>
+          <w:lang w:val="uk-UA"/>
+        </w:rPr>
+        <w:t xml:space="preserve"> – B1+ (</w:t>
+      </w:r>
+      <w:proofErr w:type="spellStart"/>
+      <w:r>
+        <w:rPr>
+          <w:rFonts w:hint="cs"/>
+          <w:b w:val="0"/>
+          <w:bCs w:val="0"/>
+          <w:color w:val="auto"/>
+          <w:lang w:val="uk-UA"/>
+        </w:rPr>
+        <w:t>Berufssprachkurs</w:t>
+      </w:r>
+      <w:proofErr w:type="spellEnd"/>
+      <w:r>
+        <w:rPr>
+          <w:rFonts w:hint="cs"/>
+          <w:b w:val="0"/>
+          <w:bCs w:val="0"/>
+          <w:color w:val="auto"/>
+          <w:lang w:val="uk-UA"/>
+        </w:rPr>
+        <w:t xml:space="preserve"> B2 </w:t>
+      </w:r>
+      <w:proofErr w:type="spellStart"/>
+      <w:r>
+        <w:rPr>
+          <w:rFonts w:hint="cs"/>
+          <w:b w:val="0"/>
+          <w:bCs w:val="0"/>
+          <w:color w:val="auto"/>
+          <w:lang w:val="uk-UA"/>
+        </w:rPr>
+        <w:t>abgeschlossen</w:t>
+      </w:r>
+      <w:proofErr w:type="spellEnd"/>
+      <w:r>
+        <w:rPr>
+          <w:rFonts w:hint="cs"/>
+          <w:b w:val="0"/>
+          <w:bCs w:val="0"/>
+          <w:color w:val="auto"/>
+          <w:lang w:val="uk-UA"/>
+        </w:rPr>
+        <w:t xml:space="preserve">, </w:t>
+      </w:r>
+      <w:proofErr w:type="spellStart"/>
+      <w:r>
+        <w:rPr>
+          <w:rFonts w:hint="cs"/>
+          <w:b w:val="0"/>
+          <w:bCs w:val="0"/>
+          <w:color w:val="auto"/>
+          <w:lang w:val="uk-UA"/>
+        </w:rPr>
+        <w:t>Prüfung</w:t>
+      </w:r>
+      <w:proofErr w:type="spellEnd"/>
+      <w:r>
+        <w:rPr>
+          <w:rFonts w:hint="cs"/>
+          <w:b w:val="0"/>
+          <w:bCs w:val="0"/>
+          <w:color w:val="auto"/>
+          <w:lang w:val="uk-UA"/>
+        </w:rPr>
+        <w:t xml:space="preserve"> </w:t>
+      </w:r>
+      <w:proofErr w:type="spellStart"/>
+      <w:r>
+        <w:rPr>
+          <w:rFonts w:hint="cs"/>
+          <w:b w:val="0"/>
+          <w:bCs w:val="0"/>
+          <w:color w:val="auto"/>
+          <w:lang w:val="uk-UA"/>
+        </w:rPr>
+        <w:t>abgelegt</w:t>
+      </w:r>
+      <w:proofErr w:type="spellEnd"/>
+      <w:r>
+        <w:rPr>
+          <w:rFonts w:hint="cs"/>
+          <w:b w:val="0"/>
+          <w:bCs w:val="0"/>
+          <w:color w:val="auto"/>
+          <w:lang w:val="uk-UA"/>
+        </w:rPr>
+        <w:t>)</w:t>
+      </w:r>
+    </w:p>
+    <w:p>
+      <w:pPr>
+        <w:pStyle w:val="3Vita-Stelle"/>
         <w:rPr>
           <w:rStyle w:val="3Vita-Angabevorne"/>
+          <w:rFonts w:hint="cs"/>
           <w:b w:val="0"/>
           <w:bCs w:val="0"/>
           <w:sz w:val="18"/>
           <w:szCs w:val="18"/>
-        </w:rPr>
-        <w:tab/>
-      </w:r>
+          <w:lang w:val="en-US" w:bidi="ar-SA"/>
+        </w:rPr>
+      </w:pPr>
       <w:r>
         <w:rPr>
           <w:rStyle w:val="3Vita-Angabevorne"/>
-          <w:b w:val="0"/>
-          <w:bCs w:val="0"/>
-          <w:color w:val="404040"/>
-          <w:sz w:val="22"/>
-          <w:szCs w:val="22"/>
-        </w:rPr>
-        <w:t>Ukrainisch,</w:t>
-      </w:r>
-      <w:r>
-        <w:rPr>
-          <w:b w:val="0"/>
-          <w:bCs w:val="0"/>
-          <w:color w:val="404040"/>
-          <w:sz w:val="22"/>
-          <w:szCs w:val="22"/>
-        </w:rPr>
-        <w:t xml:space="preserve"> Muttersprache</w:t>
-      </w:r>
-    </w:p>
-    <w:p>
-      <w:pPr>
-        <w:pStyle w:val="3Vita-Stelle"/>
-        <w:spacing w:before="0"/>
-        <w:rPr>
-          <w:rStyle w:val="3Vita-Angabevorne"/>
-          <w:rFonts w:cs="Times New Roman"/>
-          <w:b w:val="0"/>
-          <w:bCs w:val="0"/>
-          <w:color w:val="404040"/>
-          <w:sz w:val="22"/>
-          <w:szCs w:val="22"/>
-          <w:lang w:bidi="ar-SA"/>
-        </w:rPr>
-      </w:pPr>
-      <w:r>
-        <w:rPr>
-          <w:rStyle w:val="3Vita-Angabevorne"/>
-          <w:rFonts w:cs="Times New Roman"/>
-          <w:b w:val="0"/>
-          <w:bCs w:val="0"/>
-          <w:color w:val="404040"/>
-          <w:sz w:val="22"/>
-          <w:szCs w:val="22"/>
-          <w:lang w:bidi="ar-SA"/>
-        </w:rPr>
-        <w:tab/>
-      </w:r>
-      <w:r>
-        <w:rPr>
-          <w:b w:val="0"/>
-          <w:bCs w:val="0"/>
-          <w:color w:val="404040"/>
-          <w:sz w:val="22"/>
-          <w:szCs w:val="22"/>
-        </w:rPr>
-        <w:t>Russisch, sehr gut</w:t>
-      </w:r>
-    </w:p>
-    <w:p>
-      <w:pPr>
-        <w:pStyle w:val="3Vita-Stelle"/>
-        <w:spacing w:before="0"/>
-        <w:rPr>
-          <w:rStyle w:val="3Vita-Angabevorne"/>
-          <w:rFonts w:cs="Times New Roman"/>
-          <w:b w:val="0"/>
-          <w:bCs w:val="0"/>
-          <w:color w:val="404040"/>
-          <w:sz w:val="22"/>
-          <w:szCs w:val="22"/>
-          <w:lang w:bidi="ar-SA"/>
-        </w:rPr>
-      </w:pPr>
-      <w:r>
-        <w:rPr>
-          <w:rStyle w:val="3Vita-Angabevorne"/>
-          <w:rFonts w:cs="Times New Roman"/>
-          <w:b w:val="0"/>
-          <w:bCs w:val="0"/>
-          <w:color w:val="404040"/>
-          <w:sz w:val="22"/>
-          <w:szCs w:val="22"/>
-          <w:lang w:bidi="ar-SA"/>
-        </w:rPr>
-        <w:tab/>
-      </w:r>
-      <w:r>
-        <w:rPr>
-          <w:b w:val="0"/>
-          <w:bCs w:val="0"/>
-          <w:color w:val="404040"/>
-          <w:sz w:val="22"/>
-          <w:szCs w:val="22"/>
-        </w:rPr>
-        <w:t>Deutsch, verhandlungssicher</w:t>
-      </w:r>
-    </w:p>
-    <w:p>
-      <w:pPr>
-        <w:pStyle w:val="3Vita-Stelle"/>
-        <w:rPr>
-          <w:rStyle w:val="3Vita-Angabevorne"/>
-          <w:rFonts w:cs="Times New Roman"/>
+          <w:rFonts w:hint="cs"/>
           <w:b w:val="0"/>
           <w:bCs w:val="0"/>
           <w:sz w:val="18"/>
           <w:szCs w:val="18"/>
-          <w:lang w:bidi="ar-SA"/>
-        </w:rPr>
-      </w:pPr>
-      <w:proofErr w:type="gramStart"/>
+          <w:lang w:val="en-US"/>
+        </w:rPr>
+        <w:t>EDV</w:t>
+      </w:r>
       <w:r>
         <w:rPr>
           <w:rStyle w:val="3Vita-Angabevorne"/>
+          <w:rFonts w:hint="cs"/>
           <w:b w:val="0"/>
           <w:bCs w:val="0"/>
           <w:sz w:val="18"/>
           <w:szCs w:val="18"/>
-        </w:rPr>
-        <w:t>EDV</w:t>
-      </w:r>
-      <w:r>
+          <w:lang w:val="en-US"/>
+        </w:rPr>
+        <w:tab/>
+      </w:r>
+      <w:r>
+        <w:rPr>
+          <w:rFonts w:hint="cs"/>
+          <w:b w:val="0"/>
+          <w:bCs w:val="0"/>
+          <w:color w:val="404040"/>
+          <w:sz w:val="22"/>
+          <w:szCs w:val="22"/>
+          <w:lang w:val="en-US"/>
+        </w:rPr>
+        <w:t>Microsoft Word, Excel, PowerPoint, Outlook</w:t>
+      </w:r>
+    </w:p>
+    <w:p>
+      <w:pPr>
+        <w:pStyle w:val="3Vita-Stelle"/>
         <w:rPr>
           <w:rStyle w:val="3Vita-Angabevorne"/>
+          <w:rFonts w:hint="cs"/>
           <w:b w:val="0"/>
           <w:bCs w:val="0"/>
           <w:sz w:val="18"/>
           <w:szCs w:val="18"/>
-        </w:rPr>
-        <w:tab/>
-      </w:r>
-      <w:r>
-        <w:rPr>
-          <w:b w:val="0"/>
-          <w:bCs w:val="0"/>
-          <w:color w:val="404040"/>
-          <w:sz w:val="22"/>
-          <w:szCs w:val="22"/>
-        </w:rPr>
-        <w:t>Microsoft</w:t>
-      </w:r>
-      <w:proofErr w:type="gramEnd"/>
-      <w:r>
-        <w:rPr>
-          <w:b w:val="0"/>
-          <w:bCs w:val="0"/>
-          <w:color w:val="404040"/>
-          <w:sz w:val="22"/>
-          <w:szCs w:val="22"/>
-        </w:rPr>
-        <w:t xml:space="preserve"> Word, Excel, PowerPoint, Outlook</w:t>
-      </w:r>
-    </w:p>
-    <w:p>
-      <w:pPr>
-        <w:pStyle w:val="3Vita-Stelle"/>
+          <w:lang w:bidi="ar-SA"/>
+        </w:rPr>
+      </w:pPr>
+      <w:r>
         <w:rPr>
           <w:rStyle w:val="3Vita-Angabevorne"/>
-          <w:rFonts w:cs="Times New Roman"/>
+          <w:rFonts w:hint="cs"/>
           <w:b w:val="0"/>
           <w:bCs w:val="0"/>
           <w:sz w:val="18"/>
           <w:szCs w:val="18"/>
           <w:lang w:bidi="ar-SA"/>
         </w:rPr>
-      </w:pPr>
+        <w:t xml:space="preserve">Führerschein </w:t>
+      </w:r>
       <w:r>
         <w:rPr>
           <w:rStyle w:val="3Vita-Angabevorne"/>
-          <w:rFonts w:ascii="Times New Roman" w:hAnsi="Times New Roman" w:cs="Times New Roman"/>
+          <w:rFonts w:hint="cs"/>
           <w:b w:val="0"/>
           <w:bCs w:val="0"/>
           <w:sz w:val="18"/>
           <w:szCs w:val="18"/>
           <w:lang w:bidi="ar-SA"/>
         </w:rPr>
-        <w:t xml:space="preserve">Führerschein </w:t>
-      </w:r>
-      <w:r>
-        <w:rPr>
-          <w:rStyle w:val="3Vita-Angabevorne"/>
-          <w:rFonts w:ascii="Times New Roman" w:hAnsi="Times New Roman" w:cs="Times New Roman"/>
-          <w:b w:val="0"/>
-          <w:bCs w:val="0"/>
-          <w:sz w:val="18"/>
-          <w:szCs w:val="18"/>
-          <w:lang w:bidi="ar-SA"/>
-        </w:rPr>
         <w:tab/>
       </w:r>
       <w:r>
         <w:rPr>
+          <w:rFonts w:hint="cs"/>
           <w:b w:val="0"/>
           <w:bCs w:val="0"/>
           <w:color w:val="404040"/>
@@ -3380,15 +3704,7 @@
     <w:p>
       <w:pPr>
         <w:rPr>
-          <w:rFonts w:cs="Times New Roman"/>
-          <w:lang w:bidi="ar-SA"/>
-        </w:rPr>
-      </w:pPr>
-    </w:p>
-    <w:p>
-      <w:pPr>
-        <w:rPr>
-          <w:rFonts w:cs="Times New Roman"/>
+          <w:rFonts w:hint="cs"/>
           <w:lang w:bidi="ar-SA"/>
         </w:rPr>
       </w:pPr>
@@ -3397,30 +3713,83 @@
       <w:pPr>
         <w:pStyle w:val="0Datum"/>
         <w:rPr>
-          <w:rFonts w:cs="Times New Roman"/>
-          <w:lang w:bidi="ar-SA"/>
-        </w:rPr>
-      </w:pPr>
-      <w:r>
+          <w:rFonts w:asciiTheme="minorHAnsi" w:hAnsiTheme="minorHAnsi"/>
+          <w:lang w:val="uk-UA"/>
+        </w:rPr>
+      </w:pPr>
+    </w:p>
+    <w:p>
+      <w:pPr>
+        <w:rPr>
+          <w:rFonts w:asciiTheme="minorHAnsi" w:hAnsiTheme="minorHAnsi"/>
+          <w:lang w:val="uk-UA"/>
+        </w:rPr>
+      </w:pPr>
+    </w:p>
+    <w:p>
+      <w:pPr>
+        <w:rPr>
+          <w:rFonts w:asciiTheme="minorHAnsi" w:hAnsiTheme="minorHAnsi"/>
+          <w:lang w:val="uk-UA"/>
+        </w:rPr>
+      </w:pPr>
+    </w:p>
+    <w:p>
+      <w:pPr>
+        <w:pStyle w:val="0Datum"/>
+        <w:rPr>
+          <w:rFonts w:hint="cs"/>
+          <w:lang w:bidi="ar-SA"/>
+        </w:rPr>
+      </w:pPr>
+      <w:r>
+        <w:rPr>
+          <w:rFonts w:hint="cs"/>
+        </w:rPr>
+        <w:t>Volodymyr Vyshniak</w:t>
+      </w:r>
+      <w:bookmarkStart w:id="0" w:name="_PictureBullets"/>
+      <w:r>
+        <w:rPr>
+          <w:rFonts w:asciiTheme="minorHAnsi" w:hAnsiTheme="minorHAnsi"/>
+          <w:lang w:val="uk-UA"/>
+        </w:rPr>
+        <w:t xml:space="preserve">                                                                                                            </w:t>
+      </w:r>
+      <w:r>
+        <w:rPr>
+          <w:rFonts w:hint="cs"/>
+        </w:rPr>
         <w:t xml:space="preserve">Eichenzell, </w:t>
       </w:r>
       <w:r>
+        <w:rPr>
+          <w:rFonts w:hint="cs"/>
+        </w:rPr>
         <w:fldChar w:fldCharType="begin"/>
       </w:r>
       <w:r>
+        <w:rPr>
+          <w:rFonts w:hint="cs"/>
+        </w:rPr>
         <w:instrText xml:space="preserve"> TIME \@ "dd.MM.yyyy" </w:instrText>
       </w:r>
       <w:r>
+        <w:rPr>
+          <w:rFonts w:hint="cs"/>
+        </w:rPr>
         <w:fldChar w:fldCharType="separate"/>
       </w:r>
       <w:r>
         <w:rPr>
+          <w:rFonts w:hint="cs"/>
           <w:noProof/>
         </w:rPr>
-        <w:t>23.03.2026</w:t>
-      </w:r>
-      <w:r>
-        <w:rPr>
+        <w:t>03.04.2026</w:t>
+      </w:r>
+      <w:r>
+        <w:rPr>
+          <w:rFonts w:hint="cs"/>
           <w:noProof/>
         </w:rPr>
         <w:fldChar w:fldCharType="end"/>
@@ -3429,21 +3798,14 @@
     <w:p>
       <w:pPr>
         <w:rPr>
-          <w:rFonts w:cs="Times New Roman"/>
-          <w:color w:val="404040"/>
-          <w:lang w:bidi="ar-SA"/>
-        </w:rPr>
-      </w:pPr>
-      <w:r>
-        <w:rPr>
-          <w:color w:val="404040"/>
-        </w:rPr>
-        <w:t>Volodymyr Vyshniak</w:t>
-      </w:r>
-      <w:bookmarkStart w:id="0" w:name="_PictureBullets"/>
-      <w:r>
-        <w:rPr>
-          <w:rFonts w:ascii="Times New Roman" w:hAnsi="Times New Roman" w:cs="Times New Roman"/>
+          <w:rFonts w:hint="cs"/>
+          <w:color w:val="404040"/>
+          <w:lang w:bidi="ar-SA"/>
+        </w:rPr>
+      </w:pPr>
+      <w:r>
+        <w:rPr>
+          <w:rFonts w:hint="cs"/>
           <w:vanish/>
           <w:color w:val="auto"/>
           <w:sz w:val="24"/>
@@ -3451,14 +3813,14 @@
           <w:lang w:val="uk-UA" w:eastAsia="uk-UA" w:bidi="ar-SA"/>
         </w:rPr>
         <w:pict w14:anchorId="2F648C1D">
-          <v:shape id="Рисунок 1174211331" o:spid="_x0000_i1031" type="#_x0000_t75" style="width:145.35pt;height:272.3pt;visibility:visible" o:bullet="t">
-            <v:imagedata r:id="rId10" o:title=""/>
+          <v:shape id="Рисунок 1174211331" o:spid="_x0000_i1031" type="#_x0000_t75" style="width:145.05pt;height:272.3pt;visibility:visible" o:bullet="t">
+            <v:imagedata r:id="rId11" o:title=""/>
           </v:shape>
         </w:pict>
       </w:r>
       <w:r>
         <w:rPr>
-          <w:rFonts w:ascii="Times New Roman" w:hAnsi="Times New Roman" w:cs="Times New Roman"/>
+          <w:rFonts w:hint="cs"/>
           <w:vanish/>
           <w:color w:val="auto"/>
           <w:sz w:val="24"/>
@@ -3466,16 +3828,16 @@
           <w:lang w:val="uk-UA" w:eastAsia="uk-UA" w:bidi="ar-SA"/>
         </w:rPr>
         <w:pict w14:anchorId="2F648C1E">
-          <v:shape id="Рисунок 871883537" o:spid="_x0000_i1032" type="#_x0000_t75" style="width:145.35pt;height:272.3pt;visibility:visible" o:bullet="t">
-            <v:imagedata r:id="rId11" o:title=""/>
+          <v:shape id="Рисунок 871883537" o:spid="_x0000_i1032" type="#_x0000_t75" style="width:145.05pt;height:272.3pt;visibility:visible" o:bullet="t">
+            <v:imagedata r:id="rId12" o:title=""/>
           </v:shape>
         </w:pict>
       </w:r>
       <w:bookmarkEnd w:id="0"/>
     </w:p>
     <w:sectPr>
-      <w:headerReference w:type="default" r:id="rId12"/>
-      <w:footerReference w:type="default" r:id="rId13"/>
+      <w:headerReference w:type="default" r:id="rId13"/>
+      <w:footerReference w:type="default" r:id="rId14"/>
       <w:pgSz w:w="11900" w:h="16840"/>
       <w:pgMar w:top="1701" w:right="1134" w:bottom="1134" w:left="1134" w:header="454" w:footer="454" w:gutter="0"/>
       <w:pgNumType w:start="1"/>
@@ -3545,140 +3907,36 @@
 <w:ftr xmlns:wpc="http://schemas.microsoft.com/office/word/2010/wordprocessingCanvas" xmlns:cx="http://schemas.microsoft.com/office/drawing/2014/chartex" xmlns:cx1="http://schemas.microsoft.com/office/drawing/2015/9/8/chartex" xmlns:cx2="http://schemas.microsoft.com/office/drawing/2015/10/21/chartex" xmlns:cx3="http://schemas.microsoft.com/office/drawing/2016/5/9/chartex" xmlns:cx4="http://schemas.microsoft.com/office/drawing/2016/5/10/chartex" xmlns:cx5="http://schemas.microsoft.com/office/drawing/2016/5/11/chartex" xmlns:cx6="http://schemas.microsoft.com/office/drawing/2016/5/12/chartex" xmlns:cx7="http://schemas.microsoft.com/office/drawing/2016/5/13/chartex" xmlns:cx8="http://schemas.microsoft.com/office/drawing/2016/5/14/chartex" xmlns:mc="http://schemas.openxmlformats.org/markup-compatibility/2006" xmlns:aink="http://schemas.microsoft.com/office/drawing/2016/ink" xmlns:am3d="http://schemas.microsoft.com/office/drawing/2017/model3d" xmlns:o="urn:schemas-microsoft-com:office:office" xmlns:oel="http://schemas.microsoft.com/office/2019/extlst" xmlns:r="http://schemas.openxmlformats.org/officeDocument/2006/relationships" xmlns:m="http://schemas.openxmlformats.org/officeDocument/2006/math" xmlns:v="urn:schemas-microsoft-com:vml" xmlns:wp14="http://schemas.microsoft.com/office/word/2010/wordprocessingDrawing" xmlns:wp="http://schemas.openxmlformats.org/drawingml/2006/wordprocessingDrawing" xmlns:w10="urn:schemas-microsoft-com:office:word" xmlns:w="http://schemas.openxmlformats.org/wordprocessingml/2006/main" xmlns:w14="http://schemas.microsoft.com/office/word/2010/wordml" xmlns:w15="http://schemas.microsoft.com/office/word/2012/wordml" xmlns:w16cex="http://schemas.microsoft.com/office/word/2018/wordml/cex" xmlns:w16cid="http://schemas.microsoft.com/office/word/2016/wordml/cid" xmlns:w16="http://schemas.microsoft.com/office/word/2018/wordml" xmlns:w16du="http://schemas.microsoft.com/office/word/2023/wordml/word16du" xmlns:w16sdtdh="http://schemas.microsoft.com/office/word/2020/wordml/sdtdatahash" xmlns:w16sdtfl="http://schemas.microsoft.com/office/word/2024/wordml/sdtformatlock" xmlns:w16se="http://schemas.microsoft.com/office/word/2015/wordml/symex" xmlns:wpg="http://schemas.microsoft.com/office/word/2010/wordprocessingGroup" xmlns:wpi="http://schemas.microsoft.com/office/word/2010/wordprocessingInk" xmlns:wne="http://schemas.microsoft.com/office/word/2006/wordml" xmlns:wps="http://schemas.microsoft.com/office/word/2010/wordprocessingShape" mc:Ignorable="w14 w15 w16se w16cid w16 w16cex w16sdtdh w16sdtfl w16du wp14">
   <w:p>
     <w:pPr>
+      <w:pStyle w:val="a6"/>
+      <w:jc w:val="right"/>
+    </w:pPr>
+    <w:r>
+      <w:fldChar w:fldCharType="begin"/>
+    </w:r>
+    <w:r>
+      <w:instrText>PAGE   \* MERGEFORMAT</w:instrText>
+    </w:r>
+    <w:r>
+      <w:fldChar w:fldCharType="separate"/>
+    </w:r>
+    <w:r>
+      <w:rPr>
+        <w:lang w:val="uk-UA"/>
+      </w:rPr>
+      <w:t>2</w:t>
+    </w:r>
+    <w:r>
+      <w:fldChar w:fldCharType="end"/>
+    </w:r>
+  </w:p>
+  <w:p>
+    <w:pPr>
       <w:pStyle w:val="0FusszeileContainer"/>
       <w:rPr>
         <w:rFonts w:cs="Times New Roman"/>
         <w:lang w:bidi="ar-SA"/>
       </w:rPr>
     </w:pPr>
-    <w:r>
-      <w:rPr>
-        <w:rFonts w:cs="Times New Roman"/>
-        <w:noProof/>
-        <w:lang w:bidi="ar-SA"/>
-      </w:rPr>
-    </w:r>
-    <w:r>
-      <w:rPr>
-        <w:rFonts w:cs="Times New Roman"/>
-        <w:noProof/>
-        <w:lang w:bidi="ar-SA"/>
-      </w:rPr>
-      <w:pict w14:anchorId="2F648C2B">
-        <v:shapetype id="_x0000_t202" coordsize="21600,21600" o:spt="202" path="m,l,21600r21600,l21600,xe">
-          <v:stroke joinstyle="miter"/>
-          <v:path gradientshapeok="t" o:connecttype="rect"/>
-        </v:shapetype>
-        <v:shape id="Textfeld 13" o:spid="_x0000_s1038" type="#_x0000_t202" style="width:493.8pt;height:41.9pt;visibility:visible;mso-left-percent:-10001;mso-top-percent:-10001;mso-position-horizontal:absolute;mso-position-horizontal-relative:char;mso-position-vertical:absolute;mso-position-vertical-relative:line;mso-left-percent:-10001;mso-top-percent:-10001" filled="f" strokeweight=".5pt">
-          <v:textbox inset=",4mm">
-            <w:txbxContent>
-              <w:p>
-                <w:pPr>
-                  <w:pStyle w:val="a6"/>
-                  <w:jc w:val="center"/>
-                  <w:rPr>
-                    <w:color w:val="auto"/>
-                  </w:rPr>
-                </w:pPr>
-                <w:proofErr w:type="spellStart"/>
-                <w:r>
-                  <w:rPr>
-                    <w:rFonts w:ascii="Times New Roman" w:hAnsi="Times New Roman" w:cs="Times New Roman"/>
-                    <w:color w:val="auto"/>
-                    <w:lang w:bidi="ar-SA"/>
-                  </w:rPr>
-                  <w:t>Döllbach</w:t>
-                </w:r>
-                <w:proofErr w:type="spellEnd"/>
-                <w:r>
-                  <w:rPr>
-                    <w:rFonts w:ascii="Times New Roman" w:hAnsi="Times New Roman" w:cs="Times New Roman"/>
-                    <w:color w:val="auto"/>
-                    <w:lang w:bidi="ar-SA"/>
-                  </w:rPr>
-                  <w:t xml:space="preserve"> </w:t>
-                </w:r>
-                <w:proofErr w:type="spellStart"/>
-                <w:r>
-                  <w:rPr>
-                    <w:rFonts w:ascii="Times New Roman" w:hAnsi="Times New Roman" w:cs="Times New Roman"/>
-                    <w:color w:val="auto"/>
-                    <w:lang w:bidi="ar-SA"/>
-                  </w:rPr>
-                  <w:t>Döllaustrasse</w:t>
-                </w:r>
-                <w:proofErr w:type="spellEnd"/>
-                <w:r>
-                  <w:rPr>
-                    <w:rFonts w:ascii="Times New Roman" w:hAnsi="Times New Roman" w:cs="Times New Roman"/>
-                    <w:color w:val="auto"/>
-                    <w:lang w:bidi="ar-SA"/>
-                  </w:rPr>
-                  <w:t xml:space="preserve"> 6 </w:t>
-                </w:r>
-                <w:proofErr w:type="gramStart"/>
-                <w:r>
-                  <w:rPr>
-                    <w:color w:val="auto"/>
-                  </w:rPr>
-                  <w:t>|  36124</w:t>
-                </w:r>
-                <w:proofErr w:type="gramEnd"/>
-                <w:r>
-                  <w:rPr>
-                    <w:color w:val="auto"/>
-                  </w:rPr>
-                  <w:t xml:space="preserve"> Eichenzell</w:t>
-                </w:r>
-              </w:p>
-              <w:p>
-                <w:pPr>
-                  <w:jc w:val="center"/>
-                  <w:rPr>
-                    <w:color w:val="auto"/>
-                    <w:sz w:val="18"/>
-                    <w:szCs w:val="18"/>
-                  </w:rPr>
-                </w:pPr>
-                <w:hyperlink r:id="rId1" w:history="1">
-                  <w:r>
-                    <w:rPr>
-                      <w:rStyle w:val="ad"/>
-                      <w:rFonts w:eastAsia="Times New Roman" w:cs="Times New Roman"/>
-                      <w:color w:val="auto"/>
-                      <w:sz w:val="18"/>
-                      <w:szCs w:val="18"/>
-                      <w:u w:val="none"/>
-                      <w:lang w:bidi="ar-SA"/>
-                    </w:rPr>
-                    <w:t xml:space="preserve">vyshniak.v@gmx.de </w:t>
-                  </w:r>
-                </w:hyperlink>
-                <w:proofErr w:type="gramStart"/>
-                <w:r>
-                  <w:rPr>
-                    <w:color w:val="auto"/>
-                    <w:sz w:val="18"/>
-                    <w:szCs w:val="18"/>
-                  </w:rPr>
-                  <w:t>|  +</w:t>
-                </w:r>
-                <w:proofErr w:type="gramEnd"/>
-                <w:r>
-                  <w:rPr>
-                    <w:color w:val="auto"/>
-                    <w:sz w:val="18"/>
-                    <w:szCs w:val="18"/>
-                  </w:rPr>
-                  <w:t>4915151757482</w:t>
-                </w:r>
-              </w:p>
-            </w:txbxContent>
-          </v:textbox>
-          <w10:anchorlock/>
-        </v:shape>
-      </w:pict>
-    </w:r>
   </w:p>
 </w:ftr>
 </file>
@@ -3757,7 +4015,7 @@
           <v:stroke joinstyle="miter"/>
           <v:path gradientshapeok="t" o:connecttype="rect"/>
         </v:shapetype>
-        <v:shape id="Textfeld 3" o:spid="_x0000_s1037" type="#_x0000_t202" style="position:absolute;margin-left:0;margin-top:-.1pt;width:491.4pt;height:43.5pt;z-index:251672576;visibility:visible;mso-position-horizontal:center;mso-position-horizontal-relative:margin;v-text-anchor:middle" strokeweight="2pt">
+        <v:shape id="Textfeld 3" o:spid="_x0000_s1037" type="#_x0000_t202" style="position:absolute;margin-left:0;margin-top:-.1pt;width:491.4pt;height:43.5pt;z-index:251657728;visibility:visible;mso-position-horizontal:center;mso-position-horizontal-relative:margin;v-text-anchor:middle" strokeweight="2pt">
           <v:textbox>
             <w:txbxContent>
               <w:p>
@@ -6246,8 +6504,6 @@
     <w:rPrDefault>
       <w:rPr>
         <w:rFonts w:ascii="Calibri" w:eastAsia="MS PGothic" w:hAnsi="Calibri" w:cs="Times New Roman"/>
-        <w:sz w:val="22"/>
-        <w:szCs w:val="22"/>
         <w:lang w:val="uk-UA" w:eastAsia="uk-UA" w:bidi="ar-SA"/>
       </w:rPr>
     </w:rPrDefault>
@@ -6765,7 +7021,6 @@
   </w:style>
   <w:style w:type="character" w:customStyle="1" w:styleId="10">
     <w:name w:val="Заголовок 1 Знак"/>
-    <w:basedOn w:val="a1"/>
     <w:link w:val="1"/>
     <w:uiPriority w:val="99"/>
     <w:locked/>
@@ -6780,7 +7035,6 @@
   </w:style>
   <w:style w:type="character" w:customStyle="1" w:styleId="20">
     <w:name w:val="Заголовок 2 Знак"/>
-    <w:basedOn w:val="a1"/>
     <w:link w:val="2"/>
     <w:uiPriority w:val="99"/>
     <w:locked/>
@@ -6793,7 +7047,6 @@
   </w:style>
   <w:style w:type="character" w:customStyle="1" w:styleId="30">
     <w:name w:val="Заголовок 3 Знак"/>
-    <w:basedOn w:val="a1"/>
     <w:link w:val="3"/>
     <w:uiPriority w:val="99"/>
     <w:locked/>
@@ -6808,7 +7061,6 @@
   </w:style>
   <w:style w:type="character" w:customStyle="1" w:styleId="40">
     <w:name w:val="Заголовок 4 Знак"/>
-    <w:basedOn w:val="a1"/>
     <w:link w:val="4"/>
     <w:uiPriority w:val="99"/>
     <w:locked/>
@@ -6825,7 +7077,6 @@
   </w:style>
   <w:style w:type="character" w:customStyle="1" w:styleId="50">
     <w:name w:val="Заголовок 5 Знак"/>
-    <w:basedOn w:val="a1"/>
     <w:link w:val="5"/>
     <w:uiPriority w:val="99"/>
     <w:locked/>
@@ -6855,8 +7106,7 @@
     </w:rPr>
   </w:style>
   <w:style w:type="character" w:customStyle="1" w:styleId="a5">
-    <w:name w:val="Верхний колонтитул Знак"/>
-    <w:basedOn w:val="a1"/>
+    <w:name w:val="Верхній колонтитул Знак"/>
     <w:link w:val="a4"/>
     <w:uiPriority w:val="99"/>
     <w:locked/>
@@ -6889,8 +7139,7 @@
     </w:rPr>
   </w:style>
   <w:style w:type="character" w:customStyle="1" w:styleId="a7">
-    <w:name w:val="Нижний колонтитул Знак"/>
-    <w:basedOn w:val="a1"/>
+    <w:name w:val="Нижній колонтитул Знак"/>
     <w:link w:val="a6"/>
     <w:uiPriority w:val="99"/>
     <w:locked/>
@@ -6931,8 +7180,7 @@
     </w:rPr>
   </w:style>
   <w:style w:type="character" w:customStyle="1" w:styleId="aa">
-    <w:name w:val="Текст выноски Знак"/>
-    <w:basedOn w:val="a1"/>
+    <w:name w:val="Текст у виносці Знак"/>
     <w:link w:val="a9"/>
     <w:uiPriority w:val="99"/>
     <w:semiHidden/>
@@ -6946,7 +7194,6 @@
   </w:style>
   <w:style w:type="character" w:customStyle="1" w:styleId="0Fett">
     <w:name w:val="0.Fett"/>
-    <w:basedOn w:val="a1"/>
     <w:uiPriority w:val="99"/>
     <w:rsid w:val="0091032A"/>
     <w:rPr>
@@ -7051,7 +7298,6 @@
   </w:style>
   <w:style w:type="character" w:customStyle="1" w:styleId="3Vita-Angabevorne">
     <w:name w:val="3.Vita - Angabe vorne"/>
-    <w:basedOn w:val="a1"/>
     <w:uiPriority w:val="99"/>
     <w:rsid w:val="001A350A"/>
     <w:rPr>
@@ -7195,7 +7441,6 @@
   </w:style>
   <w:style w:type="character" w:styleId="ad">
     <w:name w:val="Hyperlink"/>
-    <w:basedOn w:val="a1"/>
     <w:uiPriority w:val="99"/>
     <w:rsid w:val="00EB783D"/>
     <w:rPr>
@@ -7223,8 +7468,6 @@
     <w:rsid w:val="001B5560"/>
     <w:rPr>
       <w:rFonts w:cs="Calibri"/>
-      <w:sz w:val="20"/>
-      <w:szCs w:val="20"/>
     </w:rPr>
     <w:tblPr>
       <w:tblBorders>
@@ -7244,8 +7487,6 @@
     <w:rsid w:val="001B5560"/>
     <w:rPr>
       <w:rFonts w:cs="Calibri"/>
-      <w:sz w:val="20"/>
-      <w:szCs w:val="20"/>
     </w:rPr>
     <w:tblPr>
       <w:tblStyleRowBandSize w:val="1"/>
@@ -7330,8 +7571,6 @@
     <w:rsid w:val="001B5560"/>
     <w:rPr>
       <w:rFonts w:cs="Calibri"/>
-      <w:sz w:val="20"/>
-      <w:szCs w:val="20"/>
     </w:rPr>
     <w:tblPr>
       <w:tblCellMar>
@@ -7392,7 +7631,6 @@
   </w:style>
   <w:style w:type="character" w:customStyle="1" w:styleId="11">
     <w:name w:val="Неразрешенное упоминание1"/>
-    <w:basedOn w:val="a1"/>
     <w:uiPriority w:val="99"/>
     <w:rsid w:val="00FC24BD"/>
     <w:rPr>
@@ -7402,7 +7640,6 @@
   </w:style>
   <w:style w:type="character" w:styleId="af0">
     <w:name w:val="FollowedHyperlink"/>
-    <w:basedOn w:val="a1"/>
     <w:uiPriority w:val="99"/>
     <w:semiHidden/>
     <w:rsid w:val="00FC24BD"/>
@@ -7432,7 +7669,6 @@
   </w:style>
   <w:style w:type="character" w:styleId="af2">
     <w:name w:val="Strong"/>
-    <w:basedOn w:val="a1"/>
     <w:uiPriority w:val="99"/>
     <w:qFormat/>
     <w:rsid w:val="00B81AF2"/>
@@ -7455,6 +7691,18 @@
       <w:rFonts w:ascii=".AppleSystemUIFont" w:hAnsi=".AppleSystemUIFont" w:cs=".AppleSystemUIFont"/>
       <w:color w:val="0E0E0E"/>
       <w:lang w:bidi="ar-SA"/>
+    </w:rPr>
+  </w:style>
+  <w:style w:type="character" w:styleId="af3">
+    <w:name w:val="Unresolved Mention"/>
+    <w:basedOn w:val="a1"/>
+    <w:uiPriority w:val="99"/>
+    <w:semiHidden/>
+    <w:unhideWhenUsed/>
+    <w:rsid w:val="004577CA"/>
+    <w:rPr>
+      <w:color w:val="605E5C"/>
+      <w:shd w:val="clear" w:color="auto" w:fill="E1DFDD"/>
     </w:rPr>
   </w:style>
 </w:styles>

--- a/document/Vyshniak_Lebenslauf.docx
+++ b/document/Vyshniak_Lebenslauf.docx
@@ -4,7 +4,7 @@
   <w:body>
     <w:p>
       <w:pPr>
-        <w:pStyle w:val="849"/>
+        <w:pStyle w:val="861"/>
         <w:pBdr/>
         <w:spacing/>
         <w:ind/>
@@ -98,7 +98,7 @@
       </w:r>
       <w:r>
         <w:rPr>
-          <w:rFonts w:ascii="Times New Roman" w:hAnsi="Times New Roman" w:eastAsia="Times New Roman" w:cs="Times New Roman"/>
+          <w:rFonts w:ascii="Times New Roman" w:hAnsi="Times New Roman" w:cs="Times New Roman"/>
         </w:rPr>
       </w:r>
       <w:r>
@@ -109,7 +109,7 @@
     </w:p>
     <w:p>
       <w:pPr>
-        <w:pStyle w:val="1066"/>
+        <w:pStyle w:val="1078"/>
         <w:pBdr/>
         <w:spacing/>
         <w:ind/>
@@ -159,7 +159,7 @@
                         <w:txbxContent>
                           <w:p>
                             <w:pPr>
-                              <w:pStyle w:val="850"/>
+                              <w:pStyle w:val="862"/>
                               <w:pBdr/>
                               <w:spacing/>
                               <w:ind/>
@@ -212,7 +212,7 @@
                   <w:txbxContent>
                     <w:p>
                       <w:pPr>
-                        <w:pStyle w:val="850"/>
+                        <w:pStyle w:val="862"/>
                         <w:pBdr/>
                         <w:spacing/>
                         <w:ind/>
@@ -256,8 +256,7 @@
       </w:r>
       <w:r>
         <w:rPr>
-          <w:rFonts w:ascii="Times New Roman" w:hAnsi="Times New Roman" w:eastAsia="Times New Roman" w:cs="Times New Roman"/>
-          <w:lang w:bidi="ar-SA"/>
+          <w:rFonts w:ascii="Times New Roman" w:hAnsi="Times New Roman" w:cs="Times New Roman"/>
         </w:rPr>
       </w:r>
       <w:r>
@@ -268,7 +267,7 @@
     </w:p>
     <w:p>
       <w:pPr>
-        <w:pStyle w:val="1056"/>
+        <w:pStyle w:val="1068"/>
         <w:pBdr/>
         <w:spacing/>
         <w:ind/>
@@ -280,7 +279,7 @@
       </w:pPr>
       <w:r>
         <w:rPr>
-          <w:rStyle w:val="1049"/>
+          <w:rStyle w:val="1061"/>
           <w:rFonts w:ascii="Times New Roman" w:hAnsi="Times New Roman" w:eastAsia="Times New Roman" w:cs="Times New Roman"/>
           <w:sz w:val="22"/>
           <w:szCs w:val="22"/>
@@ -289,7 +288,7 @@
       </w:r>
       <w:r>
         <w:rPr>
-          <w:rStyle w:val="1049"/>
+          <w:rStyle w:val="1061"/>
           <w:rFonts w:ascii="Times New Roman" w:hAnsi="Times New Roman" w:eastAsia="Times New Roman" w:cs="Times New Roman"/>
           <w:sz w:val="22"/>
           <w:szCs w:val="22"/>
@@ -307,10 +306,9 @@
       </w:r>
       <w:r>
         <w:rPr>
-          <w:rFonts w:ascii="Times New Roman" w:hAnsi="Times New Roman" w:eastAsia="Times New Roman" w:cs="Times New Roman"/>
+          <w:rFonts w:ascii="Times New Roman" w:hAnsi="Times New Roman" w:cs="Times New Roman"/>
           <w:sz w:val="22"/>
           <w:szCs w:val="22"/>
-          <w:lang w:bidi="ar-SA"/>
         </w:rPr>
       </w:r>
       <w:r>
@@ -323,7 +321,7 @@
     </w:p>
     <w:p>
       <w:pPr>
-        <w:pStyle w:val="1056"/>
+        <w:pStyle w:val="1068"/>
         <w:pBdr/>
         <w:spacing/>
         <w:ind/>
@@ -335,7 +333,7 @@
       </w:pPr>
       <w:r>
         <w:rPr>
-          <w:rStyle w:val="1049"/>
+          <w:rStyle w:val="1061"/>
           <w:rFonts w:ascii="Times New Roman" w:hAnsi="Times New Roman" w:eastAsia="Times New Roman" w:cs="Times New Roman"/>
           <w:sz w:val="22"/>
           <w:szCs w:val="22"/>
@@ -362,10 +360,9 @@
       </w:r>
       <w:r>
         <w:rPr>
-          <w:rFonts w:ascii="Times New Roman" w:hAnsi="Times New Roman" w:eastAsia="Times New Roman" w:cs="Times New Roman"/>
+          <w:rFonts w:ascii="Times New Roman" w:hAnsi="Times New Roman" w:cs="Times New Roman"/>
           <w:sz w:val="22"/>
           <w:szCs w:val="22"/>
-          <w:lang w:bidi="ar-SA"/>
         </w:rPr>
       </w:r>
       <w:r>
@@ -378,7 +375,7 @@
     </w:p>
     <w:p>
       <w:pPr>
-        <w:pStyle w:val="1056"/>
+        <w:pStyle w:val="1068"/>
         <w:pBdr/>
         <w:spacing/>
         <w:ind/>
@@ -390,7 +387,7 @@
       </w:pPr>
       <w:r>
         <w:rPr>
-          <w:rStyle w:val="1049"/>
+          <w:rStyle w:val="1061"/>
           <w:rFonts w:ascii="Times New Roman" w:hAnsi="Times New Roman" w:eastAsia="Times New Roman" w:cs="Times New Roman"/>
           <w:sz w:val="22"/>
           <w:szCs w:val="22"/>
@@ -416,10 +413,9 @@
       </w:r>
       <w:r>
         <w:rPr>
-          <w:rFonts w:ascii="Times New Roman" w:hAnsi="Times New Roman" w:eastAsia="Times New Roman" w:cs="Times New Roman"/>
+          <w:rFonts w:ascii="Times New Roman" w:hAnsi="Times New Roman" w:cs="Times New Roman"/>
           <w:sz w:val="22"/>
           <w:szCs w:val="22"/>
-          <w:lang w:val="uk-UA" w:bidi="ar-SA"/>
         </w:rPr>
       </w:r>
       <w:r>
@@ -432,7 +428,7 @@
     </w:p>
     <w:p>
       <w:pPr>
-        <w:pStyle w:val="1056"/>
+        <w:pStyle w:val="1068"/>
         <w:pBdr/>
         <w:spacing/>
         <w:ind w:firstLine="0" w:left="0"/>
@@ -465,7 +461,7 @@
       <w:hyperlink r:id="rId12" w:tooltip="https://vyshniak-volodymyr.github.io/Lebenslauf/" w:history="1">
         <w:r>
           <w:rPr>
-            <w:rStyle w:val="1060"/>
+            <w:rStyle w:val="1072"/>
             <w:rFonts w:ascii="Times New Roman" w:hAnsi="Times New Roman" w:eastAsia="Times New Roman" w:cs="Times New Roman"/>
             <w:color w:val="0070c0"/>
             <w:sz w:val="22"/>
@@ -477,11 +473,10 @@
       </w:hyperlink>
       <w:r>
         <w:rPr>
-          <w:rFonts w:ascii="Times New Roman" w:hAnsi="Times New Roman" w:eastAsia="Times New Roman" w:cs="Times New Roman"/>
+          <w:rFonts w:ascii="Times New Roman" w:hAnsi="Times New Roman" w:cs="Times New Roman"/>
           <w:color w:val="0070c0"/>
           <w:sz w:val="22"/>
           <w:szCs w:val="22"/>
-          <w:lang w:bidi="ar-SA"/>
         </w:rPr>
       </w:r>
       <w:r>
@@ -495,7 +490,7 @@
     </w:p>
     <w:p>
       <w:pPr>
-        <w:pStyle w:val="1056"/>
+        <w:pStyle w:val="1068"/>
         <w:pBdr/>
         <w:spacing/>
         <w:ind/>
@@ -506,15 +501,6 @@
           <w:szCs w:val="18"/>
         </w:rPr>
       </w:pPr>
-      <w:r>
-        <w:rPr>
-          <w:rFonts w:ascii="Times New Roman" w:hAnsi="Times New Roman" w:eastAsia="Times New Roman" w:cs="Times New Roman"/>
-          <w:color w:val="7f7f7f"/>
-          <w:sz w:val="18"/>
-          <w:szCs w:val="18"/>
-          <w:lang w:bidi="ar-SA"/>
-        </w:rPr>
-      </w:r>
       <w:r>
         <w:rPr>
           <w:rFonts w:ascii="Times New Roman" w:hAnsi="Times New Roman" w:eastAsia="Times New Roman" w:cs="Times New Roman"/>
@@ -532,15 +518,23 @@
           <w:szCs w:val="18"/>
         </w:rPr>
       </w:r>
+      <w:r>
+        <w:rPr>
+          <w:rFonts w:ascii="Times New Roman" w:hAnsi="Times New Roman" w:cs="Times New Roman"/>
+          <w:color w:val="7f7f7f"/>
+          <w:sz w:val="18"/>
+          <w:szCs w:val="18"/>
+        </w:rPr>
+      </w:r>
     </w:p>
     <w:p>
       <w:pPr>
-        <w:pStyle w:val="1066"/>
+        <w:pStyle w:val="1078"/>
         <w:pBdr/>
         <w:spacing/>
         <w:ind/>
         <w:rPr>
-          <w:rStyle w:val="1049"/>
+          <w:rStyle w:val="1061"/>
           <w:rFonts w:ascii="Times New Roman" w:hAnsi="Times New Roman" w:cs="Times New Roman"/>
           <w:sz w:val="18"/>
           <w:szCs w:val="18"/>
@@ -588,7 +582,7 @@
                         <w:txbxContent>
                           <w:p>
                             <w:pPr>
-                              <w:pStyle w:val="850"/>
+                              <w:pStyle w:val="862"/>
                               <w:pBdr/>
                               <w:spacing/>
                               <w:ind/>
@@ -634,7 +628,7 @@
                   <w:txbxContent>
                     <w:p>
                       <w:pPr>
-                        <w:pStyle w:val="850"/>
+                        <w:pStyle w:val="862"/>
                         <w:pBdr/>
                         <w:spacing/>
                         <w:ind/>
@@ -671,16 +665,15 @@
       </w:r>
       <w:r>
         <w:rPr>
-          <w:rStyle w:val="1049"/>
-          <w:rFonts w:ascii="Times New Roman" w:hAnsi="Times New Roman" w:eastAsia="Times New Roman" w:cs="Times New Roman"/>
+          <w:rStyle w:val="1061"/>
+          <w:rFonts w:ascii="Times New Roman" w:hAnsi="Times New Roman" w:cs="Times New Roman"/>
           <w:sz w:val="18"/>
           <w:szCs w:val="18"/>
-          <w:lang w:val="uk-UA" w:bidi="ar-SA"/>
         </w:rPr>
       </w:r>
       <w:r>
         <w:rPr>
-          <w:rStyle w:val="1049"/>
+          <w:rStyle w:val="1061"/>
           <w:rFonts w:ascii="Times New Roman" w:hAnsi="Times New Roman" w:cs="Times New Roman"/>
           <w:sz w:val="18"/>
           <w:szCs w:val="18"/>
@@ -693,7 +686,7 @@
         <w:spacing/>
         <w:ind w:hanging="2160" w:left="2160"/>
         <w:rPr>
-          <w:rFonts w:ascii="Times New Roman" w:hAnsi="Times New Roman" w:eastAsia="Times New Roman" w:cs="Times New Roman"/>
+          <w:rFonts w:ascii="Times New Roman" w:hAnsi="Times New Roman" w:cs="Times New Roman"/>
           <w:sz w:val="22"/>
           <w:szCs w:val="22"/>
         </w:rPr>
@@ -730,7 +723,7 @@
       </w:r>
       <w:r>
         <w:rPr>
-          <w:rFonts w:ascii="Times New Roman" w:hAnsi="Times New Roman" w:cs="Times New Roman"/>
+          <w:rFonts w:ascii="Times New Roman" w:hAnsi="Times New Roman" w:eastAsia="Times New Roman" w:cs="Times New Roman"/>
           <w:sz w:val="22"/>
           <w:szCs w:val="22"/>
         </w:rPr>
@@ -757,8 +750,8 @@
       <w:r>
         <w:rPr>
           <w:rFonts w:ascii="Times New Roman" w:hAnsi="Times New Roman" w:eastAsia="Times New Roman" w:cs="Times New Roman"/>
-          <w:sz w:val="16"/>
-          <w:szCs w:val="16"/>
+          <w:sz w:val="22"/>
+          <w:szCs w:val="22"/>
         </w:rPr>
       </w:r>
       <w:r>
@@ -784,7 +777,7 @@
           <w:sz w:val="22"/>
           <w:szCs w:val="22"/>
         </w:rPr>
-        <w:t xml:space="preserve">Auslieferungsfahrer (Minijob)</w:t>
+        <w:t xml:space="preserve">Auslieferungsfahrer in Teilzeit</w:t>
       </w:r>
       <w:r>
         <w:rPr>
@@ -796,7 +789,7 @@
       </w:r>
       <w:r>
         <w:rPr>
-          <w:rFonts w:ascii="Times New Roman" w:hAnsi="Times New Roman" w:cs="Times New Roman"/>
+          <w:rFonts w:ascii="Times New Roman" w:hAnsi="Times New Roman" w:eastAsia="Times New Roman" w:cs="Times New Roman"/>
           <w:sz w:val="22"/>
           <w:szCs w:val="22"/>
         </w:rPr>
@@ -804,7 +797,7 @@
     </w:p>
     <w:p>
       <w:pPr>
-        <w:pStyle w:val="1059"/>
+        <w:pStyle w:val="1071"/>
         <w:numPr>
           <w:ilvl w:val="3"/>
           <w:numId w:val="19"/>
@@ -834,12 +827,11 @@
           <w:color w:val="404040"/>
           <w:sz w:val="22"/>
           <w:szCs w:val="22"/>
-          <w:lang w:bidi="ar-SA"/>
         </w:rPr>
       </w:r>
       <w:r>
         <w:rPr>
-          <w:rFonts w:ascii="Times New Roman" w:hAnsi="Times New Roman" w:cs="Times New Roman"/>
+          <w:rFonts w:ascii="Times New Roman" w:hAnsi="Times New Roman" w:eastAsia="Times New Roman" w:cs="Times New Roman"/>
           <w:color w:val="404040"/>
           <w:sz w:val="22"/>
           <w:szCs w:val="22"/>
@@ -848,7 +840,7 @@
     </w:p>
     <w:p>
       <w:pPr>
-        <w:pStyle w:val="1059"/>
+        <w:pStyle w:val="1071"/>
         <w:numPr>
           <w:ilvl w:val="3"/>
           <w:numId w:val="19"/>
@@ -878,12 +870,11 @@
           <w:color w:val="404040"/>
           <w:sz w:val="22"/>
           <w:szCs w:val="22"/>
-          <w:lang w:bidi="ar-SA"/>
         </w:rPr>
       </w:r>
       <w:r>
         <w:rPr>
-          <w:rFonts w:ascii="Times New Roman" w:hAnsi="Times New Roman" w:cs="Times New Roman"/>
+          <w:rFonts w:ascii="Times New Roman" w:hAnsi="Times New Roman" w:eastAsia="Times New Roman" w:cs="Times New Roman"/>
           <w:color w:val="404040"/>
           <w:sz w:val="22"/>
           <w:szCs w:val="22"/>
@@ -892,7 +883,7 @@
     </w:p>
     <w:p>
       <w:pPr>
-        <w:pStyle w:val="1066"/>
+        <w:pStyle w:val="1078"/>
         <w:pBdr/>
         <w:spacing/>
         <w:ind w:hanging="2160" w:left="2160"/>
@@ -944,13 +935,12 @@
       </w:r>
       <w:r>
         <w:rPr>
-          <w:rFonts w:ascii="Times New Roman" w:hAnsi="Times New Roman" w:eastAsia="Times New Roman" w:cs="Times New Roman"/>
+          <w:rFonts w:ascii="Times New Roman" w:hAnsi="Times New Roman" w:cs="Times New Roman"/>
           <w:i/>
           <w:iCs/>
           <w:color w:val="404040"/>
           <w:sz w:val="22"/>
           <w:szCs w:val="22"/>
-          <w:lang w:val="uk-UA" w:bidi="ar-SA"/>
         </w:rPr>
       </w:r>
       <w:r>
@@ -966,7 +956,7 @@
     </w:p>
     <w:p>
       <w:pPr>
-        <w:pStyle w:val="1066"/>
+        <w:pStyle w:val="1078"/>
         <w:pBdr/>
         <w:spacing/>
         <w:ind w:hanging="2160" w:left="2160"/>
@@ -1036,13 +1026,12 @@
       </w:r>
       <w:r>
         <w:rPr>
-          <w:rFonts w:ascii="Times New Roman" w:hAnsi="Times New Roman" w:eastAsia="Times New Roman" w:cs="Times New Roman"/>
+          <w:rFonts w:ascii="Times New Roman" w:hAnsi="Times New Roman" w:cs="Times New Roman"/>
           <w:i/>
           <w:iCs/>
           <w:color w:val="404040"/>
           <w:sz w:val="22"/>
           <w:szCs w:val="22"/>
-          <w:lang w:val="uk-UA" w:bidi="ar-SA"/>
         </w:rPr>
       </w:r>
       <w:r>
@@ -1058,7 +1047,7 @@
     </w:p>
     <w:p>
       <w:pPr>
-        <w:pStyle w:val="1066"/>
+        <w:pStyle w:val="1078"/>
         <w:pBdr/>
         <w:spacing/>
         <w:ind w:hanging="2160" w:left="2160"/>
@@ -1110,13 +1099,12 @@
       </w:r>
       <w:r>
         <w:rPr>
-          <w:rFonts w:ascii="Times New Roman" w:hAnsi="Times New Roman" w:eastAsia="Times New Roman" w:cs="Times New Roman"/>
+          <w:rFonts w:ascii="Times New Roman" w:hAnsi="Times New Roman" w:cs="Times New Roman"/>
           <w:i/>
           <w:iCs/>
           <w:color w:val="404040"/>
           <w:sz w:val="22"/>
           <w:szCs w:val="22"/>
-          <w:lang w:val="uk-UA" w:bidi="ar-SA"/>
         </w:rPr>
       </w:r>
       <w:r>
@@ -1132,7 +1120,7 @@
     </w:p>
     <w:p>
       <w:pPr>
-        <w:pStyle w:val="1066"/>
+        <w:pStyle w:val="1078"/>
         <w:pBdr/>
         <w:spacing/>
         <w:ind w:hanging="2160" w:left="2160"/>
@@ -1148,7 +1136,7 @@
       </w:pPr>
       <w:r>
         <w:rPr>
-          <w:rStyle w:val="1049"/>
+          <w:rStyle w:val="1061"/>
           <w:rFonts w:ascii="Times New Roman" w:hAnsi="Times New Roman" w:eastAsia="Times New Roman" w:cs="Times New Roman"/>
           <w:sz w:val="22"/>
           <w:szCs w:val="22"/>
@@ -1177,14 +1165,13 @@
       </w:r>
       <w:r>
         <w:rPr>
-          <w:rFonts w:ascii="Times New Roman" w:hAnsi="Times New Roman" w:eastAsia="Times New Roman" w:cs="Times New Roman"/>
+          <w:rFonts w:ascii="Times New Roman" w:hAnsi="Times New Roman" w:cs="Times New Roman"/>
           <w:b/>
           <w:bCs/>
           <w:color w:val="000000"/>
           <w:spacing w:val="-2"/>
           <w:sz w:val="22"/>
           <w:szCs w:val="22"/>
-          <w:lang w:bidi="ar-SA"/>
         </w:rPr>
       </w:r>
       <w:r>
@@ -1201,7 +1188,7 @@
     </w:p>
     <w:p>
       <w:pPr>
-        <w:pStyle w:val="1059"/>
+        <w:pStyle w:val="1071"/>
         <w:numPr>
           <w:ilvl w:val="0"/>
           <w:numId w:val="0"/>
@@ -1232,13 +1219,12 @@
       </w:r>
       <w:r>
         <w:rPr>
-          <w:rFonts w:ascii="Times New Roman" w:hAnsi="Times New Roman" w:eastAsia="Times New Roman" w:cs="Times New Roman"/>
+          <w:rFonts w:ascii="Times New Roman" w:hAnsi="Times New Roman" w:cs="Times New Roman"/>
           <w:i/>
           <w:iCs/>
           <w:color w:val="404040"/>
           <w:sz w:val="22"/>
           <w:szCs w:val="22"/>
-          <w:lang w:val="uk-UA" w:bidi="ar-SA"/>
         </w:rPr>
       </w:r>
       <w:r>
@@ -1254,7 +1240,7 @@
     </w:p>
     <w:p>
       <w:pPr>
-        <w:pStyle w:val="1066"/>
+        <w:pStyle w:val="1078"/>
         <w:pBdr/>
         <w:spacing/>
         <w:ind w:hanging="2160" w:left="2160"/>
@@ -1266,7 +1252,7 @@
       </w:pPr>
       <w:r>
         <w:rPr>
-          <w:rStyle w:val="1049"/>
+          <w:rStyle w:val="1061"/>
           <w:rFonts w:ascii="Times New Roman" w:hAnsi="Times New Roman" w:eastAsia="Times New Roman" w:cs="Times New Roman"/>
           <w:sz w:val="22"/>
           <w:szCs w:val="22"/>
@@ -1275,7 +1261,7 @@
       </w:r>
       <w:r>
         <w:rPr>
-          <w:rStyle w:val="1049"/>
+          <w:rStyle w:val="1061"/>
           <w:rFonts w:ascii="Times New Roman" w:hAnsi="Times New Roman" w:eastAsia="Times New Roman" w:cs="Times New Roman"/>
           <w:sz w:val="22"/>
           <w:szCs w:val="22"/>
@@ -1307,10 +1293,9 @@
       </w:r>
       <w:r>
         <w:rPr>
-          <w:rFonts w:ascii="Times New Roman" w:hAnsi="Times New Roman" w:eastAsia="Times New Roman" w:cs="Times New Roman"/>
+          <w:rFonts w:ascii="Times New Roman" w:hAnsi="Times New Roman" w:cs="Times New Roman"/>
           <w:sz w:val="22"/>
           <w:szCs w:val="22"/>
-          <w:lang w:bidi="ar-SA"/>
         </w:rPr>
       </w:r>
       <w:r>
@@ -1323,7 +1308,7 @@
     </w:p>
     <w:p>
       <w:pPr>
-        <w:pStyle w:val="1059"/>
+        <w:pStyle w:val="1071"/>
         <w:numPr>
           <w:ilvl w:val="0"/>
           <w:numId w:val="0"/>
@@ -1356,13 +1341,12 @@
       </w:r>
       <w:r>
         <w:rPr>
-          <w:rFonts w:ascii="Times New Roman" w:hAnsi="Times New Roman" w:eastAsia="Times New Roman" w:cs="Times New Roman"/>
+          <w:rFonts w:ascii="Times New Roman" w:hAnsi="Times New Roman" w:cs="Times New Roman"/>
           <w:i/>
           <w:iCs/>
           <w:color w:val="404040"/>
           <w:sz w:val="22"/>
           <w:szCs w:val="22"/>
-          <w:lang w:bidi="ar-SA"/>
         </w:rPr>
       </w:r>
       <w:r>
@@ -1378,7 +1362,7 @@
     </w:p>
     <w:p>
       <w:pPr>
-        <w:pStyle w:val="1059"/>
+        <w:pStyle w:val="1071"/>
         <w:pBdr/>
         <w:spacing/>
         <w:ind/>
@@ -1401,11 +1385,10 @@
       </w:r>
       <w:r>
         <w:rPr>
-          <w:rFonts w:ascii="Times New Roman" w:hAnsi="Times New Roman" w:eastAsia="Times New Roman" w:cs="Times New Roman"/>
+          <w:rFonts w:ascii="Times New Roman" w:hAnsi="Times New Roman" w:cs="Times New Roman"/>
           <w:color w:val="404040"/>
           <w:sz w:val="22"/>
           <w:szCs w:val="22"/>
-          <w:lang w:bidi="ar-SA"/>
         </w:rPr>
       </w:r>
       <w:r>
@@ -1419,7 +1402,7 @@
     </w:p>
     <w:p>
       <w:pPr>
-        <w:pStyle w:val="1059"/>
+        <w:pStyle w:val="1071"/>
         <w:pBdr/>
         <w:spacing/>
         <w:ind/>
@@ -1469,11 +1452,10 @@
       </w:r>
       <w:r>
         <w:rPr>
-          <w:rFonts w:ascii="Times New Roman" w:hAnsi="Times New Roman" w:eastAsia="Times New Roman" w:cs="Times New Roman"/>
+          <w:rFonts w:ascii="Times New Roman" w:hAnsi="Times New Roman" w:cs="Times New Roman"/>
           <w:color w:val="404040"/>
           <w:sz w:val="22"/>
           <w:szCs w:val="22"/>
-          <w:lang w:bidi="ar-SA"/>
         </w:rPr>
       </w:r>
       <w:r>
@@ -1487,7 +1469,7 @@
     </w:p>
     <w:p>
       <w:pPr>
-        <w:pStyle w:val="1059"/>
+        <w:pStyle w:val="1071"/>
         <w:pBdr/>
         <w:spacing/>
         <w:ind/>
@@ -1510,11 +1492,10 @@
       </w:r>
       <w:r>
         <w:rPr>
-          <w:rFonts w:ascii="Times New Roman" w:hAnsi="Times New Roman" w:eastAsia="Times New Roman" w:cs="Times New Roman"/>
+          <w:rFonts w:ascii="Times New Roman" w:hAnsi="Times New Roman" w:cs="Times New Roman"/>
           <w:color w:val="404040"/>
           <w:sz w:val="22"/>
           <w:szCs w:val="22"/>
-          <w:lang w:bidi="ar-SA"/>
         </w:rPr>
       </w:r>
       <w:r>
@@ -1528,7 +1509,7 @@
     </w:p>
     <w:p>
       <w:pPr>
-        <w:pStyle w:val="1066"/>
+        <w:pStyle w:val="1078"/>
         <w:pBdr/>
         <w:spacing/>
         <w:ind w:hanging="2160" w:left="2160"/>
@@ -1542,7 +1523,7 @@
       </w:pPr>
       <w:r>
         <w:rPr>
-          <w:rStyle w:val="1049"/>
+          <w:rStyle w:val="1061"/>
           <w:rFonts w:ascii="Times New Roman" w:hAnsi="Times New Roman" w:eastAsia="Times New Roman" w:cs="Times New Roman"/>
           <w:sz w:val="22"/>
           <w:szCs w:val="22"/>
@@ -1552,7 +1533,7 @@
       </w:r>
       <w:r>
         <w:rPr>
-          <w:rStyle w:val="1049"/>
+          <w:rStyle w:val="1061"/>
           <w:rFonts w:ascii="Times New Roman" w:hAnsi="Times New Roman" w:eastAsia="Times New Roman" w:cs="Times New Roman"/>
           <w:sz w:val="22"/>
           <w:szCs w:val="22"/>
@@ -1574,12 +1555,11 @@
       </w:r>
       <w:r>
         <w:rPr>
-          <w:rFonts w:ascii="Times New Roman" w:hAnsi="Times New Roman" w:eastAsia="Times New Roman" w:cs="Times New Roman"/>
+          <w:rFonts w:ascii="Times New Roman" w:hAnsi="Times New Roman" w:cs="Times New Roman"/>
           <w:b/>
           <w:bCs/>
           <w:sz w:val="22"/>
           <w:szCs w:val="22"/>
-          <w:lang w:val="en-US" w:bidi="ar-SA"/>
         </w:rPr>
       </w:r>
       <w:r>
@@ -1594,7 +1574,7 @@
     </w:p>
     <w:p>
       <w:pPr>
-        <w:pStyle w:val="1066"/>
+        <w:pStyle w:val="1078"/>
         <w:pBdr/>
         <w:spacing w:before="0"/>
         <w:ind w:left="2160"/>
@@ -1620,7 +1600,7 @@
       </w:r>
       <w:r>
         <w:rPr>
-          <w:rFonts w:ascii="Times New Roman" w:hAnsi="Times New Roman" w:eastAsia="Times New Roman" w:cs="Times New Roman"/>
+          <w:rFonts w:ascii="Times New Roman" w:hAnsi="Times New Roman" w:cs="Times New Roman"/>
           <w:i/>
           <w:iCs/>
           <w:color w:val="404040"/>
@@ -1641,7 +1621,7 @@
     </w:p>
     <w:p>
       <w:pPr>
-        <w:pStyle w:val="1059"/>
+        <w:pStyle w:val="1071"/>
         <w:pBdr/>
         <w:spacing/>
         <w:ind/>
@@ -1664,11 +1644,10 @@
       </w:r>
       <w:r>
         <w:rPr>
-          <w:rFonts w:ascii="Times New Roman" w:hAnsi="Times New Roman" w:eastAsia="Times New Roman" w:cs="Times New Roman"/>
+          <w:rFonts w:ascii="Times New Roman" w:hAnsi="Times New Roman" w:cs="Times New Roman"/>
           <w:color w:val="404040"/>
           <w:sz w:val="22"/>
           <w:szCs w:val="22"/>
-          <w:lang w:bidi="ar-SA"/>
         </w:rPr>
       </w:r>
       <w:r>
@@ -1682,7 +1661,7 @@
     </w:p>
     <w:p>
       <w:pPr>
-        <w:pStyle w:val="1059"/>
+        <w:pStyle w:val="1071"/>
         <w:pBdr/>
         <w:spacing/>
         <w:ind/>
@@ -1714,7 +1693,7 @@
       </w:r>
       <w:r>
         <w:rPr>
-          <w:rFonts w:ascii="Times New Roman" w:hAnsi="Times New Roman" w:eastAsia="Times New Roman" w:cs="Times New Roman"/>
+          <w:rFonts w:ascii="Times New Roman" w:hAnsi="Times New Roman" w:cs="Times New Roman"/>
           <w:color w:val="404040"/>
           <w:sz w:val="22"/>
           <w:szCs w:val="22"/>
@@ -1731,7 +1710,7 @@
     </w:p>
     <w:p>
       <w:pPr>
-        <w:pStyle w:val="1059"/>
+        <w:pStyle w:val="1071"/>
         <w:numPr>
           <w:ilvl w:val="3"/>
           <w:numId w:val="19"/>
@@ -1757,7 +1736,7 @@
       </w:r>
       <w:r>
         <w:rPr>
-          <w:rFonts w:ascii="Times New Roman" w:hAnsi="Times New Roman" w:eastAsia="Times New Roman" w:cs="Times New Roman"/>
+          <w:rFonts w:ascii="Times New Roman" w:hAnsi="Times New Roman" w:cs="Times New Roman"/>
           <w:color w:val="404040"/>
           <w:sz w:val="22"/>
           <w:szCs w:val="22"/>
@@ -1774,7 +1753,7 @@
     </w:p>
     <w:p>
       <w:pPr>
-        <w:pStyle w:val="1059"/>
+        <w:pStyle w:val="1071"/>
         <w:numPr>
           <w:ilvl w:val="3"/>
           <w:numId w:val="19"/>
@@ -1801,11 +1780,10 @@
       </w:r>
       <w:r>
         <w:rPr>
-          <w:rFonts w:ascii="Times New Roman" w:hAnsi="Times New Roman" w:eastAsia="Times New Roman" w:cs="Times New Roman"/>
+          <w:rFonts w:ascii="Times New Roman" w:hAnsi="Times New Roman" w:cs="Times New Roman"/>
           <w:color w:val="404040"/>
           <w:sz w:val="22"/>
           <w:szCs w:val="22"/>
-          <w:lang w:bidi="ar-SA"/>
         </w:rPr>
       </w:r>
       <w:r>
@@ -1819,7 +1797,7 @@
     </w:p>
     <w:p>
       <w:pPr>
-        <w:pStyle w:val="1059"/>
+        <w:pStyle w:val="1071"/>
         <w:numPr>
           <w:ilvl w:val="3"/>
           <w:numId w:val="19"/>
@@ -1845,11 +1823,10 @@
       </w:r>
       <w:r>
         <w:rPr>
-          <w:rFonts w:ascii="Times New Roman" w:hAnsi="Times New Roman" w:eastAsia="Times New Roman" w:cs="Times New Roman"/>
+          <w:rFonts w:ascii="Times New Roman" w:hAnsi="Times New Roman" w:cs="Times New Roman"/>
           <w:color w:val="404040"/>
           <w:sz w:val="22"/>
           <w:szCs w:val="22"/>
-          <w:lang w:bidi="ar-SA"/>
         </w:rPr>
       </w:r>
       <w:r>
@@ -1863,7 +1840,7 @@
     </w:p>
     <w:p>
       <w:pPr>
-        <w:pStyle w:val="1059"/>
+        <w:pStyle w:val="1071"/>
         <w:pBdr/>
         <w:spacing/>
         <w:ind/>
@@ -1913,11 +1890,10 @@
       </w:r>
       <w:r>
         <w:rPr>
-          <w:rFonts w:ascii="Times New Roman" w:hAnsi="Times New Roman" w:eastAsia="Times New Roman" w:cs="Times New Roman"/>
+          <w:rFonts w:ascii="Times New Roman" w:hAnsi="Times New Roman" w:cs="Times New Roman"/>
           <w:color w:val="404040"/>
           <w:sz w:val="22"/>
           <w:szCs w:val="22"/>
-          <w:lang w:bidi="ar-SA"/>
         </w:rPr>
       </w:r>
       <w:r>
@@ -1931,7 +1907,7 @@
     </w:p>
     <w:p>
       <w:pPr>
-        <w:pStyle w:val="1066"/>
+        <w:pStyle w:val="1078"/>
         <w:pBdr/>
         <w:spacing w:line="276" w:lineRule="auto"/>
         <w:ind w:hanging="2160" w:left="2160"/>
@@ -1943,7 +1919,7 @@
       </w:pPr>
       <w:r>
         <w:rPr>
-          <w:rStyle w:val="1049"/>
+          <w:rStyle w:val="1061"/>
           <w:rFonts w:ascii="Times New Roman" w:hAnsi="Times New Roman" w:eastAsia="Times New Roman" w:cs="Times New Roman"/>
           <w:sz w:val="22"/>
           <w:szCs w:val="22"/>
@@ -1972,10 +1948,9 @@
       </w:r>
       <w:r>
         <w:rPr>
-          <w:rFonts w:ascii="Times New Roman" w:hAnsi="Times New Roman" w:eastAsia="Times New Roman" w:cs="Times New Roman"/>
+          <w:rFonts w:ascii="Times New Roman" w:hAnsi="Times New Roman" w:cs="Times New Roman"/>
           <w:sz w:val="22"/>
           <w:szCs w:val="22"/>
-          <w:lang w:bidi="ar-SA"/>
         </w:rPr>
       </w:r>
       <w:r>
@@ -1988,7 +1963,7 @@
     </w:p>
     <w:p>
       <w:pPr>
-        <w:pStyle w:val="1066"/>
+        <w:pStyle w:val="1078"/>
         <w:pBdr/>
         <w:spacing w:after="0" w:before="0" w:line="276" w:lineRule="auto"/>
         <w:ind w:firstLine="32" w:left="2160"/>
@@ -2027,14 +2002,13 @@
       </w:r>
       <w:r>
         <w:rPr>
-          <w:rFonts w:ascii="Times New Roman" w:hAnsi="Times New Roman" w:eastAsia="Times New Roman" w:cs="Times New Roman"/>
+          <w:rFonts w:ascii="Times New Roman" w:hAnsi="Times New Roman" w:cs="Times New Roman"/>
           <w:i/>
           <w:iCs/>
           <w:color w:val="404040"/>
           <w:spacing w:val="-2"/>
           <w:sz w:val="22"/>
           <w:szCs w:val="22"/>
-          <w:lang w:bidi="ar-SA"/>
         </w:rPr>
       </w:r>
       <w:r>
@@ -2051,7 +2025,7 @@
     </w:p>
     <w:p>
       <w:pPr>
-        <w:pStyle w:val="1059"/>
+        <w:pStyle w:val="1071"/>
         <w:pBdr/>
         <w:spacing/>
         <w:ind w:hanging="363"/>
@@ -2073,11 +2047,10 @@
       </w:r>
       <w:r>
         <w:rPr>
-          <w:rFonts w:ascii="Times New Roman" w:hAnsi="Times New Roman" w:eastAsia="Times New Roman" w:cs="Times New Roman"/>
+          <w:rFonts w:ascii="Times New Roman" w:hAnsi="Times New Roman" w:cs="Times New Roman"/>
           <w:color w:val="404040"/>
           <w:sz w:val="22"/>
           <w:szCs w:val="22"/>
-          <w:lang w:bidi="ar-SA"/>
         </w:rPr>
       </w:r>
       <w:r>
@@ -2091,7 +2064,7 @@
     </w:p>
     <w:p>
       <w:pPr>
-        <w:pStyle w:val="1066"/>
+        <w:pStyle w:val="1078"/>
         <w:pBdr/>
         <w:spacing w:line="276" w:lineRule="auto"/>
         <w:ind w:hanging="2160" w:left="2160"/>
@@ -2103,7 +2076,7 @@
       </w:pPr>
       <w:r>
         <w:rPr>
-          <w:rStyle w:val="1049"/>
+          <w:rStyle w:val="1061"/>
           <w:rFonts w:ascii="Times New Roman" w:hAnsi="Times New Roman" w:eastAsia="Times New Roman" w:cs="Times New Roman"/>
           <w:sz w:val="22"/>
           <w:szCs w:val="22"/>
@@ -2132,10 +2105,9 @@
       </w:r>
       <w:r>
         <w:rPr>
-          <w:rFonts w:ascii="Times New Roman" w:hAnsi="Times New Roman" w:eastAsia="Times New Roman" w:cs="Times New Roman"/>
+          <w:rFonts w:ascii="Times New Roman" w:hAnsi="Times New Roman" w:cs="Times New Roman"/>
           <w:sz w:val="22"/>
           <w:szCs w:val="22"/>
-          <w:lang w:bidi="ar-SA"/>
         </w:rPr>
       </w:r>
       <w:r>
@@ -2148,7 +2120,7 @@
     </w:p>
     <w:p>
       <w:pPr>
-        <w:pStyle w:val="1066"/>
+        <w:pStyle w:val="1078"/>
         <w:pBdr/>
         <w:spacing w:after="0" w:before="0" w:line="276" w:lineRule="auto"/>
         <w:ind w:firstLine="32" w:left="2160"/>
@@ -2187,14 +2159,13 @@
       </w:r>
       <w:r>
         <w:rPr>
-          <w:rFonts w:ascii="Times New Roman" w:hAnsi="Times New Roman" w:eastAsia="Times New Roman" w:cs="Times New Roman"/>
+          <w:rFonts w:ascii="Times New Roman" w:hAnsi="Times New Roman" w:cs="Times New Roman"/>
           <w:i/>
           <w:iCs/>
           <w:color w:val="404040"/>
           <w:spacing w:val="-2"/>
           <w:sz w:val="22"/>
           <w:szCs w:val="22"/>
-          <w:lang w:bidi="ar-SA"/>
         </w:rPr>
       </w:r>
       <w:r>
@@ -2211,7 +2182,7 @@
     </w:p>
     <w:p>
       <w:pPr>
-        <w:pStyle w:val="1059"/>
+        <w:pStyle w:val="1071"/>
         <w:pBdr/>
         <w:spacing/>
         <w:ind w:hanging="363"/>
@@ -2233,7 +2204,7 @@
       </w:r>
       <w:r>
         <w:rPr>
-          <w:rFonts w:ascii="Times New Roman" w:hAnsi="Times New Roman" w:eastAsia="Times New Roman" w:cs="Times New Roman"/>
+          <w:rFonts w:ascii="Times New Roman" w:hAnsi="Times New Roman" w:cs="Times New Roman"/>
           <w:color w:val="404040"/>
           <w:sz w:val="22"/>
           <w:szCs w:val="22"/>
@@ -2250,7 +2221,7 @@
     </w:p>
     <w:p>
       <w:pPr>
-        <w:pStyle w:val="1066"/>
+        <w:pStyle w:val="1078"/>
         <w:pBdr/>
         <w:spacing/>
         <w:ind/>
@@ -2302,7 +2273,7 @@
                         <w:txbxContent>
                           <w:p>
                             <w:pPr>
-                              <w:pStyle w:val="850"/>
+                              <w:pStyle w:val="862"/>
                               <w:pBdr/>
                               <w:spacing/>
                               <w:ind/>
@@ -2348,7 +2319,7 @@
                   <w:txbxContent>
                     <w:p>
                       <w:pPr>
-                        <w:pStyle w:val="850"/>
+                        <w:pStyle w:val="862"/>
                         <w:pBdr/>
                         <w:spacing/>
                         <w:ind/>
@@ -2385,19 +2356,20 @@
       </w:r>
       <w:r>
         <w:rPr>
-          <w:rFonts w:ascii="Times New Roman" w:hAnsi="Times New Roman" w:eastAsia="Times New Roman" w:cs="Times New Roman"/>
-          <w:lang w:bidi="ar-SA"/>
+          <w:rFonts w:ascii="Times New Roman" w:hAnsi="Times New Roman" w:cs="Times New Roman"/>
         </w:rPr>
       </w:r>
       <w:r>
         <w:rPr>
-          <w:rFonts w:ascii="Times New Roman" w:hAnsi="Times New Roman" w:cs="Times New Roman"/>
+          <w:rFonts w:ascii="Times New Roman" w:hAnsi="Times New Roman" w:eastAsia="Times New Roman" w:cs="Times New Roman"/>
+          <w:highlight w:val="none"/>
+          <w:lang w:bidi="ar-SA"/>
         </w:rPr>
       </w:r>
     </w:p>
     <w:p>
       <w:pPr>
-        <w:pStyle w:val="1048"/>
+        <w:pStyle w:val="1060"/>
         <w:pBdr/>
         <w:spacing w:line="276" w:lineRule="auto"/>
         <w:ind/>
@@ -2410,7 +2382,7 @@
       </w:pPr>
       <w:r>
         <w:rPr>
-          <w:rStyle w:val="1049"/>
+          <w:rStyle w:val="1061"/>
           <w:rFonts w:ascii="Times New Roman" w:hAnsi="Times New Roman" w:eastAsia="Times New Roman" w:cs="Times New Roman"/>
           <w:b w:val="0"/>
           <w:bCs w:val="0"/>
@@ -2421,7 +2393,7 @@
       </w:r>
       <w:r>
         <w:rPr>
-          <w:rStyle w:val="1049"/>
+          <w:rStyle w:val="1061"/>
           <w:rFonts w:ascii="Times New Roman" w:hAnsi="Times New Roman" w:eastAsia="Times New Roman" w:cs="Times New Roman"/>
           <w:b w:val="0"/>
           <w:bCs w:val="0"/>
@@ -2433,7 +2405,7 @@
       </w:r>
       <w:r>
         <w:rPr>
-          <w:rStyle w:val="1049"/>
+          <w:rStyle w:val="1061"/>
           <w:rFonts w:ascii="Times New Roman" w:hAnsi="Times New Roman" w:eastAsia="Times New Roman" w:cs="Times New Roman"/>
           <w:b w:val="0"/>
           <w:bCs w:val="0"/>
@@ -2444,7 +2416,7 @@
       </w:r>
       <w:r>
         <w:rPr>
-          <w:rStyle w:val="1049"/>
+          <w:rStyle w:val="1061"/>
           <w:rFonts w:ascii="Times New Roman" w:hAnsi="Times New Roman" w:eastAsia="Times New Roman" w:cs="Times New Roman"/>
           <w:b w:val="0"/>
           <w:bCs w:val="0"/>
@@ -2453,22 +2425,6 @@
           <w:lang w:val="uk-UA"/>
         </w:rPr>
         <w:t xml:space="preserve">3</w:t>
-      </w:r>
-      <w:r>
-        <w:rPr>
-          <w:rFonts w:ascii="Times New Roman" w:hAnsi="Times New Roman" w:eastAsia="Times New Roman" w:cs="Times New Roman"/>
-          <w:sz w:val="22"/>
-          <w:szCs w:val="22"/>
-          <w:lang w:bidi="ar-SA"/>
-        </w:rPr>
-      </w:r>
-      <w:r>
-        <w:rPr>
-          <w:rFonts w:ascii="Times New Roman" w:hAnsi="Times New Roman" w:cs="Times New Roman"/>
-          <w:color w:val="000000" w:themeColor="text1"/>
-          <w:sz w:val="22"/>
-          <w:szCs w:val="22"/>
-        </w:rPr>
       </w:r>
       <w:r>
         <w:rPr>
@@ -2520,13 +2476,12 @@
       </w:r>
       <w:r>
         <w:rPr>
-          <w:rFonts w:ascii="Times New Roman" w:hAnsi="Times New Roman" w:cs="Times New Roman"/>
-          <w:color w:val="000000" w:themeColor="text1"/>
+          <w:rFonts w:ascii="Times New Roman" w:hAnsi="Times New Roman" w:eastAsia="Times New Roman" w:cs="Times New Roman"/>
           <w:sz w:val="22"/>
           <w:szCs w:val="22"/>
+          <w:lang w:bidi="ar-SA"/>
         </w:rPr>
       </w:r>
-      <w:r/>
       <w:r>
         <w:rPr>
           <w:rFonts w:ascii="Times New Roman" w:hAnsi="Times New Roman" w:eastAsia="Times New Roman" w:cs="Times New Roman"/>
@@ -2538,11 +2493,14 @@
     </w:p>
     <w:p>
       <w:pPr>
-        <w:pStyle w:val="1057"/>
-        <w:pBdr/>
-        <w:spacing/>
-        <w:ind/>
-        <w:rPr/>
+        <w:pStyle w:val="1069"/>
+        <w:pBdr/>
+        <w:spacing/>
+        <w:ind/>
+        <w:rPr>
+          <w:b w:val="0"/>
+          <w:bCs w:val="0"/>
+        </w:rPr>
       </w:pPr>
       <w:r>
         <w:rPr>
@@ -2557,24 +2515,85 @@
       </w:r>
       <w:r>
         <w:rPr>
-          <w:b/>
-          <w:bCs/>
+          <w:b w:val="0"/>
+          <w:bCs w:val="0"/>
         </w:rPr>
         <w:t xml:space="preserve">Studienrichtung</w:t>
       </w:r>
       <w:r>
+        <w:rPr>
+          <w:b w:val="0"/>
+          <w:bCs w:val="0"/>
+        </w:rPr>
         <w:t xml:space="preserve">: Festkörperphysik</w:t>
         <w:br/>
       </w:r>
       <w:r>
         <w:rPr>
-          <w:b/>
-          <w:bCs/>
+          <w:b w:val="0"/>
+          <w:bCs w:val="0"/>
         </w:rPr>
         <w:t xml:space="preserve">Abschluss:</w:t>
       </w:r>
       <w:r>
+        <w:rPr>
+          <w:b w:val="0"/>
+          <w:bCs w:val="0"/>
+        </w:rPr>
         <w:t xml:space="preserve"> Diplom-Physiker (ukrainischer Spezialist)</w:t>
+      </w:r>
+      <w:r>
+        <w:rPr>
+          <w:rFonts w:ascii="Times New Roman" w:hAnsi="Times New Roman" w:cs="Times New Roman"/>
+          <w:b w:val="0"/>
+          <w:bCs w:val="0"/>
+          <w:color w:val="000000" w:themeColor="text1"/>
+          <w:sz w:val="22"/>
+          <w:szCs w:val="22"/>
+        </w:rPr>
+      </w:r>
+      <w:r>
+        <w:rPr>
+          <w:b w:val="0"/>
+          <w:bCs w:val="0"/>
+        </w:rPr>
+      </w:r>
+    </w:p>
+    <w:p>
+      <w:pPr>
+        <w:pStyle w:val="1069"/>
+        <w:pBdr/>
+        <w:spacing/>
+        <w:ind/>
+        <w:rPr>
+          <w:rFonts w:ascii="Times New Roman" w:hAnsi="Times New Roman" w:cs="Times New Roman"/>
+          <w:b w:val="0"/>
+          <w:bCs w:val="0"/>
+          <w:color w:val="000000" w:themeColor="text1"/>
+          <w:sz w:val="22"/>
+          <w:szCs w:val="22"/>
+        </w:rPr>
+      </w:pPr>
+      <w:r>
+        <w:rPr>
+          <w:b w:val="0"/>
+          <w:bCs w:val="0"/>
+        </w:rPr>
+        <w:t xml:space="preserve">Qualifikation:</w:t>
+      </w:r>
+      <w:r>
+        <w:rPr>
+          <w:b w:val="0"/>
+          <w:bCs w:val="0"/>
+        </w:rPr>
+        <w:t xml:space="preserve"> </w:t>
+      </w:r>
+      <w:r>
+        <w:rPr>
+          <w:b w:val="0"/>
+          <w:bCs w:val="0"/>
+        </w:rPr>
+        <w:t xml:space="preserve">Physiker, Lehrer</w:t>
       </w:r>
       <w:r>
         <w:rPr>
@@ -2589,38 +2608,7 @@
     </w:p>
     <w:p>
       <w:pPr>
-        <w:pStyle w:val="1057"/>
-        <w:pBdr/>
-        <w:spacing/>
-        <w:ind/>
-        <w:rPr>
-          <w:rFonts w:ascii="Times New Roman" w:hAnsi="Times New Roman" w:cs="Times New Roman"/>
-          <w:b w:val="0"/>
-          <w:bCs w:val="0"/>
-          <w:color w:val="000000" w:themeColor="text1"/>
-          <w:sz w:val="22"/>
-          <w:szCs w:val="22"/>
-        </w:rPr>
-      </w:pPr>
-      <w:r>
-        <w:rPr>
-          <w:b/>
-          <w:bCs/>
-        </w:rPr>
-        <w:t xml:space="preserve">Qualifikation:</w:t>
-      </w:r>
-      <w:r>
-        <w:t xml:space="preserve"> </w:t>
-      </w:r>
-      <w:r>
-        <w:t xml:space="preserve">Physiker, Lehrer</w:t>
-      </w:r>
-      <w:r/>
-      <w:r/>
-    </w:p>
-    <w:p>
-      <w:pPr>
-        <w:pStyle w:val="1048"/>
+        <w:pStyle w:val="1060"/>
         <w:pBdr/>
         <w:spacing w:line="276" w:lineRule="auto"/>
         <w:ind/>
@@ -2633,7 +2621,7 @@
       </w:pPr>
       <w:r>
         <w:rPr>
-          <w:rStyle w:val="1049"/>
+          <w:rStyle w:val="1061"/>
           <w:rFonts w:ascii="Times New Roman" w:hAnsi="Times New Roman" w:eastAsia="Times New Roman" w:cs="Times New Roman"/>
           <w:b w:val="0"/>
           <w:bCs w:val="0"/>
@@ -2644,7 +2632,7 @@
       </w:r>
       <w:r>
         <w:rPr>
-          <w:rStyle w:val="1049"/>
+          <w:rStyle w:val="1061"/>
           <w:rFonts w:ascii="Times New Roman" w:hAnsi="Times New Roman" w:eastAsia="Times New Roman" w:cs="Times New Roman"/>
           <w:b w:val="0"/>
           <w:bCs w:val="0"/>
@@ -2704,11 +2692,10 @@
       </w:r>
       <w:r>
         <w:rPr>
-          <w:rFonts w:ascii="Times New Roman" w:hAnsi="Times New Roman" w:eastAsia="Times New Roman" w:cs="Times New Roman"/>
+          <w:rFonts w:ascii="Times New Roman" w:hAnsi="Times New Roman" w:cs="Times New Roman"/>
           <w:color w:val="000000" w:themeColor="text1"/>
           <w:sz w:val="22"/>
           <w:szCs w:val="22"/>
-          <w:lang w:bidi="ar-SA"/>
         </w:rPr>
       </w:r>
       <w:r>
@@ -2722,7 +2709,7 @@
     </w:p>
     <w:p>
       <w:pPr>
-        <w:pStyle w:val="1057"/>
+        <w:pStyle w:val="1069"/>
         <w:pBdr/>
         <w:spacing/>
         <w:ind/>
@@ -2749,8 +2736,8 @@
       <w:r>
         <w:rPr>
           <w:rFonts w:ascii="Times New Roman" w:hAnsi="Times New Roman" w:eastAsia="Times New Roman" w:cs="Times New Roman"/>
-          <w:b/>
-          <w:bCs/>
+          <w:b w:val="0"/>
+          <w:bCs w:val="0"/>
           <w:color w:val="000000"/>
           <w:sz w:val="22"/>
           <w:szCs w:val="22"/>
@@ -2771,33 +2758,26 @@
       </w:r>
       <w:r>
         <w:rPr>
-          <w:b/>
-          <w:bCs/>
+          <w:b w:val="0"/>
+          <w:bCs w:val="0"/>
         </w:rPr>
         <w:t xml:space="preserve">Abschluss:</w:t>
       </w:r>
       <w:r>
+        <w:rPr>
+          <w:b w:val="0"/>
+          <w:bCs w:val="0"/>
+        </w:rPr>
         <w:t xml:space="preserve"> Bachelor der Physik</w:t>
       </w:r>
       <w:r>
         <w:rPr>
-          <w:rFonts w:ascii="Times New Roman" w:hAnsi="Times New Roman" w:eastAsia="Times New Roman" w:cs="Times New Roman"/>
-          <w:b w:val="0"/>
-          <w:bCs w:val="0"/>
-          <w:color w:val="000000"/>
-          <w:sz w:val="22"/>
-          <w:szCs w:val="22"/>
-        </w:rPr>
-      </w:r>
-      <w:r>
-        <w:rPr>
-          <w:rFonts w:ascii="Times New Roman" w:hAnsi="Times New Roman" w:eastAsia="Times New Roman" w:cs="Times New Roman"/>
+          <w:rFonts w:ascii="Times New Roman" w:hAnsi="Times New Roman" w:cs="Times New Roman"/>
           <w:b w:val="0"/>
           <w:bCs w:val="0"/>
           <w:color w:val="000000" w:themeColor="text1"/>
           <w:sz w:val="22"/>
           <w:szCs w:val="22"/>
-          <w:highlight w:val="none"/>
         </w:rPr>
       </w:r>
       <w:r>
@@ -2813,7 +2793,7 @@
     </w:p>
     <w:p>
       <w:pPr>
-        <w:pStyle w:val="1048"/>
+        <w:pStyle w:val="1060"/>
         <w:pBdr/>
         <w:tabs>
           <w:tab w:val="left" w:leader="none" w:pos="142"/>
@@ -2828,7 +2808,7 @@
       </w:pPr>
       <w:r>
         <w:rPr>
-          <w:rStyle w:val="1049"/>
+          <w:rStyle w:val="1061"/>
           <w:rFonts w:ascii="Times New Roman" w:hAnsi="Times New Roman" w:eastAsia="Times New Roman" w:cs="Times New Roman"/>
           <w:b w:val="0"/>
           <w:bCs w:val="0"/>
@@ -2857,10 +2837,9 @@
       </w:r>
       <w:r>
         <w:rPr>
-          <w:rFonts w:ascii="Times New Roman" w:hAnsi="Times New Roman" w:eastAsia="Times New Roman" w:cs="Times New Roman"/>
+          <w:rFonts w:ascii="Times New Roman" w:hAnsi="Times New Roman" w:cs="Times New Roman"/>
           <w:sz w:val="22"/>
           <w:szCs w:val="22"/>
-          <w:lang w:bidi="ar-SA"/>
         </w:rPr>
       </w:r>
       <w:r>
@@ -2873,7 +2852,7 @@
     </w:p>
     <w:p>
       <w:pPr>
-        <w:pStyle w:val="1057"/>
+        <w:pStyle w:val="1069"/>
         <w:pBdr/>
         <w:spacing/>
         <w:ind/>
@@ -2888,8 +2867,8 @@
       <w:r>
         <w:rPr>
           <w:rFonts w:ascii="Times New Roman" w:hAnsi="Times New Roman" w:eastAsia="Times New Roman" w:cs="Times New Roman"/>
-          <w:b/>
-          <w:bCs/>
+          <w:b w:val="0"/>
+          <w:bCs w:val="0"/>
           <w:sz w:val="22"/>
           <w:szCs w:val="22"/>
         </w:rPr>
@@ -2907,12 +2886,11 @@
       </w:r>
       <w:r>
         <w:rPr>
-          <w:rFonts w:ascii="Times New Roman" w:hAnsi="Times New Roman" w:eastAsia="Times New Roman" w:cs="Times New Roman"/>
+          <w:rFonts w:ascii="Times New Roman" w:hAnsi="Times New Roman" w:cs="Times New Roman"/>
           <w:b w:val="0"/>
           <w:bCs w:val="0"/>
           <w:sz w:val="22"/>
           <w:szCs w:val="22"/>
-          <w:lang w:bidi="ar-SA"/>
         </w:rPr>
       </w:r>
       <w:r>
@@ -2927,7 +2905,7 @@
     </w:p>
     <w:p>
       <w:pPr>
-        <w:pStyle w:val="1057"/>
+        <w:pStyle w:val="1069"/>
         <w:pBdr/>
         <w:spacing/>
         <w:ind/>
@@ -2935,12 +2913,6 @@
           <w:rFonts w:ascii="Times New Roman" w:hAnsi="Times New Roman" w:cs="Times New Roman"/>
         </w:rPr>
       </w:pPr>
-      <w:r>
-        <w:rPr>
-          <w:rFonts w:ascii="Times New Roman" w:hAnsi="Times New Roman" w:eastAsia="Times New Roman" w:cs="Times New Roman"/>
-          <w:lang w:bidi="ar-SA"/>
-        </w:rPr>
-      </w:r>
       <w:r>
         <w:rPr>
           <w:rFonts w:ascii="Times New Roman" w:hAnsi="Times New Roman" w:eastAsia="Times New Roman" w:cs="Times New Roman"/>
@@ -2952,10 +2924,15 @@
           <w:rFonts w:ascii="Times New Roman" w:hAnsi="Times New Roman" w:cs="Times New Roman"/>
         </w:rPr>
       </w:r>
+      <w:r>
+        <w:rPr>
+          <w:rFonts w:ascii="Times New Roman" w:hAnsi="Times New Roman" w:cs="Times New Roman"/>
+        </w:rPr>
+      </w:r>
     </w:p>
     <w:p>
       <w:pPr>
-        <w:pStyle w:val="1050"/>
+        <w:pStyle w:val="1062"/>
         <w:pBdr/>
         <w:spacing/>
         <w:ind w:left="-142"/>
@@ -3005,7 +2982,7 @@
                         <w:txbxContent>
                           <w:p>
                             <w:pPr>
-                              <w:pStyle w:val="850"/>
+                              <w:pStyle w:val="862"/>
                               <w:pBdr/>
                               <w:spacing/>
                               <w:ind w:firstLine="284" w:left="-284"/>
@@ -3051,7 +3028,7 @@
                   <w:txbxContent>
                     <w:p>
                       <w:pPr>
-                        <w:pStyle w:val="850"/>
+                        <w:pStyle w:val="862"/>
                         <w:pBdr/>
                         <w:spacing/>
                         <w:ind w:firstLine="284" w:left="-284"/>
@@ -3088,8 +3065,7 @@
       </w:r>
       <w:r>
         <w:rPr>
-          <w:rFonts w:ascii="Times New Roman" w:hAnsi="Times New Roman" w:eastAsia="Times New Roman" w:cs="Times New Roman"/>
-          <w:lang w:bidi="ar-SA"/>
+          <w:rFonts w:ascii="Times New Roman" w:hAnsi="Times New Roman" w:cs="Times New Roman"/>
         </w:rPr>
       </w:r>
       <w:r>
@@ -3100,9 +3076,9 @@
     </w:p>
     <w:p>
       <w:pPr>
-        <w:pStyle w:val="1050"/>
-        <w:pBdr/>
-        <w:spacing w:before="240"/>
+        <w:pStyle w:val="1062"/>
+        <w:pBdr/>
+        <w:spacing w:before="240" w:line="276" w:lineRule="auto"/>
         <w:ind w:right="0" w:firstLine="142" w:left="-142"/>
         <w:jc w:val="both"/>
         <w:rPr>
@@ -3140,13 +3116,12 @@
       </w:r>
       <w:r>
         <w:rPr>
-          <w:rFonts w:ascii="Times New Roman" w:hAnsi="Times New Roman" w:eastAsia="Times New Roman" w:cs="Times New Roman"/>
+          <w:rFonts w:ascii="Times New Roman" w:hAnsi="Times New Roman" w:cs="Times New Roman"/>
           <w:b w:val="0"/>
           <w:bCs w:val="0"/>
           <w:color w:val="000000"/>
           <w:sz w:val="22"/>
           <w:szCs w:val="22"/>
-          <w:lang w:bidi="ar-SA"/>
         </w:rPr>
       </w:r>
       <w:r>
@@ -3162,7 +3137,7 @@
     </w:p>
     <w:p>
       <w:pPr>
-        <w:pStyle w:val="1050"/>
+        <w:pStyle w:val="1062"/>
         <w:pBdr/>
         <w:spacing/>
         <w:ind w:left="-142"/>
@@ -3174,14 +3149,6 @@
           <w:szCs w:val="22"/>
         </w:rPr>
       </w:pPr>
-      <w:r>
-        <w:rPr>
-          <w:rFonts w:ascii="Times New Roman" w:hAnsi="Times New Roman" w:eastAsia="Times New Roman" w:cs="Times New Roman"/>
-          <w:sz w:val="22"/>
-          <w:szCs w:val="22"/>
-          <w:highlight w:val="none"/>
-        </w:rPr>
-      </w:r>
       <w:r>
         <w:rPr>
           <w:rFonts w:ascii="Times New Roman" w:hAnsi="Times New Roman" w:eastAsia="Times New Roman" w:cs="Times New Roman"/>
@@ -3198,10 +3165,18 @@
           <w:szCs w:val="22"/>
         </w:rPr>
       </w:r>
+      <w:r>
+        <w:rPr>
+          <w:rFonts w:ascii="Times New Roman" w:hAnsi="Times New Roman" w:cs="Times New Roman"/>
+          <w:color w:val="ff0000"/>
+          <w:sz w:val="22"/>
+          <w:szCs w:val="22"/>
+        </w:rPr>
+      </w:r>
     </w:p>
     <w:p>
       <w:pPr>
-        <w:pStyle w:val="1050"/>
+        <w:pStyle w:val="1062"/>
         <w:pBdr/>
         <w:spacing/>
         <w:ind w:left="-142"/>
@@ -3223,7 +3198,7 @@
       <w:hyperlink r:id="rId13" w:tooltip="https://scholar.google.ru/citations?hl=ru&amp;pli=1&amp;user=kevme5oAAAAJ" w:history="1">
         <w:r>
           <w:rPr>
-            <w:rStyle w:val="1060"/>
+            <w:rStyle w:val="1072"/>
             <w:rFonts w:ascii="Times New Roman" w:hAnsi="Times New Roman" w:eastAsia="Times New Roman" w:cs="Times New Roman"/>
             <w:color w:val="ff0000"/>
             <w:sz w:val="22"/>
@@ -3236,15 +3211,14 @@
       <w:r>
         <w:rPr>
           <w:rFonts w:ascii="Times New Roman" w:hAnsi="Times New Roman" w:eastAsia="Times New Roman" w:cs="Times New Roman"/>
-          <w:color w:val="ff0000"/>
           <w:sz w:val="22"/>
           <w:szCs w:val="22"/>
-          <w:lang w:val="en-US" w:bidi="ar-SA"/>
+          <w:highlight w:val="none"/>
         </w:rPr>
       </w:r>
       <w:r>
         <w:rPr>
-          <w:rFonts w:ascii="Times New Roman" w:hAnsi="Times New Roman" w:eastAsia="Times New Roman" w:cs="Times New Roman"/>
+          <w:rFonts w:ascii="Times New Roman" w:hAnsi="Times New Roman" w:cs="Times New Roman"/>
           <w:sz w:val="22"/>
           <w:szCs w:val="22"/>
           <w:highlight w:val="none"/>
@@ -3292,6 +3266,13 @@
           <w:szCs w:val="22"/>
         </w:rPr>
       </w:r>
+      <w:r>
+        <w:rPr>
+          <w:rFonts w:ascii="Times New Roman" w:hAnsi="Times New Roman" w:cs="Times New Roman"/>
+          <w:sz w:val="22"/>
+          <w:szCs w:val="22"/>
+        </w:rPr>
+      </w:r>
     </w:p>
     <w:p>
       <w:pPr>
@@ -3324,6 +3305,13 @@
           <w:szCs w:val="22"/>
         </w:rPr>
       </w:r>
+      <w:r>
+        <w:rPr>
+          <w:rFonts w:ascii="Times New Roman" w:hAnsi="Times New Roman" w:cs="Times New Roman"/>
+          <w:sz w:val="22"/>
+          <w:szCs w:val="22"/>
+        </w:rPr>
+      </w:r>
     </w:p>
     <w:p>
       <w:pPr>
@@ -3356,6 +3344,13 @@
           <w:szCs w:val="22"/>
         </w:rPr>
       </w:r>
+      <w:r>
+        <w:rPr>
+          <w:rFonts w:ascii="Times New Roman" w:hAnsi="Times New Roman" w:cs="Times New Roman"/>
+          <w:sz w:val="22"/>
+          <w:szCs w:val="22"/>
+        </w:rPr>
+      </w:r>
     </w:p>
     <w:p>
       <w:pPr>
@@ -3388,6 +3383,13 @@
           <w:szCs w:val="22"/>
         </w:rPr>
       </w:r>
+      <w:r>
+        <w:rPr>
+          <w:rFonts w:ascii="Times New Roman" w:hAnsi="Times New Roman" w:cs="Times New Roman"/>
+          <w:sz w:val="22"/>
+          <w:szCs w:val="22"/>
+        </w:rPr>
+      </w:r>
     </w:p>
     <w:p>
       <w:pPr>
@@ -3420,6 +3422,13 @@
           <w:szCs w:val="22"/>
         </w:rPr>
       </w:r>
+      <w:r>
+        <w:rPr>
+          <w:rFonts w:ascii="Times New Roman" w:hAnsi="Times New Roman" w:cs="Times New Roman"/>
+          <w:sz w:val="22"/>
+          <w:szCs w:val="22"/>
+        </w:rPr>
+      </w:r>
     </w:p>
     <w:p>
       <w:pPr>
@@ -3452,6 +3461,13 @@
           <w:szCs w:val="22"/>
         </w:rPr>
       </w:r>
+      <w:r>
+        <w:rPr>
+          <w:rFonts w:ascii="Times New Roman" w:hAnsi="Times New Roman" w:cs="Times New Roman"/>
+          <w:sz w:val="22"/>
+          <w:szCs w:val="22"/>
+        </w:rPr>
+      </w:r>
     </w:p>
     <w:p>
       <w:pPr>
@@ -3484,6 +3500,13 @@
           <w:szCs w:val="22"/>
         </w:rPr>
       </w:r>
+      <w:r>
+        <w:rPr>
+          <w:rFonts w:ascii="Times New Roman" w:hAnsi="Times New Roman" w:cs="Times New Roman"/>
+          <w:sz w:val="22"/>
+          <w:szCs w:val="22"/>
+        </w:rPr>
+      </w:r>
     </w:p>
     <w:p>
       <w:pPr>
@@ -3515,10 +3538,17 @@
           <w:szCs w:val="22"/>
         </w:rPr>
       </w:r>
+      <w:r>
+        <w:rPr>
+          <w:rFonts w:ascii="Times New Roman" w:hAnsi="Times New Roman" w:cs="Times New Roman"/>
+          <w:sz w:val="22"/>
+          <w:szCs w:val="22"/>
+        </w:rPr>
+      </w:r>
     </w:p>
     <w:p>
       <w:pPr>
-        <w:pStyle w:val="1050"/>
+        <w:pStyle w:val="1062"/>
         <w:pBdr/>
         <w:spacing/>
         <w:ind w:left="0"/>
@@ -3544,7 +3574,7 @@
       <w:hyperlink r:id="rId14" w:tooltip="https://www.scopus.com/authid/detail.uri?authorId=37014106300" w:history="1">
         <w:r>
           <w:rPr>
-            <w:rStyle w:val="1060"/>
+            <w:rStyle w:val="1072"/>
             <w:rFonts w:ascii="Times New Roman" w:hAnsi="Times New Roman" w:eastAsia="Times New Roman" w:cs="Times New Roman"/>
             <w:color w:val="ff0000"/>
             <w:sz w:val="22"/>
@@ -3557,16 +3587,14 @@
       <w:r>
         <w:rPr>
           <w:rFonts w:ascii="Times New Roman" w:hAnsi="Times New Roman" w:eastAsia="Times New Roman" w:cs="Times New Roman"/>
-          <w:color w:val="ff0000"/>
           <w:sz w:val="22"/>
           <w:szCs w:val="22"/>
-          <w:u w:val="single"/>
-          <w:lang w:val="en-US" w:bidi="ar-SA"/>
+          <w:highlight w:val="none"/>
         </w:rPr>
       </w:r>
       <w:r>
         <w:rPr>
-          <w:rFonts w:ascii="Times New Roman" w:hAnsi="Times New Roman" w:eastAsia="Times New Roman" w:cs="Times New Roman"/>
+          <w:rFonts w:ascii="Times New Roman" w:hAnsi="Times New Roman" w:cs="Times New Roman"/>
           <w:sz w:val="22"/>
           <w:szCs w:val="22"/>
           <w:highlight w:val="none"/>
@@ -3575,7 +3603,7 @@
     </w:p>
     <w:p>
       <w:pPr>
-        <w:pStyle w:val="1050"/>
+        <w:pStyle w:val="1062"/>
         <w:pBdr/>
         <w:spacing w:line="276" w:lineRule="auto"/>
         <w:ind w:left="0"/>
@@ -3645,19 +3673,18 @@
       </w:r>
       <w:r>
         <w:rPr>
-          <w:rFonts w:ascii="Times New Roman" w:hAnsi="Times New Roman" w:eastAsia="Times New Roman" w:cs="Times New Roman"/>
+          <w:rFonts w:ascii="Times New Roman" w:hAnsi="Times New Roman" w:cs="Times New Roman"/>
           <w:b w:val="0"/>
           <w:bCs w:val="0"/>
-          <w:color w:val="000000"/>
+          <w:color w:val="auto"/>
           <w:sz w:val="22"/>
           <w:szCs w:val="22"/>
-          <w:highlight w:val="none"/>
         </w:rPr>
       </w:r>
     </w:p>
     <w:p>
       <w:pPr>
-        <w:pStyle w:val="1050"/>
+        <w:pStyle w:val="1062"/>
         <w:pBdr/>
         <w:spacing w:line="276" w:lineRule="auto"/>
         <w:ind w:left="0"/>
@@ -3705,23 +3732,23 @@
           <w:color w:val="auto"/>
           <w:sz w:val="22"/>
           <w:szCs w:val="22"/>
-          <w:lang w:val="en-US"/>
         </w:rPr>
       </w:r>
       <w:r>
         <w:rPr>
-          <w:rFonts w:ascii="Times New Roman" w:hAnsi="Times New Roman" w:eastAsia="Times New Roman" w:cs="Times New Roman"/>
+          <w:rFonts w:ascii="Times New Roman" w:hAnsi="Times New Roman" w:cs="Times New Roman"/>
           <w:b w:val="0"/>
           <w:bCs w:val="0"/>
-          <w:color w:val="auto"/>
+          <w:color w:val="000000"/>
           <w:sz w:val="22"/>
           <w:szCs w:val="22"/>
+          <w:highlight w:val="none"/>
         </w:rPr>
       </w:r>
     </w:p>
     <w:p>
       <w:pPr>
-        <w:pStyle w:val="1050"/>
+        <w:pStyle w:val="1062"/>
         <w:pBdr/>
         <w:spacing/>
         <w:ind w:left="0"/>
@@ -3734,17 +3761,6 @@
           <w:szCs w:val="22"/>
         </w:rPr>
       </w:pPr>
-      <w:r>
-        <w:rPr>
-          <w:rFonts w:ascii="Times New Roman" w:hAnsi="Times New Roman" w:eastAsia="Times New Roman" w:cs="Times New Roman"/>
-          <w:b w:val="0"/>
-          <w:bCs w:val="0"/>
-          <w:color w:val="auto"/>
-          <w:sz w:val="22"/>
-          <w:szCs w:val="22"/>
-          <w:lang w:val="en-US"/>
-        </w:rPr>
-      </w:r>
       <w:r>
         <w:rPr>
           <w:rFonts w:ascii="Times New Roman" w:hAnsi="Times New Roman" w:eastAsia="Times New Roman" w:cs="Times New Roman"/>
@@ -3766,10 +3782,20 @@
           <w:szCs w:val="22"/>
         </w:rPr>
       </w:r>
+      <w:r>
+        <w:rPr>
+          <w:rFonts w:ascii="Times New Roman" w:hAnsi="Times New Roman" w:cs="Times New Roman"/>
+          <w:b w:val="0"/>
+          <w:bCs w:val="0"/>
+          <w:color w:val="auto"/>
+          <w:sz w:val="22"/>
+          <w:szCs w:val="22"/>
+        </w:rPr>
+      </w:r>
     </w:p>
     <w:p>
       <w:pPr>
-        <w:pStyle w:val="1050"/>
+        <w:pStyle w:val="1062"/>
         <w:pBdr/>
         <w:spacing/>
         <w:ind w:left="0"/>
@@ -3782,17 +3808,6 @@
           <w:szCs w:val="22"/>
         </w:rPr>
       </w:pPr>
-      <w:r>
-        <w:rPr>
-          <w:rFonts w:ascii="Times New Roman" w:hAnsi="Times New Roman" w:eastAsia="Times New Roman" w:cs="Times New Roman"/>
-          <w:b w:val="0"/>
-          <w:bCs w:val="0"/>
-          <w:color w:val="auto"/>
-          <w:sz w:val="22"/>
-          <w:szCs w:val="22"/>
-          <w:lang w:val="en-US"/>
-        </w:rPr>
-      </w:r>
       <w:r>
         <w:rPr>
           <w:rFonts w:ascii="Times New Roman" w:hAnsi="Times New Roman" w:eastAsia="Times New Roman" w:cs="Times New Roman"/>
@@ -3814,10 +3829,20 @@
           <w:szCs w:val="22"/>
         </w:rPr>
       </w:r>
+      <w:r>
+        <w:rPr>
+          <w:rFonts w:ascii="Times New Roman" w:hAnsi="Times New Roman" w:cs="Times New Roman"/>
+          <w:b w:val="0"/>
+          <w:bCs w:val="0"/>
+          <w:color w:val="auto"/>
+          <w:sz w:val="22"/>
+          <w:szCs w:val="22"/>
+        </w:rPr>
+      </w:r>
     </w:p>
     <w:p>
       <w:pPr>
-        <w:pStyle w:val="1050"/>
+        <w:pStyle w:val="1062"/>
         <w:pBdr/>
         <w:spacing/>
         <w:ind w:left="0"/>
@@ -3830,17 +3855,6 @@
           <w:szCs w:val="22"/>
         </w:rPr>
       </w:pPr>
-      <w:r>
-        <w:rPr>
-          <w:rFonts w:ascii="Times New Roman" w:hAnsi="Times New Roman" w:eastAsia="Times New Roman" w:cs="Times New Roman"/>
-          <w:b w:val="0"/>
-          <w:bCs w:val="0"/>
-          <w:color w:val="auto"/>
-          <w:sz w:val="22"/>
-          <w:szCs w:val="22"/>
-          <w:lang w:val="uk-UA" w:bidi="ar-SA"/>
-        </w:rPr>
-      </w:r>
       <w:r>
         <w:rPr>
           <w:rFonts w:ascii="Times New Roman" w:hAnsi="Times New Roman" w:eastAsia="Times New Roman" w:cs="Times New Roman"/>
@@ -3862,44 +3876,6 @@
           <w:szCs w:val="22"/>
         </w:rPr>
       </w:r>
-    </w:p>
-    <w:p>
-      <w:pPr>
-        <w:pStyle w:val="1050"/>
-        <w:pBdr/>
-        <w:spacing/>
-        <w:ind w:left="0"/>
-        <w:rPr>
-          <w:rFonts w:ascii="Times New Roman" w:hAnsi="Times New Roman" w:cs="Times New Roman"/>
-          <w:b w:val="0"/>
-          <w:bCs w:val="0"/>
-          <w:color w:val="auto"/>
-          <w:sz w:val="22"/>
-          <w:szCs w:val="22"/>
-        </w:rPr>
-      </w:pPr>
-      <w:r>
-        <w:rPr>
-          <w:rFonts w:ascii="Times New Roman" w:hAnsi="Times New Roman" w:eastAsia="Times New Roman" w:cs="Times New Roman"/>
-          <w:b w:val="0"/>
-          <w:bCs w:val="0"/>
-          <w:color w:val="auto"/>
-          <w:sz w:val="22"/>
-          <w:szCs w:val="22"/>
-          <w:lang w:val="uk-UA" w:bidi="ar-SA"/>
-        </w:rPr>
-      </w:r>
-      <w:r>
-        <w:rPr>
-          <w:rFonts w:ascii="Times New Roman" w:hAnsi="Times New Roman" w:eastAsia="Times New Roman" w:cs="Times New Roman"/>
-          <w:b w:val="0"/>
-          <w:bCs w:val="0"/>
-          <w:color w:val="auto"/>
-          <w:sz w:val="22"/>
-          <w:szCs w:val="22"/>
-          <w:lang w:val="uk-UA" w:bidi="ar-SA"/>
-        </w:rPr>
-      </w:r>
       <w:r>
         <w:rPr>
           <w:rFonts w:ascii="Times New Roman" w:hAnsi="Times New Roman" w:cs="Times New Roman"/>
@@ -3913,55 +3889,7 @@
     </w:p>
     <w:p>
       <w:pPr>
-        <w:pStyle w:val="1050"/>
-        <w:pBdr/>
-        <w:spacing/>
-        <w:ind w:left="0"/>
-        <w:rPr>
-          <w:rFonts w:ascii="Times New Roman" w:hAnsi="Times New Roman" w:cs="Times New Roman"/>
-          <w:b w:val="0"/>
-          <w:bCs w:val="0"/>
-          <w:color w:val="auto"/>
-          <w:sz w:val="22"/>
-          <w:szCs w:val="22"/>
-        </w:rPr>
-      </w:pPr>
-      <w:r>
-        <w:rPr>
-          <w:rFonts w:ascii="Times New Roman" w:hAnsi="Times New Roman" w:eastAsia="Times New Roman" w:cs="Times New Roman"/>
-          <w:b w:val="0"/>
-          <w:bCs w:val="0"/>
-          <w:color w:val="auto"/>
-          <w:sz w:val="22"/>
-          <w:szCs w:val="22"/>
-          <w:lang w:val="en-US" w:bidi="ar-SA"/>
-        </w:rPr>
-      </w:r>
-      <w:r>
-        <w:rPr>
-          <w:rFonts w:ascii="Times New Roman" w:hAnsi="Times New Roman" w:eastAsia="Times New Roman" w:cs="Times New Roman"/>
-          <w:b w:val="0"/>
-          <w:bCs w:val="0"/>
-          <w:color w:val="auto"/>
-          <w:sz w:val="22"/>
-          <w:szCs w:val="22"/>
-          <w:lang w:val="en-US" w:bidi="ar-SA"/>
-        </w:rPr>
-      </w:r>
-      <w:r>
-        <w:rPr>
-          <w:rFonts w:ascii="Times New Roman" w:hAnsi="Times New Roman" w:cs="Times New Roman"/>
-          <w:b w:val="0"/>
-          <w:bCs w:val="0"/>
-          <w:color w:val="auto"/>
-          <w:sz w:val="22"/>
-          <w:szCs w:val="22"/>
-        </w:rPr>
-      </w:r>
-    </w:p>
-    <w:p>
-      <w:pPr>
-        <w:pStyle w:val="1066"/>
+        <w:pStyle w:val="1078"/>
         <w:pBdr/>
         <w:spacing/>
         <w:ind/>
@@ -4011,7 +3939,7 @@
                         <w:txbxContent>
                           <w:p>
                             <w:pPr>
-                              <w:pStyle w:val="850"/>
+                              <w:pStyle w:val="862"/>
                               <w:pBdr/>
                               <w:spacing/>
                               <w:ind/>
@@ -4058,7 +3986,7 @@
                   <w:txbxContent>
                     <w:p>
                       <w:pPr>
-                        <w:pStyle w:val="850"/>
+                        <w:pStyle w:val="862"/>
                         <w:pBdr/>
                         <w:spacing/>
                         <w:ind/>
@@ -4096,8 +4024,7 @@
       </w:r>
       <w:r>
         <w:rPr>
-          <w:rFonts w:ascii="Times New Roman" w:hAnsi="Times New Roman" w:eastAsia="Times New Roman" w:cs="Times New Roman"/>
-          <w:lang w:val="uk-UA" w:bidi="ar-SA"/>
+          <w:rFonts w:ascii="Times New Roman" w:hAnsi="Times New Roman" w:cs="Times New Roman"/>
         </w:rPr>
       </w:r>
       <w:r>
@@ -4108,54 +4035,7 @@
     </w:p>
     <w:p>
       <w:pPr>
-        <w:pStyle w:val="1066"/>
-        <w:pBdr/>
-        <w:spacing/>
-        <w:ind/>
-        <w:rPr>
-          <w:rStyle w:val="1049"/>
-          <w:rFonts w:ascii="Times New Roman" w:hAnsi="Times New Roman" w:cs="Times New Roman"/>
-          <w:color w:val="262626"/>
-          <w:spacing w:val="0"/>
-          <w:sz w:val="21"/>
-          <w:szCs w:val="21"/>
-        </w:rPr>
-      </w:pPr>
-      <w:r>
-        <w:rPr>
-          <w:rFonts w:ascii="Times New Roman" w:hAnsi="Times New Roman" w:eastAsia="Times New Roman" w:cs="Times New Roman"/>
-          <w:color w:val="262626"/>
-          <w:spacing w:val="0"/>
-          <w:sz w:val="21"/>
-          <w:szCs w:val="21"/>
-          <w:lang w:val="uk-UA" w:bidi="ar-SA"/>
-        </w:rPr>
-      </w:r>
-      <w:r>
-        <w:rPr>
-          <w:rStyle w:val="1049"/>
-          <w:rFonts w:ascii="Times New Roman" w:hAnsi="Times New Roman" w:eastAsia="Times New Roman" w:cs="Times New Roman"/>
-          <w:color w:val="262626"/>
-          <w:spacing w:val="0"/>
-          <w:sz w:val="21"/>
-          <w:szCs w:val="21"/>
-          <w:lang w:val="uk-UA" w:bidi="ar-SA"/>
-        </w:rPr>
-      </w:r>
-      <w:r>
-        <w:rPr>
-          <w:rStyle w:val="1049"/>
-          <w:rFonts w:ascii="Times New Roman" w:hAnsi="Times New Roman" w:cs="Times New Roman"/>
-          <w:color w:val="262626"/>
-          <w:spacing w:val="0"/>
-          <w:sz w:val="21"/>
-          <w:szCs w:val="21"/>
-        </w:rPr>
-      </w:r>
-    </w:p>
-    <w:p>
-      <w:pPr>
-        <w:pStyle w:val="1048"/>
+        <w:pStyle w:val="1060"/>
         <w:pBdr/>
         <w:spacing/>
         <w:ind/>
@@ -4170,7 +4050,7 @@
       </w:pPr>
       <w:r>
         <w:rPr>
-          <w:rStyle w:val="1049"/>
+          <w:rStyle w:val="1061"/>
           <w:rFonts w:ascii="Times New Roman" w:hAnsi="Times New Roman" w:eastAsia="Times New Roman" w:cs="Times New Roman"/>
           <w:b w:val="0"/>
           <w:bCs w:val="0"/>
@@ -4181,7 +4061,7 @@
       </w:r>
       <w:r>
         <w:rPr>
-          <w:rStyle w:val="1049"/>
+          <w:rStyle w:val="1061"/>
           <w:rFonts w:ascii="Times New Roman" w:hAnsi="Times New Roman" w:eastAsia="Times New Roman" w:cs="Times New Roman"/>
           <w:b w:val="0"/>
           <w:bCs w:val="0"/>
@@ -4204,13 +4084,12 @@
       </w:r>
       <w:r>
         <w:rPr>
-          <w:rFonts w:ascii="Times New Roman" w:hAnsi="Times New Roman" w:eastAsia="Times New Roman" w:cs="Times New Roman"/>
+          <w:rFonts w:ascii="Times New Roman" w:hAnsi="Times New Roman" w:cs="Times New Roman"/>
           <w:b w:val="0"/>
           <w:bCs w:val="0"/>
           <w:color w:val="auto"/>
           <w:sz w:val="22"/>
           <w:szCs w:val="22"/>
-          <w:lang w:val="uk-UA"/>
         </w:rPr>
       </w:r>
       <w:r>
@@ -4226,7 +4105,7 @@
     </w:p>
     <w:p>
       <w:pPr>
-        <w:pStyle w:val="1050"/>
+        <w:pStyle w:val="1062"/>
         <w:pBdr/>
         <w:spacing/>
         <w:ind/>
@@ -4253,13 +4132,12 @@
       </w:r>
       <w:r>
         <w:rPr>
-          <w:rFonts w:ascii="Times New Roman" w:hAnsi="Times New Roman" w:eastAsia="Times New Roman" w:cs="Times New Roman"/>
+          <w:rFonts w:ascii="Times New Roman" w:hAnsi="Times New Roman" w:cs="Times New Roman"/>
           <w:b w:val="0"/>
           <w:bCs w:val="0"/>
           <w:color w:val="auto"/>
           <w:sz w:val="22"/>
           <w:szCs w:val="22"/>
-          <w:lang w:val="uk-UA"/>
         </w:rPr>
       </w:r>
       <w:r>
@@ -4275,7 +4153,7 @@
     </w:p>
     <w:p>
       <w:pPr>
-        <w:pStyle w:val="1050"/>
+        <w:pStyle w:val="1062"/>
         <w:pBdr/>
         <w:spacing/>
         <w:ind/>
@@ -4302,13 +4180,12 @@
       </w:r>
       <w:r>
         <w:rPr>
-          <w:rFonts w:ascii="Times New Roman" w:hAnsi="Times New Roman" w:eastAsia="Times New Roman" w:cs="Times New Roman"/>
+          <w:rFonts w:ascii="Times New Roman" w:hAnsi="Times New Roman" w:cs="Times New Roman"/>
           <w:b w:val="0"/>
           <w:bCs w:val="0"/>
           <w:color w:val="auto"/>
           <w:sz w:val="22"/>
           <w:szCs w:val="22"/>
-          <w:lang w:val="uk-UA"/>
         </w:rPr>
       </w:r>
       <w:r>
@@ -4324,7 +4201,7 @@
     </w:p>
     <w:p>
       <w:pPr>
-        <w:pStyle w:val="1050"/>
+        <w:pStyle w:val="1062"/>
         <w:pBdr/>
         <w:spacing/>
         <w:ind/>
@@ -4363,13 +4240,12 @@
       </w:r>
       <w:r>
         <w:rPr>
-          <w:rFonts w:ascii="Times New Roman" w:hAnsi="Times New Roman" w:eastAsia="Times New Roman" w:cs="Times New Roman"/>
+          <w:rFonts w:ascii="Times New Roman" w:hAnsi="Times New Roman" w:cs="Times New Roman"/>
           <w:b w:val="0"/>
           <w:bCs w:val="0"/>
           <w:color w:val="auto"/>
           <w:sz w:val="22"/>
           <w:szCs w:val="22"/>
-          <w:lang w:val="uk-UA"/>
         </w:rPr>
       </w:r>
       <w:r>
@@ -4385,12 +4261,12 @@
     </w:p>
     <w:p>
       <w:pPr>
-        <w:pStyle w:val="1048"/>
+        <w:pStyle w:val="1060"/>
         <w:pBdr/>
         <w:spacing/>
         <w:ind/>
         <w:rPr>
-          <w:rStyle w:val="1049"/>
+          <w:rStyle w:val="1061"/>
           <w:rFonts w:ascii="Times New Roman" w:hAnsi="Times New Roman" w:cs="Times New Roman"/>
           <w:b w:val="0"/>
           <w:bCs w:val="0"/>
@@ -4400,7 +4276,7 @@
       </w:pPr>
       <w:r>
         <w:rPr>
-          <w:rStyle w:val="1049"/>
+          <w:rStyle w:val="1061"/>
           <w:rFonts w:ascii="Times New Roman" w:hAnsi="Times New Roman" w:eastAsia="Times New Roman" w:cs="Times New Roman"/>
           <w:b w:val="0"/>
           <w:bCs w:val="0"/>
@@ -4412,7 +4288,7 @@
       </w:r>
       <w:r>
         <w:rPr>
-          <w:rStyle w:val="1049"/>
+          <w:rStyle w:val="1061"/>
           <w:rFonts w:ascii="Times New Roman" w:hAnsi="Times New Roman" w:eastAsia="Times New Roman" w:cs="Times New Roman"/>
           <w:b w:val="0"/>
           <w:bCs w:val="0"/>
@@ -4436,18 +4312,17 @@
       </w:r>
       <w:r>
         <w:rPr>
-          <w:rStyle w:val="1049"/>
-          <w:rFonts w:ascii="Times New Roman" w:hAnsi="Times New Roman" w:eastAsia="Times New Roman" w:cs="Times New Roman"/>
+          <w:rStyle w:val="1061"/>
+          <w:rFonts w:ascii="Times New Roman" w:hAnsi="Times New Roman" w:cs="Times New Roman"/>
           <w:b w:val="0"/>
           <w:bCs w:val="0"/>
           <w:sz w:val="22"/>
           <w:szCs w:val="22"/>
-          <w:lang w:val="en-US" w:bidi="ar-SA"/>
         </w:rPr>
       </w:r>
       <w:r>
         <w:rPr>
-          <w:rStyle w:val="1049"/>
+          <w:rStyle w:val="1061"/>
           <w:rFonts w:ascii="Times New Roman" w:hAnsi="Times New Roman" w:cs="Times New Roman"/>
           <w:b w:val="0"/>
           <w:bCs w:val="0"/>
@@ -4458,12 +4333,12 @@
     </w:p>
     <w:p>
       <w:pPr>
-        <w:pStyle w:val="1048"/>
+        <w:pStyle w:val="1060"/>
         <w:pBdr/>
         <w:spacing/>
         <w:ind/>
         <w:rPr>
-          <w:rStyle w:val="1049"/>
+          <w:rStyle w:val="1061"/>
           <w:rFonts w:ascii="Times New Roman" w:hAnsi="Times New Roman" w:cs="Times New Roman"/>
           <w:b w:val="0"/>
           <w:bCs w:val="0"/>
@@ -4473,7 +4348,7 @@
       </w:pPr>
       <w:r>
         <w:rPr>
-          <w:rStyle w:val="1049"/>
+          <w:rStyle w:val="1061"/>
           <w:rFonts w:ascii="Times New Roman" w:hAnsi="Times New Roman" w:eastAsia="Times New Roman" w:cs="Times New Roman"/>
           <w:b w:val="0"/>
           <w:bCs w:val="0"/>
@@ -4485,7 +4360,7 @@
       </w:r>
       <w:r>
         <w:rPr>
-          <w:rStyle w:val="1049"/>
+          <w:rStyle w:val="1061"/>
           <w:rFonts w:ascii="Times New Roman" w:hAnsi="Times New Roman" w:eastAsia="Times New Roman" w:cs="Times New Roman"/>
           <w:b w:val="0"/>
           <w:bCs w:val="0"/>
@@ -4508,18 +4383,17 @@
       </w:r>
       <w:r>
         <w:rPr>
-          <w:rStyle w:val="1049"/>
-          <w:rFonts w:ascii="Times New Roman" w:hAnsi="Times New Roman" w:eastAsia="Times New Roman" w:cs="Times New Roman"/>
+          <w:rStyle w:val="1061"/>
+          <w:rFonts w:ascii="Times New Roman" w:hAnsi="Times New Roman" w:cs="Times New Roman"/>
           <w:b w:val="0"/>
           <w:bCs w:val="0"/>
           <w:sz w:val="22"/>
           <w:szCs w:val="22"/>
-          <w:lang w:bidi="ar-SA"/>
         </w:rPr>
       </w:r>
       <w:r>
         <w:rPr>
-          <w:rStyle w:val="1049"/>
+          <w:rStyle w:val="1061"/>
           <w:rFonts w:ascii="Times New Roman" w:hAnsi="Times New Roman" w:cs="Times New Roman"/>
           <w:b w:val="0"/>
           <w:bCs w:val="0"/>
@@ -4545,8 +4419,7 @@
       </w:r>
       <w:r>
         <w:rPr>
-          <w:rFonts w:ascii="Times New Roman" w:hAnsi="Times New Roman" w:eastAsia="Times New Roman" w:cs="Times New Roman"/>
-          <w:lang w:bidi="ar-SA"/>
+          <w:rFonts w:ascii="Times New Roman" w:hAnsi="Times New Roman" w:cs="Times New Roman"/>
         </w:rPr>
       </w:r>
       <w:r>
@@ -4612,10 +4485,9 @@
             </w:r>
             <w:r>
               <w:rPr>
-                <w:rFonts w:ascii="Times New Roman" w:hAnsi="Times New Roman" w:eastAsia="Times New Roman" w:cs="Times New Roman"/>
+                <w:rFonts w:ascii="Times New Roman" w:hAnsi="Times New Roman" w:cs="Times New Roman"/>
                 <w:sz w:val="22"/>
                 <w:szCs w:val="22"/>
-                <w:lang w:bidi="ar-SA"/>
               </w:rPr>
             </w:r>
             <w:r>
@@ -4719,10 +4591,9 @@
             </w:r>
             <w:r>
               <w:rPr>
-                <w:rFonts w:ascii="Times New Roman" w:hAnsi="Times New Roman" w:eastAsia="Times New Roman" w:cs="Times New Roman"/>
+                <w:rFonts w:ascii="Times New Roman" w:hAnsi="Times New Roman" w:cs="Times New Roman"/>
                 <w:sz w:val="22"/>
                 <w:szCs w:val="22"/>
-                <w:lang w:bidi="ar-SA"/>
               </w:rPr>
             </w:r>
             <w:r>
@@ -4818,10 +4689,9 @@
             </w:r>
             <w:r>
               <w:rPr>
-                <w:rFonts w:ascii="Times New Roman" w:hAnsi="Times New Roman" w:eastAsia="Times New Roman" w:cs="Times New Roman"/>
+                <w:rFonts w:ascii="Times New Roman" w:hAnsi="Times New Roman" w:cs="Times New Roman"/>
                 <w:sz w:val="22"/>
                 <w:szCs w:val="22"/>
-                <w:lang w:bidi="ar-SA"/>
               </w:rPr>
             </w:r>
             <w:r>
@@ -4852,8 +4722,7 @@
       </w:r>
       <w:r>
         <w:rPr>
-          <w:rFonts w:ascii="Times New Roman" w:hAnsi="Times New Roman" w:eastAsia="Times New Roman" w:cs="Times New Roman"/>
-          <w:lang w:bidi="ar-SA"/>
+          <w:rFonts w:ascii="Times New Roman" w:hAnsi="Times New Roman" w:cs="Times New Roman"/>
         </w:rPr>
       </w:r>
       <w:r>
@@ -4871,12 +4740,6 @@
           <w:rFonts w:ascii="Times New Roman" w:hAnsi="Times New Roman" w:cs="Times New Roman"/>
         </w:rPr>
       </w:pPr>
-      <w:r>
-        <w:rPr>
-          <w:rFonts w:ascii="Times New Roman" w:hAnsi="Times New Roman" w:eastAsia="Times New Roman" w:cs="Times New Roman"/>
-          <w:lang w:bidi="ar-SA"/>
-        </w:rPr>
-      </w:r>
       <w:r>
         <w:rPr>
           <w:rFonts w:ascii="Times New Roman" w:hAnsi="Times New Roman" w:eastAsia="Times New Roman" w:cs="Times New Roman"/>
@@ -4888,22 +4751,21 @@
           <w:rFonts w:ascii="Times New Roman" w:hAnsi="Times New Roman" w:cs="Times New Roman"/>
         </w:rPr>
       </w:r>
-    </w:p>
-    <w:p>
-      <w:pPr>
-        <w:pBdr/>
-        <w:spacing/>
-        <w:ind/>
+      <w:r>
         <w:rPr>
           <w:rFonts w:ascii="Times New Roman" w:hAnsi="Times New Roman" w:cs="Times New Roman"/>
         </w:rPr>
-      </w:pPr>
-      <w:r>
+      </w:r>
+    </w:p>
+    <w:p>
+      <w:pPr>
+        <w:pBdr/>
+        <w:spacing/>
+        <w:ind/>
         <w:rPr>
-          <w:rFonts w:ascii="Times New Roman" w:hAnsi="Times New Roman" w:eastAsia="Times New Roman" w:cs="Times New Roman"/>
-          <w:lang w:bidi="ar-SA"/>
+          <w:rFonts w:ascii="Times New Roman" w:hAnsi="Times New Roman" w:cs="Times New Roman"/>
         </w:rPr>
-      </w:r>
+      </w:pPr>
       <w:r>
         <w:rPr>
           <w:rFonts w:ascii="Times New Roman" w:hAnsi="Times New Roman" w:eastAsia="Times New Roman" w:cs="Times New Roman"/>
@@ -4915,6 +4777,11 @@
           <w:rFonts w:ascii="Times New Roman" w:hAnsi="Times New Roman" w:cs="Times New Roman"/>
         </w:rPr>
       </w:r>
+      <w:r>
+        <w:rPr>
+          <w:rFonts w:ascii="Times New Roman" w:hAnsi="Times New Roman" w:cs="Times New Roman"/>
+        </w:rPr>
+      </w:r>
     </w:p>
     <w:p>
       <w:pPr>
@@ -4935,9 +4802,8 @@
       </w:r>
       <w:r>
         <w:rPr>
-          <w:rFonts w:ascii="Times New Roman" w:hAnsi="Times New Roman" w:eastAsia="Times New Roman" w:cs="Times New Roman"/>
+          <w:rFonts w:ascii="Times New Roman" w:hAnsi="Times New Roman" w:cs="Times New Roman"/>
           <w:color w:val="404040"/>
-          <w:lang w:bidi="ar-SA"/>
         </w:rPr>
       </w:r>
       <w:r>
@@ -5093,7 +4959,7 @@
 <w:ftr xmlns:wpc="http://schemas.microsoft.com/office/word/2010/wordprocessingCanvas" xmlns:mc="http://schemas.openxmlformats.org/markup-compatibility/2006" xmlns:o="urn:schemas-microsoft-com:office:office" xmlns:r="http://schemas.openxmlformats.org/officeDocument/2006/relationships" xmlns:m="http://schemas.openxmlformats.org/officeDocument/2006/math" xmlns:v="urn:schemas-microsoft-com:vml" xmlns:wp14="http://schemas.microsoft.com/office/word/2010/wordprocessingDrawing" xmlns:wp="http://schemas.openxmlformats.org/drawingml/2006/wordprocessingDrawing" xmlns:w10="urn:schemas-microsoft-com:office:word" xmlns:w="http://schemas.openxmlformats.org/wordprocessingml/2006/main" xmlns:w14="http://schemas.microsoft.com/office/word/2010/wordml" xmlns:w15="http://schemas.microsoft.com/office/word/2012/wordml" xmlns:wpg="http://schemas.microsoft.com/office/word/2010/wordprocessingGroup" xmlns:wpi="http://schemas.microsoft.com/office/word/2010/wordprocessingInk" xmlns:wne="http://schemas.microsoft.com/office/word/2006/wordml" xmlns:a="http://schemas.openxmlformats.org/drawingml/2006/main" xmlns:wps="http://schemas.microsoft.com/office/word/2010/wordprocessingShape" mc:Ignorable="w14 w15 wp14">
   <w:p>
     <w:pPr>
-      <w:pStyle w:val="1038"/>
+      <w:pStyle w:val="1050"/>
       <w:pBdr/>
       <w:spacing/>
       <w:ind/>
@@ -5136,7 +5002,7 @@
   </w:p>
   <w:p>
     <w:pPr>
-      <w:pStyle w:val="1067"/>
+      <w:pStyle w:val="1079"/>
       <w:pBdr/>
       <w:spacing/>
       <w:ind/>
@@ -5349,7 +5215,7 @@
                       <w:txbxContent>
                         <w:p>
                           <w:pPr>
-                            <w:pStyle w:val="1036"/>
+                            <w:pStyle w:val="1048"/>
                             <w:pBdr/>
                             <w:spacing/>
                             <w:ind/>
@@ -5388,7 +5254,7 @@
                 <w:txbxContent>
                   <w:p>
                     <w:pPr>
-                      <w:pStyle w:val="1036"/>
+                      <w:pStyle w:val="1048"/>
                       <w:pBdr/>
                       <w:spacing/>
                       <w:ind/>
@@ -7566,7 +7432,7 @@
         <w:spacing/>
         <w:ind w:hanging="360" w:left="720"/>
       </w:pPr>
-      <w:pStyle w:val="1061"/>
+      <w:pStyle w:val="1073"/>
       <w:rPr>
         <w:rFonts w:hint="default" w:ascii="Webdings" w:hAnsi="Webdings" w:cs="Webdings"/>
         <w:color w:val="auto"/>
@@ -8583,7 +8449,7 @@
         <w:spacing/>
         <w:ind w:hanging="360" w:left="2877"/>
       </w:pPr>
-      <w:pStyle w:val="1051"/>
+      <w:pStyle w:val="1063"/>
       <w:rPr>
         <w:rFonts w:hint="default" w:ascii="Symbol" w:hAnsi="Symbol" w:cs="Symbol"/>
       </w:rPr>
@@ -8731,7 +8597,7 @@
         <w:spacing/>
         <w:ind w:hanging="360" w:left="2487"/>
       </w:pPr>
-      <w:pStyle w:val="1059"/>
+      <w:pStyle w:val="1071"/>
       <w:rPr>
         <w:rFonts w:hint="default" w:ascii="Webdings" w:hAnsi="Webdings" w:cs="Webdings"/>
         <w:color w:val="404040"/>
@@ -9867,10 +9733,10 @@
     <w:lsdException w:name="Bibliography" w:uiPriority="37"/>
     <w:lsdException w:name="TOC Heading" w:uiPriority="39" w:qFormat="1"/>
   </w:latentStyles>
-  <w:style w:type="character" w:styleId="838">
+  <w:style w:type="character" w:styleId="850">
     <w:name w:val="Heading 6 Char"/>
-    <w:basedOn w:val="858"/>
-    <w:link w:val="854"/>
+    <w:basedOn w:val="870"/>
+    <w:link w:val="866"/>
     <w:uiPriority w:val="9"/>
     <w:pPr>
       <w:pBdr/>
@@ -9884,10 +9750,10 @@
       <w:color w:val="595959" w:themeColor="text1" w:themeTint="A6"/>
     </w:rPr>
   </w:style>
-  <w:style w:type="character" w:styleId="839">
+  <w:style w:type="character" w:styleId="851">
     <w:name w:val="Heading 7 Char"/>
-    <w:basedOn w:val="858"/>
-    <w:link w:val="855"/>
+    <w:basedOn w:val="870"/>
+    <w:link w:val="867"/>
     <w:uiPriority w:val="9"/>
     <w:pPr>
       <w:pBdr/>
@@ -9899,10 +9765,10 @@
       <w:color w:val="595959" w:themeColor="text1" w:themeTint="A6"/>
     </w:rPr>
   </w:style>
-  <w:style w:type="character" w:styleId="840">
+  <w:style w:type="character" w:styleId="852">
     <w:name w:val="Heading 8 Char"/>
-    <w:basedOn w:val="858"/>
-    <w:link w:val="856"/>
+    <w:basedOn w:val="870"/>
+    <w:link w:val="868"/>
     <w:uiPriority w:val="9"/>
     <w:pPr>
       <w:pBdr/>
@@ -9916,10 +9782,10 @@
       <w:color w:val="272727" w:themeColor="text1" w:themeTint="D8"/>
     </w:rPr>
   </w:style>
-  <w:style w:type="character" w:styleId="841">
+  <w:style w:type="character" w:styleId="853">
     <w:name w:val="Heading 9 Char"/>
-    <w:basedOn w:val="858"/>
-    <w:link w:val="857"/>
+    <w:basedOn w:val="870"/>
+    <w:link w:val="869"/>
     <w:uiPriority w:val="9"/>
     <w:pPr>
       <w:pBdr/>
@@ -9933,10 +9799,10 @@
       <w:color w:val="272727" w:themeColor="text1" w:themeTint="D8"/>
     </w:rPr>
   </w:style>
-  <w:style w:type="character" w:styleId="842">
+  <w:style w:type="character" w:styleId="854">
     <w:name w:val="Title Char"/>
-    <w:basedOn w:val="858"/>
-    <w:link w:val="1000"/>
+    <w:basedOn w:val="870"/>
+    <w:link w:val="1012"/>
     <w:uiPriority w:val="10"/>
     <w:pPr>
       <w:pBdr/>
@@ -9950,10 +9816,10 @@
       <w:szCs w:val="56"/>
     </w:rPr>
   </w:style>
-  <w:style w:type="character" w:styleId="843">
+  <w:style w:type="character" w:styleId="855">
     <w:name w:val="Subtitle Char"/>
-    <w:basedOn w:val="858"/>
-    <w:link w:val="1002"/>
+    <w:basedOn w:val="870"/>
+    <w:link w:val="1014"/>
     <w:uiPriority w:val="11"/>
     <w:pPr>
       <w:pBdr/>
@@ -9967,10 +9833,10 @@
       <w:szCs w:val="28"/>
     </w:rPr>
   </w:style>
-  <w:style w:type="character" w:styleId="844">
+  <w:style w:type="character" w:styleId="856">
     <w:name w:val="Quote Char"/>
-    <w:basedOn w:val="858"/>
-    <w:link w:val="1004"/>
+    <w:basedOn w:val="870"/>
+    <w:link w:val="1016"/>
     <w:uiPriority w:val="29"/>
     <w:pPr>
       <w:pBdr/>
@@ -9983,10 +9849,10 @@
       <w:color w:val="404040" w:themeColor="text1" w:themeTint="BF"/>
     </w:rPr>
   </w:style>
-  <w:style w:type="character" w:styleId="845">
+  <w:style w:type="character" w:styleId="857">
     <w:name w:val="Intense Quote Char"/>
-    <w:basedOn w:val="858"/>
-    <w:link w:val="1007"/>
+    <w:basedOn w:val="870"/>
+    <w:link w:val="1019"/>
     <w:uiPriority w:val="30"/>
     <w:pPr>
       <w:pBdr/>
@@ -9999,10 +9865,10 @@
       <w:color w:val="0f4761" w:themeColor="accent1" w:themeShade="BF"/>
     </w:rPr>
   </w:style>
-  <w:style w:type="character" w:styleId="846">
+  <w:style w:type="character" w:styleId="858">
     <w:name w:val="Footnote Text Char"/>
-    <w:basedOn w:val="858"/>
-    <w:link w:val="1018"/>
+    <w:basedOn w:val="870"/>
+    <w:link w:val="1030"/>
     <w:uiPriority w:val="99"/>
     <w:semiHidden/>
     <w:pPr>
@@ -10015,10 +9881,10 @@
       <w:szCs w:val="20"/>
     </w:rPr>
   </w:style>
-  <w:style w:type="character" w:styleId="847">
+  <w:style w:type="character" w:styleId="859">
     <w:name w:val="Endnote Text Char"/>
-    <w:basedOn w:val="858"/>
-    <w:link w:val="1021"/>
+    <w:basedOn w:val="870"/>
+    <w:link w:val="1033"/>
     <w:uiPriority w:val="99"/>
     <w:semiHidden/>
     <w:pPr>
@@ -10031,7 +9897,7 @@
       <w:szCs w:val="20"/>
     </w:rPr>
   </w:style>
-  <w:style w:type="paragraph" w:styleId="848" w:default="1">
+  <w:style w:type="paragraph" w:styleId="860" w:default="1">
     <w:name w:val="Normal"/>
     <w:qFormat/>
     <w:pPr>
@@ -10050,11 +9916,11 @@
       <w:lang w:val="de-DE" w:eastAsia="de-DE" w:bidi="he-IL"/>
     </w:rPr>
   </w:style>
-  <w:style w:type="paragraph" w:styleId="849">
+  <w:style w:type="paragraph" w:styleId="861">
     <w:name w:val="Heading 1"/>
-    <w:basedOn w:val="848"/>
-    <w:next w:val="848"/>
-    <w:link w:val="861"/>
+    <w:basedOn w:val="860"/>
+    <w:next w:val="860"/>
+    <w:link w:val="873"/>
     <w:uiPriority w:val="99"/>
     <w:qFormat/>
     <w:pPr>
@@ -10069,11 +9935,11 @@
       <w:szCs w:val="36"/>
     </w:rPr>
   </w:style>
-  <w:style w:type="paragraph" w:styleId="850">
+  <w:style w:type="paragraph" w:styleId="862">
     <w:name w:val="Heading 2"/>
-    <w:basedOn w:val="849"/>
-    <w:next w:val="848"/>
-    <w:link w:val="862"/>
+    <w:basedOn w:val="861"/>
+    <w:next w:val="860"/>
+    <w:link w:val="874"/>
     <w:uiPriority w:val="99"/>
     <w:qFormat/>
     <w:pPr>
@@ -10090,11 +9956,11 @@
       <w:szCs w:val="24"/>
     </w:rPr>
   </w:style>
-  <w:style w:type="paragraph" w:styleId="851">
+  <w:style w:type="paragraph" w:styleId="863">
     <w:name w:val="Heading 3"/>
-    <w:basedOn w:val="850"/>
-    <w:next w:val="848"/>
-    <w:link w:val="863"/>
+    <w:basedOn w:val="862"/>
+    <w:next w:val="860"/>
+    <w:link w:val="875"/>
     <w:uiPriority w:val="99"/>
     <w:qFormat/>
     <w:pPr>
@@ -10104,11 +9970,11 @@
       <w:outlineLvl w:val="2"/>
     </w:pPr>
   </w:style>
-  <w:style w:type="paragraph" w:styleId="852">
+  <w:style w:type="paragraph" w:styleId="864">
     <w:name w:val="Heading 4"/>
-    <w:basedOn w:val="850"/>
-    <w:next w:val="848"/>
-    <w:link w:val="864"/>
+    <w:basedOn w:val="862"/>
+    <w:next w:val="860"/>
+    <w:link w:val="876"/>
     <w:uiPriority w:val="99"/>
     <w:qFormat/>
     <w:pPr>
@@ -10124,11 +9990,11 @@
       <w:szCs w:val="32"/>
     </w:rPr>
   </w:style>
-  <w:style w:type="paragraph" w:styleId="853">
+  <w:style w:type="paragraph" w:styleId="865">
     <w:name w:val="Heading 5"/>
-    <w:basedOn w:val="848"/>
-    <w:next w:val="848"/>
-    <w:link w:val="865"/>
+    <w:basedOn w:val="860"/>
+    <w:next w:val="860"/>
+    <w:link w:val="877"/>
     <w:uiPriority w:val="99"/>
     <w:qFormat/>
     <w:pPr>
@@ -10142,11 +10008,11 @@
       <w:szCs w:val="24"/>
     </w:rPr>
   </w:style>
-  <w:style w:type="paragraph" w:styleId="854">
+  <w:style w:type="paragraph" w:styleId="866">
     <w:name w:val="Heading 6"/>
-    <w:basedOn w:val="848"/>
-    <w:next w:val="848"/>
-    <w:link w:val="866"/>
+    <w:basedOn w:val="860"/>
+    <w:next w:val="860"/>
+    <w:link w:val="878"/>
     <w:uiPriority w:val="99"/>
     <w:qFormat/>
     <w:pPr>
@@ -10165,11 +10031,11 @@
       <w:lang w:bidi="ar-SA"/>
     </w:rPr>
   </w:style>
-  <w:style w:type="paragraph" w:styleId="855">
+  <w:style w:type="paragraph" w:styleId="867">
     <w:name w:val="Heading 7"/>
-    <w:basedOn w:val="848"/>
-    <w:next w:val="848"/>
-    <w:link w:val="867"/>
+    <w:basedOn w:val="860"/>
+    <w:next w:val="860"/>
+    <w:link w:val="879"/>
     <w:uiPriority w:val="99"/>
     <w:qFormat/>
     <w:pPr>
@@ -10186,11 +10052,11 @@
       <w:lang w:bidi="ar-SA"/>
     </w:rPr>
   </w:style>
-  <w:style w:type="paragraph" w:styleId="856">
+  <w:style w:type="paragraph" w:styleId="868">
     <w:name w:val="Heading 8"/>
-    <w:basedOn w:val="848"/>
-    <w:next w:val="848"/>
-    <w:link w:val="868"/>
+    <w:basedOn w:val="860"/>
+    <w:next w:val="860"/>
+    <w:link w:val="880"/>
     <w:uiPriority w:val="99"/>
     <w:qFormat/>
     <w:pPr>
@@ -10209,11 +10075,11 @@
       <w:lang w:bidi="ar-SA"/>
     </w:rPr>
   </w:style>
-  <w:style w:type="paragraph" w:styleId="857">
+  <w:style w:type="paragraph" w:styleId="869">
     <w:name w:val="Heading 9"/>
-    <w:basedOn w:val="848"/>
-    <w:next w:val="848"/>
-    <w:link w:val="869"/>
+    <w:basedOn w:val="860"/>
+    <w:next w:val="860"/>
+    <w:link w:val="881"/>
     <w:uiPriority w:val="99"/>
     <w:qFormat/>
     <w:pPr>
@@ -10232,7 +10098,7 @@
       <w:lang w:bidi="ar-SA"/>
     </w:rPr>
   </w:style>
-  <w:style w:type="character" w:styleId="858" w:default="1">
+  <w:style w:type="character" w:styleId="870" w:default="1">
     <w:name w:val="Default Paragraph Font"/>
     <w:uiPriority w:val="99"/>
     <w:semiHidden/>
@@ -10242,7 +10108,7 @@
       <w:ind/>
     </w:pPr>
   </w:style>
-  <w:style w:type="table" w:styleId="859" w:default="1">
+  <w:style w:type="table" w:styleId="871" w:default="1">
     <w:name w:val="Normal Table"/>
     <w:uiPriority w:val="99"/>
     <w:semiHidden/>
@@ -10435,7 +10301,7 @@
       </w:tcPr>
     </w:tblStylePr>
   </w:style>
-  <w:style w:type="numbering" w:styleId="860" w:default="1">
+  <w:style w:type="numbering" w:styleId="872" w:default="1">
     <w:name w:val="No List"/>
     <w:uiPriority w:val="99"/>
     <w:semiHidden/>
@@ -10446,10 +10312,10 @@
       <w:ind/>
     </w:pPr>
   </w:style>
-  <w:style w:type="character" w:styleId="861" w:customStyle="1">
+  <w:style w:type="character" w:styleId="873" w:customStyle="1">
     <w:name w:val="Заголовок 1 Знак"/>
-    <w:basedOn w:val="858"/>
-    <w:link w:val="849"/>
+    <w:basedOn w:val="870"/>
+    <w:link w:val="861"/>
     <w:uiPriority w:val="99"/>
     <w:pPr>
       <w:pBdr/>
@@ -10464,10 +10330,10 @@
       <w:lang w:val="de-DE" w:eastAsia="de-DE" w:bidi="he-IL"/>
     </w:rPr>
   </w:style>
-  <w:style w:type="character" w:styleId="862" w:customStyle="1">
+  <w:style w:type="character" w:styleId="874" w:customStyle="1">
     <w:name w:val="Заголовок 2 Знак"/>
-    <w:basedOn w:val="858"/>
-    <w:link w:val="850"/>
+    <w:basedOn w:val="870"/>
+    <w:link w:val="862"/>
     <w:uiPriority w:val="99"/>
     <w:pPr>
       <w:pBdr/>
@@ -10480,10 +10346,10 @@
       <w:lang w:val="de-DE" w:eastAsia="de-DE" w:bidi="he-IL"/>
     </w:rPr>
   </w:style>
-  <w:style w:type="character" w:styleId="863" w:customStyle="1">
+  <w:style w:type="character" w:styleId="875" w:customStyle="1">
     <w:name w:val="Заголовок 3 Знак"/>
-    <w:basedOn w:val="858"/>
-    <w:link w:val="851"/>
+    <w:basedOn w:val="870"/>
+    <w:link w:val="863"/>
     <w:uiPriority w:val="99"/>
     <w:pPr>
       <w:pBdr/>
@@ -10498,10 +10364,10 @@
       <w:lang w:val="de-DE" w:eastAsia="de-DE"/>
     </w:rPr>
   </w:style>
-  <w:style w:type="character" w:styleId="864" w:customStyle="1">
+  <w:style w:type="character" w:styleId="876" w:customStyle="1">
     <w:name w:val="Заголовок 4 Знак"/>
-    <w:basedOn w:val="858"/>
-    <w:link w:val="852"/>
+    <w:basedOn w:val="870"/>
+    <w:link w:val="864"/>
     <w:uiPriority w:val="99"/>
     <w:pPr>
       <w:pBdr/>
@@ -10518,10 +10384,10 @@
       <w:lang w:val="de-DE" w:eastAsia="de-DE" w:bidi="he-IL"/>
     </w:rPr>
   </w:style>
-  <w:style w:type="character" w:styleId="865" w:customStyle="1">
+  <w:style w:type="character" w:styleId="877" w:customStyle="1">
     <w:name w:val="Заголовок 5 Знак"/>
-    <w:basedOn w:val="858"/>
-    <w:link w:val="853"/>
+    <w:basedOn w:val="870"/>
+    <w:link w:val="865"/>
     <w:uiPriority w:val="99"/>
     <w:pPr>
       <w:pBdr/>
@@ -10536,10 +10402,10 @@
       <w:lang w:val="de-DE" w:eastAsia="de-DE"/>
     </w:rPr>
   </w:style>
-  <w:style w:type="character" w:styleId="866" w:customStyle="1">
+  <w:style w:type="character" w:styleId="878" w:customStyle="1">
     <w:name w:val="Заголовок 6 Знак"/>
-    <w:basedOn w:val="858"/>
-    <w:link w:val="854"/>
+    <w:basedOn w:val="870"/>
+    <w:link w:val="866"/>
     <w:uiPriority w:val="99"/>
     <w:pPr>
       <w:pBdr/>
@@ -10553,10 +10419,10 @@
       <w:color w:val="595959"/>
     </w:rPr>
   </w:style>
-  <w:style w:type="character" w:styleId="867" w:customStyle="1">
+  <w:style w:type="character" w:styleId="879" w:customStyle="1">
     <w:name w:val="Заголовок 7 Знак"/>
-    <w:basedOn w:val="858"/>
-    <w:link w:val="855"/>
+    <w:basedOn w:val="870"/>
+    <w:link w:val="867"/>
     <w:uiPriority w:val="99"/>
     <w:pPr>
       <w:pBdr/>
@@ -10568,10 +10434,10 @@
       <w:color w:val="595959"/>
     </w:rPr>
   </w:style>
-  <w:style w:type="character" w:styleId="868" w:customStyle="1">
+  <w:style w:type="character" w:styleId="880" w:customStyle="1">
     <w:name w:val="Заголовок 8 Знак"/>
-    <w:basedOn w:val="858"/>
-    <w:link w:val="856"/>
+    <w:basedOn w:val="870"/>
+    <w:link w:val="868"/>
     <w:uiPriority w:val="99"/>
     <w:pPr>
       <w:pBdr/>
@@ -10585,10 +10451,10 @@
       <w:color w:val="272727"/>
     </w:rPr>
   </w:style>
-  <w:style w:type="character" w:styleId="869" w:customStyle="1">
+  <w:style w:type="character" w:styleId="881" w:customStyle="1">
     <w:name w:val="Заголовок 9 Знак"/>
-    <w:basedOn w:val="858"/>
-    <w:link w:val="857"/>
+    <w:basedOn w:val="870"/>
+    <w:link w:val="869"/>
     <w:uiPriority w:val="99"/>
     <w:pPr>
       <w:pBdr/>
@@ -10602,7 +10468,7 @@
       <w:color w:val="272727"/>
     </w:rPr>
   </w:style>
-  <w:style w:type="table" w:styleId="870" w:customStyle="1">
+  <w:style w:type="table" w:styleId="882" w:customStyle="1">
     <w:name w:val="Table Grid Light"/>
     <w:uiPriority w:val="99"/>
     <w:pPr>
@@ -10804,9 +10670,9 @@
       </w:tcPr>
     </w:tblStylePr>
   </w:style>
-  <w:style w:type="table" w:styleId="871">
+  <w:style w:type="table" w:styleId="883">
     <w:name w:val="Plain Table 1"/>
-    <w:basedOn w:val="859"/>
+    <w:basedOn w:val="871"/>
     <w:uiPriority w:val="99"/>
     <w:pPr>
       <w:pBdr/>
@@ -11035,9 +10901,9 @@
       </w:tcPr>
     </w:tblStylePr>
   </w:style>
-  <w:style w:type="table" w:styleId="872">
+  <w:style w:type="table" w:styleId="884">
     <w:name w:val="Plain Table 2"/>
-    <w:basedOn w:val="859"/>
+    <w:basedOn w:val="871"/>
     <w:uiPriority w:val="99"/>
     <w:pPr>
       <w:pBdr/>
@@ -11274,9 +11140,9 @@
       </w:tcPr>
     </w:tblStylePr>
   </w:style>
-  <w:style w:type="table" w:styleId="873">
+  <w:style w:type="table" w:styleId="885">
     <w:name w:val="Plain Table 3"/>
-    <w:basedOn w:val="859"/>
+    <w:basedOn w:val="871"/>
     <w:uiPriority w:val="99"/>
     <w:pPr>
       <w:pBdr/>
@@ -11514,9 +11380,9 @@
       </w:tcPr>
     </w:tblStylePr>
   </w:style>
-  <w:style w:type="table" w:styleId="874">
+  <w:style w:type="table" w:styleId="886">
     <w:name w:val="Plain Table 4"/>
-    <w:basedOn w:val="859"/>
+    <w:basedOn w:val="871"/>
     <w:uiPriority w:val="99"/>
     <w:pPr>
       <w:pBdr/>
@@ -11740,9 +11606,9 @@
       </w:tcPr>
     </w:tblStylePr>
   </w:style>
-  <w:style w:type="table" w:styleId="875">
+  <w:style w:type="table" w:styleId="887">
     <w:name w:val="Plain Table 5"/>
-    <w:basedOn w:val="859"/>
+    <w:basedOn w:val="871"/>
     <w:uiPriority w:val="99"/>
     <w:pPr>
       <w:pBdr/>
@@ -11983,9 +11849,9 @@
       </w:tcPr>
     </w:tblStylePr>
   </w:style>
-  <w:style w:type="table" w:styleId="876">
+  <w:style w:type="table" w:styleId="888">
     <w:name w:val="Grid Table 1 Light"/>
-    <w:basedOn w:val="859"/>
+    <w:basedOn w:val="871"/>
     <w:uiPriority w:val="99"/>
     <w:pPr>
       <w:pBdr/>
@@ -12215,7 +12081,7 @@
       </w:tcPr>
     </w:tblStylePr>
   </w:style>
-  <w:style w:type="table" w:styleId="877" w:customStyle="1">
+  <w:style w:type="table" w:styleId="889" w:customStyle="1">
     <w:name w:val="Grid Table 1 Light - Accent 1"/>
     <w:uiPriority w:val="99"/>
     <w:pPr>
@@ -12452,7 +12318,7 @@
       </w:tcPr>
     </w:tblStylePr>
   </w:style>
-  <w:style w:type="table" w:styleId="878" w:customStyle="1">
+  <w:style w:type="table" w:styleId="890" w:customStyle="1">
     <w:name w:val="Grid Table 1 Light - Accent 2"/>
     <w:uiPriority w:val="99"/>
     <w:pPr>
@@ -12689,7 +12555,7 @@
       </w:tcPr>
     </w:tblStylePr>
   </w:style>
-  <w:style w:type="table" w:styleId="879" w:customStyle="1">
+  <w:style w:type="table" w:styleId="891" w:customStyle="1">
     <w:name w:val="Grid Table 1 Light - Accent 3"/>
     <w:uiPriority w:val="99"/>
     <w:pPr>
@@ -12926,7 +12792,7 @@
       </w:tcPr>
     </w:tblStylePr>
   </w:style>
-  <w:style w:type="table" w:styleId="880" w:customStyle="1">
+  <w:style w:type="table" w:styleId="892" w:customStyle="1">
     <w:name w:val="Grid Table 1 Light - Accent 4"/>
     <w:uiPriority w:val="99"/>
     <w:pPr>
@@ -13163,7 +13029,7 @@
       </w:tcPr>
     </w:tblStylePr>
   </w:style>
-  <w:style w:type="table" w:styleId="881" w:customStyle="1">
+  <w:style w:type="table" w:styleId="893" w:customStyle="1">
     <w:name w:val="Grid Table 1 Light - Accent 5"/>
     <w:uiPriority w:val="99"/>
     <w:pPr>
@@ -13400,7 +13266,7 @@
       </w:tcPr>
     </w:tblStylePr>
   </w:style>
-  <w:style w:type="table" w:styleId="882" w:customStyle="1">
+  <w:style w:type="table" w:styleId="894" w:customStyle="1">
     <w:name w:val="Grid Table 1 Light - Accent 6"/>
     <w:uiPriority w:val="99"/>
     <w:pPr>
@@ -13637,9 +13503,9 @@
       </w:tcPr>
     </w:tblStylePr>
   </w:style>
-  <w:style w:type="table" w:styleId="883">
+  <w:style w:type="table" w:styleId="895">
     <w:name w:val="Grid Table 2"/>
-    <w:basedOn w:val="859"/>
+    <w:basedOn w:val="871"/>
     <w:uiPriority w:val="99"/>
     <w:pPr>
       <w:pBdr/>
@@ -13879,7 +13745,7 @@
       </w:tcPr>
     </w:tblStylePr>
   </w:style>
-  <w:style w:type="table" w:styleId="884" w:customStyle="1">
+  <w:style w:type="table" w:styleId="896" w:customStyle="1">
     <w:name w:val="Grid Table 2 - Accent 1"/>
     <w:uiPriority w:val="99"/>
     <w:pPr>
@@ -14126,7 +13992,7 @@
       </w:tcPr>
     </w:tblStylePr>
   </w:style>
-  <w:style w:type="table" w:styleId="885" w:customStyle="1">
+  <w:style w:type="table" w:styleId="897" w:customStyle="1">
     <w:name w:val="Grid Table 2 - Accent 2"/>
     <w:uiPriority w:val="99"/>
     <w:pPr>
@@ -14373,7 +14239,7 @@
       </w:tcPr>
     </w:tblStylePr>
   </w:style>
-  <w:style w:type="table" w:styleId="886" w:customStyle="1">
+  <w:style w:type="table" w:styleId="898" w:customStyle="1">
     <w:name w:val="Grid Table 2 - Accent 3"/>
     <w:uiPriority w:val="99"/>
     <w:pPr>
@@ -14620,7 +14486,7 @@
       </w:tcPr>
     </w:tblStylePr>
   </w:style>
-  <w:style w:type="table" w:styleId="887" w:customStyle="1">
+  <w:style w:type="table" w:styleId="899" w:customStyle="1">
     <w:name w:val="Grid Table 2 - Accent 4"/>
     <w:uiPriority w:val="99"/>
     <w:pPr>
@@ -14867,7 +14733,7 @@
       </w:tcPr>
     </w:tblStylePr>
   </w:style>
-  <w:style w:type="table" w:styleId="888" w:customStyle="1">
+  <w:style w:type="table" w:styleId="900" w:customStyle="1">
     <w:name w:val="Grid Table 2 - Accent 5"/>
     <w:uiPriority w:val="99"/>
     <w:pPr>
@@ -15114,7 +14980,7 @@
       </w:tcPr>
     </w:tblStylePr>
   </w:style>
-  <w:style w:type="table" w:styleId="889" w:customStyle="1">
+  <w:style w:type="table" w:styleId="901" w:customStyle="1">
     <w:name w:val="Grid Table 2 - Accent 6"/>
     <w:uiPriority w:val="99"/>
     <w:pPr>
@@ -15361,9 +15227,9 @@
       </w:tcPr>
     </w:tblStylePr>
   </w:style>
-  <w:style w:type="table" w:styleId="890">
+  <w:style w:type="table" w:styleId="902">
     <w:name w:val="Grid Table 3"/>
-    <w:basedOn w:val="859"/>
+    <w:basedOn w:val="871"/>
     <w:uiPriority w:val="99"/>
     <w:pPr>
       <w:pBdr/>
@@ -15616,7 +15482,7 @@
       </w:tcPr>
     </w:tblStylePr>
   </w:style>
-  <w:style w:type="table" w:styleId="891" w:customStyle="1">
+  <w:style w:type="table" w:styleId="903" w:customStyle="1">
     <w:name w:val="Grid Table 3 - Accent 1"/>
     <w:uiPriority w:val="99"/>
     <w:pPr>
@@ -15876,7 +15742,7 @@
       </w:tcPr>
     </w:tblStylePr>
   </w:style>
-  <w:style w:type="table" w:styleId="892" w:customStyle="1">
+  <w:style w:type="table" w:styleId="904" w:customStyle="1">
     <w:name w:val="Grid Table 3 - Accent 2"/>
     <w:uiPriority w:val="99"/>
     <w:pPr>
@@ -16136,7 +16002,7 @@
       </w:tcPr>
     </w:tblStylePr>
   </w:style>
-  <w:style w:type="table" w:styleId="893" w:customStyle="1">
+  <w:style w:type="table" w:styleId="905" w:customStyle="1">
     <w:name w:val="Grid Table 3 - Accent 3"/>
     <w:uiPriority w:val="99"/>
     <w:pPr>
@@ -16396,7 +16262,7 @@
       </w:tcPr>
     </w:tblStylePr>
   </w:style>
-  <w:style w:type="table" w:styleId="894" w:customStyle="1">
+  <w:style w:type="table" w:styleId="906" w:customStyle="1">
     <w:name w:val="Grid Table 3 - Accent 4"/>
     <w:uiPriority w:val="99"/>
     <w:pPr>
@@ -16656,7 +16522,7 @@
       </w:tcPr>
     </w:tblStylePr>
   </w:style>
-  <w:style w:type="table" w:styleId="895" w:customStyle="1">
+  <w:style w:type="table" w:styleId="907" w:customStyle="1">
     <w:name w:val="Grid Table 3 - Accent 5"/>
     <w:uiPriority w:val="99"/>
     <w:pPr>
@@ -16916,7 +16782,7 @@
       </w:tcPr>
     </w:tblStylePr>
   </w:style>
-  <w:style w:type="table" w:styleId="896" w:customStyle="1">
+  <w:style w:type="table" w:styleId="908" w:customStyle="1">
     <w:name w:val="Grid Table 3 - Accent 6"/>
     <w:uiPriority w:val="99"/>
     <w:pPr>
@@ -17176,9 +17042,9 @@
       </w:tcPr>
     </w:tblStylePr>
   </w:style>
-  <w:style w:type="table" w:styleId="897">
+  <w:style w:type="table" w:styleId="909">
     <w:name w:val="Grid Table 4"/>
-    <w:basedOn w:val="859"/>
+    <w:basedOn w:val="871"/>
     <w:uiPriority w:val="99"/>
     <w:pPr>
       <w:pBdr/>
@@ -17420,7 +17286,7 @@
       </w:tcPr>
     </w:tblStylePr>
   </w:style>
-  <w:style w:type="table" w:styleId="898" w:customStyle="1">
+  <w:style w:type="table" w:styleId="910" w:customStyle="1">
     <w:name w:val="Grid Table 4 - Accent 1"/>
     <w:uiPriority w:val="99"/>
     <w:pPr>
@@ -17669,7 +17535,7 @@
       </w:tcPr>
     </w:tblStylePr>
   </w:style>
-  <w:style w:type="table" w:styleId="899" w:customStyle="1">
+  <w:style w:type="table" w:styleId="911" w:customStyle="1">
     <w:name w:val="Grid Table 4 - Accent 2"/>
     <w:uiPriority w:val="99"/>
     <w:pPr>
@@ -17918,7 +17784,7 @@
       </w:tcPr>
     </w:tblStylePr>
   </w:style>
-  <w:style w:type="table" w:styleId="900" w:customStyle="1">
+  <w:style w:type="table" w:styleId="912" w:customStyle="1">
     <w:name w:val="Grid Table 4 - Accent 3"/>
     <w:uiPriority w:val="99"/>
     <w:pPr>
@@ -18167,7 +18033,7 @@
       </w:tcPr>
     </w:tblStylePr>
   </w:style>
-  <w:style w:type="table" w:styleId="901" w:customStyle="1">
+  <w:style w:type="table" w:styleId="913" w:customStyle="1">
     <w:name w:val="Grid Table 4 - Accent 4"/>
     <w:uiPriority w:val="99"/>
     <w:pPr>
@@ -18416,7 +18282,7 @@
       </w:tcPr>
     </w:tblStylePr>
   </w:style>
-  <w:style w:type="table" w:styleId="902" w:customStyle="1">
+  <w:style w:type="table" w:styleId="914" w:customStyle="1">
     <w:name w:val="Grid Table 4 - Accent 5"/>
     <w:uiPriority w:val="99"/>
     <w:pPr>
@@ -18665,7 +18531,7 @@
       </w:tcPr>
     </w:tblStylePr>
   </w:style>
-  <w:style w:type="table" w:styleId="903" w:customStyle="1">
+  <w:style w:type="table" w:styleId="915" w:customStyle="1">
     <w:name w:val="Grid Table 4 - Accent 6"/>
     <w:uiPriority w:val="99"/>
     <w:pPr>
@@ -18914,9 +18780,9 @@
       </w:tcPr>
     </w:tblStylePr>
   </w:style>
-  <w:style w:type="table" w:styleId="904">
+  <w:style w:type="table" w:styleId="916">
     <w:name w:val="Grid Table 5 Dark"/>
-    <w:basedOn w:val="859"/>
+    <w:basedOn w:val="871"/>
     <w:uiPriority w:val="99"/>
     <w:pPr>
       <w:pBdr/>
@@ -19153,7 +19019,7 @@
       </w:tcPr>
     </w:tblStylePr>
   </w:style>
-  <w:style w:type="table" w:styleId="905" w:customStyle="1">
+  <w:style w:type="table" w:styleId="917" w:customStyle="1">
     <w:name w:val="Grid Table 5 Dark- Accent 1"/>
     <w:uiPriority w:val="99"/>
     <w:pPr>
@@ -19397,7 +19263,7 @@
       </w:tcPr>
     </w:tblStylePr>
   </w:style>
-  <w:style w:type="table" w:styleId="906" w:customStyle="1">
+  <w:style w:type="table" w:styleId="918" w:customStyle="1">
     <w:name w:val="Grid Table 5 Dark - Accent 2"/>
     <w:uiPriority w:val="99"/>
     <w:pPr>
@@ -19641,7 +19507,7 @@
       </w:tcPr>
     </w:tblStylePr>
   </w:style>
-  <w:style w:type="table" w:styleId="907" w:customStyle="1">
+  <w:style w:type="table" w:styleId="919" w:customStyle="1">
     <w:name w:val="Grid Table 5 Dark - Accent 3"/>
     <w:uiPriority w:val="99"/>
     <w:pPr>
@@ -19885,7 +19751,7 @@
       </w:tcPr>
     </w:tblStylePr>
   </w:style>
-  <w:style w:type="table" w:styleId="908" w:customStyle="1">
+  <w:style w:type="table" w:styleId="920" w:customStyle="1">
     <w:name w:val="Grid Table 5 Dark- Accent 4"/>
     <w:uiPriority w:val="99"/>
     <w:pPr>
@@ -20129,7 +19995,7 @@
       </w:tcPr>
     </w:tblStylePr>
   </w:style>
-  <w:style w:type="table" w:styleId="909" w:customStyle="1">
+  <w:style w:type="table" w:styleId="921" w:customStyle="1">
     <w:name w:val="Grid Table 5 Dark - Accent 5"/>
     <w:uiPriority w:val="99"/>
     <w:pPr>
@@ -20373,7 +20239,7 @@
       </w:tcPr>
     </w:tblStylePr>
   </w:style>
-  <w:style w:type="table" w:styleId="910" w:customStyle="1">
+  <w:style w:type="table" w:styleId="922" w:customStyle="1">
     <w:name w:val="Grid Table 5 Dark - Accent 6"/>
     <w:uiPriority w:val="99"/>
     <w:pPr>
@@ -20617,9 +20483,9 @@
       </w:tcPr>
     </w:tblStylePr>
   </w:style>
-  <w:style w:type="table" w:styleId="911">
+  <w:style w:type="table" w:styleId="923">
     <w:name w:val="Grid Table 6 Colorful"/>
-    <w:basedOn w:val="859"/>
+    <w:basedOn w:val="871"/>
     <w:uiPriority w:val="99"/>
     <w:pPr>
       <w:pBdr/>
@@ -20852,7 +20718,7 @@
       </w:tcPr>
     </w:tblStylePr>
   </w:style>
-  <w:style w:type="table" w:styleId="912" w:customStyle="1">
+  <w:style w:type="table" w:styleId="924" w:customStyle="1">
     <w:name w:val="Grid Table 6 Colorful - Accent 1"/>
     <w:uiPriority w:val="99"/>
     <w:pPr>
@@ -21092,7 +20958,7 @@
       </w:tcPr>
     </w:tblStylePr>
   </w:style>
-  <w:style w:type="table" w:styleId="913" w:customStyle="1">
+  <w:style w:type="table" w:styleId="925" w:customStyle="1">
     <w:name w:val="Grid Table 6 Colorful - Accent 2"/>
     <w:uiPriority w:val="99"/>
     <w:pPr>
@@ -21332,7 +21198,7 @@
       </w:tcPr>
     </w:tblStylePr>
   </w:style>
-  <w:style w:type="table" w:styleId="914" w:customStyle="1">
+  <w:style w:type="table" w:styleId="926" w:customStyle="1">
     <w:name w:val="Grid Table 6 Colorful - Accent 3"/>
     <w:uiPriority w:val="99"/>
     <w:pPr>
@@ -21572,7 +21438,7 @@
       </w:tcPr>
     </w:tblStylePr>
   </w:style>
-  <w:style w:type="table" w:styleId="915" w:customStyle="1">
+  <w:style w:type="table" w:styleId="927" w:customStyle="1">
     <w:name w:val="Grid Table 6 Colorful - Accent 4"/>
     <w:uiPriority w:val="99"/>
     <w:pPr>
@@ -21812,7 +21678,7 @@
       </w:tcPr>
     </w:tblStylePr>
   </w:style>
-  <w:style w:type="table" w:styleId="916" w:customStyle="1">
+  <w:style w:type="table" w:styleId="928" w:customStyle="1">
     <w:name w:val="Grid Table 6 Colorful - Accent 5"/>
     <w:uiPriority w:val="99"/>
     <w:pPr>
@@ -22052,7 +21918,7 @@
       </w:tcPr>
     </w:tblStylePr>
   </w:style>
-  <w:style w:type="table" w:styleId="917" w:customStyle="1">
+  <w:style w:type="table" w:styleId="929" w:customStyle="1">
     <w:name w:val="Grid Table 6 Colorful - Accent 6"/>
     <w:uiPriority w:val="99"/>
     <w:pPr>
@@ -22292,9 +22158,9 @@
       </w:tcPr>
     </w:tblStylePr>
   </w:style>
-  <w:style w:type="table" w:styleId="918">
+  <w:style w:type="table" w:styleId="930">
     <w:name w:val="Grid Table 7 Colorful"/>
-    <w:basedOn w:val="859"/>
+    <w:basedOn w:val="871"/>
     <w:uiPriority w:val="99"/>
     <w:pPr>
       <w:pBdr/>
@@ -22560,7 +22426,7 @@
       </w:tcPr>
     </w:tblStylePr>
   </w:style>
-  <w:style w:type="table" w:styleId="919" w:customStyle="1">
+  <w:style w:type="table" w:styleId="931" w:customStyle="1">
     <w:name w:val="Grid Table 7 Colorful - Accent 1"/>
     <w:uiPriority w:val="99"/>
     <w:pPr>
@@ -22833,7 +22699,7 @@
       </w:tcPr>
     </w:tblStylePr>
   </w:style>
-  <w:style w:type="table" w:styleId="920" w:customStyle="1">
+  <w:style w:type="table" w:styleId="932" w:customStyle="1">
     <w:name w:val="Grid Table 7 Colorful - Accent 2"/>
     <w:uiPriority w:val="99"/>
     <w:pPr>
@@ -23106,7 +22972,7 @@
       </w:tcPr>
     </w:tblStylePr>
   </w:style>
-  <w:style w:type="table" w:styleId="921" w:customStyle="1">
+  <w:style w:type="table" w:styleId="933" w:customStyle="1">
     <w:name w:val="Grid Table 7 Colorful - Accent 3"/>
     <w:uiPriority w:val="99"/>
     <w:pPr>
@@ -23379,7 +23245,7 @@
       </w:tcPr>
     </w:tblStylePr>
   </w:style>
-  <w:style w:type="table" w:styleId="922" w:customStyle="1">
+  <w:style w:type="table" w:styleId="934" w:customStyle="1">
     <w:name w:val="Grid Table 7 Colorful - Accent 4"/>
     <w:uiPriority w:val="99"/>
     <w:pPr>
@@ -23652,7 +23518,7 @@
       </w:tcPr>
     </w:tblStylePr>
   </w:style>
-  <w:style w:type="table" w:styleId="923" w:customStyle="1">
+  <w:style w:type="table" w:styleId="935" w:customStyle="1">
     <w:name w:val="Grid Table 7 Colorful - Accent 5"/>
     <w:uiPriority w:val="99"/>
     <w:pPr>
@@ -23925,7 +23791,7 @@
       </w:tcPr>
     </w:tblStylePr>
   </w:style>
-  <w:style w:type="table" w:styleId="924" w:customStyle="1">
+  <w:style w:type="table" w:styleId="936" w:customStyle="1">
     <w:name w:val="Grid Table 7 Colorful - Accent 6"/>
     <w:uiPriority w:val="99"/>
     <w:pPr>
@@ -24198,9 +24064,9 @@
       </w:tcPr>
     </w:tblStylePr>
   </w:style>
-  <w:style w:type="table" w:styleId="925">
+  <w:style w:type="table" w:styleId="937">
     <w:name w:val="List Table 1 Light"/>
-    <w:basedOn w:val="859"/>
+    <w:basedOn w:val="871"/>
     <w:uiPriority w:val="99"/>
     <w:pPr>
       <w:pBdr/>
@@ -24422,7 +24288,7 @@
       </w:tcPr>
     </w:tblStylePr>
   </w:style>
-  <w:style w:type="table" w:styleId="926" w:customStyle="1">
+  <w:style w:type="table" w:styleId="938" w:customStyle="1">
     <w:name w:val="List Table 1 Light - Accent 1"/>
     <w:uiPriority w:val="99"/>
     <w:pPr>
@@ -24651,7 +24517,7 @@
       </w:tcPr>
     </w:tblStylePr>
   </w:style>
-  <w:style w:type="table" w:styleId="927" w:customStyle="1">
+  <w:style w:type="table" w:styleId="939" w:customStyle="1">
     <w:name w:val="List Table 1 Light - Accent 2"/>
     <w:uiPriority w:val="99"/>
     <w:pPr>
@@ -24880,7 +24746,7 @@
       </w:tcPr>
     </w:tblStylePr>
   </w:style>
-  <w:style w:type="table" w:styleId="928" w:customStyle="1">
+  <w:style w:type="table" w:styleId="940" w:customStyle="1">
     <w:name w:val="List Table 1 Light - Accent 3"/>
     <w:uiPriority w:val="99"/>
     <w:pPr>
@@ -25109,7 +24975,7 @@
       </w:tcPr>
     </w:tblStylePr>
   </w:style>
-  <w:style w:type="table" w:styleId="929" w:customStyle="1">
+  <w:style w:type="table" w:styleId="941" w:customStyle="1">
     <w:name w:val="List Table 1 Light - Accent 4"/>
     <w:uiPriority w:val="99"/>
     <w:pPr>
@@ -25338,7 +25204,7 @@
       </w:tcPr>
     </w:tblStylePr>
   </w:style>
-  <w:style w:type="table" w:styleId="930" w:customStyle="1">
+  <w:style w:type="table" w:styleId="942" w:customStyle="1">
     <w:name w:val="List Table 1 Light - Accent 5"/>
     <w:uiPriority w:val="99"/>
     <w:pPr>
@@ -25567,7 +25433,7 @@
       </w:tcPr>
     </w:tblStylePr>
   </w:style>
-  <w:style w:type="table" w:styleId="931" w:customStyle="1">
+  <w:style w:type="table" w:styleId="943" w:customStyle="1">
     <w:name w:val="List Table 1 Light - Accent 6"/>
     <w:uiPriority w:val="99"/>
     <w:pPr>
@@ -25796,9 +25662,9 @@
       </w:tcPr>
     </w:tblStylePr>
   </w:style>
-  <w:style w:type="table" w:styleId="932">
+  <w:style w:type="table" w:styleId="944">
     <w:name w:val="List Table 2"/>
-    <w:basedOn w:val="859"/>
+    <w:basedOn w:val="871"/>
     <w:uiPriority w:val="99"/>
     <w:pPr>
       <w:pBdr/>
@@ -26048,7 +25914,7 @@
       </w:tcPr>
     </w:tblStylePr>
   </w:style>
-  <w:style w:type="table" w:styleId="933" w:customStyle="1">
+  <w:style w:type="table" w:styleId="945" w:customStyle="1">
     <w:name w:val="List Table 2 - Accent 1"/>
     <w:uiPriority w:val="99"/>
     <w:pPr>
@@ -26305,7 +26171,7 @@
       </w:tcPr>
     </w:tblStylePr>
   </w:style>
-  <w:style w:type="table" w:styleId="934" w:customStyle="1">
+  <w:style w:type="table" w:styleId="946" w:customStyle="1">
     <w:name w:val="List Table 2 - Accent 2"/>
     <w:uiPriority w:val="99"/>
     <w:pPr>
@@ -26562,7 +26428,7 @@
       </w:tcPr>
     </w:tblStylePr>
   </w:style>
-  <w:style w:type="table" w:styleId="935" w:customStyle="1">
+  <w:style w:type="table" w:styleId="947" w:customStyle="1">
     <w:name w:val="List Table 2 - Accent 3"/>
     <w:uiPriority w:val="99"/>
     <w:pPr>
@@ -26819,7 +26685,7 @@
       </w:tcPr>
     </w:tblStylePr>
   </w:style>
-  <w:style w:type="table" w:styleId="936" w:customStyle="1">
+  <w:style w:type="table" w:styleId="948" w:customStyle="1">
     <w:name w:val="List Table 2 - Accent 4"/>
     <w:uiPriority w:val="99"/>
     <w:pPr>
@@ -27076,7 +26942,7 @@
       </w:tcPr>
     </w:tblStylePr>
   </w:style>
-  <w:style w:type="table" w:styleId="937" w:customStyle="1">
+  <w:style w:type="table" w:styleId="949" w:customStyle="1">
     <w:name w:val="List Table 2 - Accent 5"/>
     <w:uiPriority w:val="99"/>
     <w:pPr>
@@ -27333,7 +27199,7 @@
       </w:tcPr>
     </w:tblStylePr>
   </w:style>
-  <w:style w:type="table" w:styleId="938" w:customStyle="1">
+  <w:style w:type="table" w:styleId="950" w:customStyle="1">
     <w:name w:val="List Table 2 - Accent 6"/>
     <w:uiPriority w:val="99"/>
     <w:pPr>
@@ -27590,9 +27456,9 @@
       </w:tcPr>
     </w:tblStylePr>
   </w:style>
-  <w:style w:type="table" w:styleId="939">
+  <w:style w:type="table" w:styleId="951">
     <w:name w:val="List Table 3"/>
-    <w:basedOn w:val="859"/>
+    <w:basedOn w:val="871"/>
     <w:uiPriority w:val="99"/>
     <w:pPr>
       <w:pBdr/>
@@ -27829,7 +27695,7 @@
       </w:tcPr>
     </w:tblStylePr>
   </w:style>
-  <w:style w:type="table" w:styleId="940" w:customStyle="1">
+  <w:style w:type="table" w:styleId="952" w:customStyle="1">
     <w:name w:val="List Table 3 - Accent 1"/>
     <w:uiPriority w:val="99"/>
     <w:pPr>
@@ -28073,7 +27939,7 @@
       </w:tcPr>
     </w:tblStylePr>
   </w:style>
-  <w:style w:type="table" w:styleId="941" w:customStyle="1">
+  <w:style w:type="table" w:styleId="953" w:customStyle="1">
     <w:name w:val="List Table 3 - Accent 2"/>
     <w:uiPriority w:val="99"/>
     <w:pPr>
@@ -28317,7 +28183,7 @@
       </w:tcPr>
     </w:tblStylePr>
   </w:style>
-  <w:style w:type="table" w:styleId="942" w:customStyle="1">
+  <w:style w:type="table" w:styleId="954" w:customStyle="1">
     <w:name w:val="List Table 3 - Accent 3"/>
     <w:uiPriority w:val="99"/>
     <w:pPr>
@@ -28561,7 +28427,7 @@
       </w:tcPr>
     </w:tblStylePr>
   </w:style>
-  <w:style w:type="table" w:styleId="943" w:customStyle="1">
+  <w:style w:type="table" w:styleId="955" w:customStyle="1">
     <w:name w:val="List Table 3 - Accent 4"/>
     <w:uiPriority w:val="99"/>
     <w:pPr>
@@ -28805,7 +28671,7 @@
       </w:tcPr>
     </w:tblStylePr>
   </w:style>
-  <w:style w:type="table" w:styleId="944" w:customStyle="1">
+  <w:style w:type="table" w:styleId="956" w:customStyle="1">
     <w:name w:val="List Table 3 - Accent 5"/>
     <w:uiPriority w:val="99"/>
     <w:pPr>
@@ -29049,7 +28915,7 @@
       </w:tcPr>
     </w:tblStylePr>
   </w:style>
-  <w:style w:type="table" w:styleId="945" w:customStyle="1">
+  <w:style w:type="table" w:styleId="957" w:customStyle="1">
     <w:name w:val="List Table 3 - Accent 6"/>
     <w:uiPriority w:val="99"/>
     <w:pPr>
@@ -29293,9 +29159,9 @@
       </w:tcPr>
     </w:tblStylePr>
   </w:style>
-  <w:style w:type="table" w:styleId="946">
+  <w:style w:type="table" w:styleId="958">
     <w:name w:val="List Table 4"/>
-    <w:basedOn w:val="859"/>
+    <w:basedOn w:val="871"/>
     <w:uiPriority w:val="99"/>
     <w:pPr>
       <w:pBdr/>
@@ -29529,7 +29395,7 @@
       </w:tcPr>
     </w:tblStylePr>
   </w:style>
-  <w:style w:type="table" w:styleId="947" w:customStyle="1">
+  <w:style w:type="table" w:styleId="959" w:customStyle="1">
     <w:name w:val="List Table 4 - Accent 1"/>
     <w:uiPriority w:val="99"/>
     <w:pPr>
@@ -29770,7 +29636,7 @@
       </w:tcPr>
     </w:tblStylePr>
   </w:style>
-  <w:style w:type="table" w:styleId="948" w:customStyle="1">
+  <w:style w:type="table" w:styleId="960" w:customStyle="1">
     <w:name w:val="List Table 4 - Accent 2"/>
     <w:uiPriority w:val="99"/>
     <w:pPr>
@@ -30011,7 +29877,7 @@
       </w:tcPr>
     </w:tblStylePr>
   </w:style>
-  <w:style w:type="table" w:styleId="949" w:customStyle="1">
+  <w:style w:type="table" w:styleId="961" w:customStyle="1">
     <w:name w:val="List Table 4 - Accent 3"/>
     <w:uiPriority w:val="99"/>
     <w:pPr>
@@ -30252,7 +30118,7 @@
       </w:tcPr>
     </w:tblStylePr>
   </w:style>
-  <w:style w:type="table" w:styleId="950" w:customStyle="1">
+  <w:style w:type="table" w:styleId="962" w:customStyle="1">
     <w:name w:val="List Table 4 - Accent 4"/>
     <w:uiPriority w:val="99"/>
     <w:pPr>
@@ -30493,7 +30359,7 @@
       </w:tcPr>
     </w:tblStylePr>
   </w:style>
-  <w:style w:type="table" w:styleId="951" w:customStyle="1">
+  <w:style w:type="table" w:styleId="963" w:customStyle="1">
     <w:name w:val="List Table 4 - Accent 5"/>
     <w:uiPriority w:val="99"/>
     <w:pPr>
@@ -30734,7 +30600,7 @@
       </w:tcPr>
     </w:tblStylePr>
   </w:style>
-  <w:style w:type="table" w:styleId="952" w:customStyle="1">
+  <w:style w:type="table" w:styleId="964" w:customStyle="1">
     <w:name w:val="List Table 4 - Accent 6"/>
     <w:uiPriority w:val="99"/>
     <w:pPr>
@@ -30975,9 +30841,9 @@
       </w:tcPr>
     </w:tblStylePr>
   </w:style>
-  <w:style w:type="table" w:styleId="953">
+  <w:style w:type="table" w:styleId="965">
     <w:name w:val="List Table 5 Dark"/>
-    <w:basedOn w:val="859"/>
+    <w:basedOn w:val="871"/>
     <w:uiPriority w:val="99"/>
     <w:pPr>
       <w:pBdr/>
@@ -31221,7 +31087,7 @@
       </w:tcPr>
     </w:tblStylePr>
   </w:style>
-  <w:style w:type="table" w:styleId="954" w:customStyle="1">
+  <w:style w:type="table" w:styleId="966" w:customStyle="1">
     <w:name w:val="List Table 5 Dark - Accent 1"/>
     <w:uiPriority w:val="99"/>
     <w:pPr>
@@ -31472,7 +31338,7 @@
       </w:tcPr>
     </w:tblStylePr>
   </w:style>
-  <w:style w:type="table" w:styleId="955" w:customStyle="1">
+  <w:style w:type="table" w:styleId="967" w:customStyle="1">
     <w:name w:val="List Table 5 Dark - Accent 2"/>
     <w:uiPriority w:val="99"/>
     <w:pPr>
@@ -31723,7 +31589,7 @@
       </w:tcPr>
     </w:tblStylePr>
   </w:style>
-  <w:style w:type="table" w:styleId="956" w:customStyle="1">
+  <w:style w:type="table" w:styleId="968" w:customStyle="1">
     <w:name w:val="List Table 5 Dark - Accent 3"/>
     <w:uiPriority w:val="99"/>
     <w:pPr>
@@ -31974,7 +31840,7 @@
       </w:tcPr>
     </w:tblStylePr>
   </w:style>
-  <w:style w:type="table" w:styleId="957" w:customStyle="1">
+  <w:style w:type="table" w:styleId="969" w:customStyle="1">
     <w:name w:val="List Table 5 Dark - Accent 4"/>
     <w:uiPriority w:val="99"/>
     <w:pPr>
@@ -32225,7 +32091,7 @@
       </w:tcPr>
     </w:tblStylePr>
   </w:style>
-  <w:style w:type="table" w:styleId="958" w:customStyle="1">
+  <w:style w:type="table" w:styleId="970" w:customStyle="1">
     <w:name w:val="List Table 5 Dark - Accent 5"/>
     <w:uiPriority w:val="99"/>
     <w:pPr>
@@ -32476,7 +32342,7 @@
       </w:tcPr>
     </w:tblStylePr>
   </w:style>
-  <w:style w:type="table" w:styleId="959" w:customStyle="1">
+  <w:style w:type="table" w:styleId="971" w:customStyle="1">
     <w:name w:val="List Table 5 Dark - Accent 6"/>
     <w:uiPriority w:val="99"/>
     <w:pPr>
@@ -32727,9 +32593,9 @@
       </w:tcPr>
     </w:tblStylePr>
   </w:style>
-  <w:style w:type="table" w:styleId="960">
+  <w:style w:type="table" w:styleId="972">
     <w:name w:val="List Table 6 Colorful"/>
-    <w:basedOn w:val="859"/>
+    <w:basedOn w:val="871"/>
     <w:uiPriority w:val="99"/>
     <w:pPr>
       <w:pBdr/>
@@ -32960,7 +32826,7 @@
       </w:tcPr>
     </w:tblStylePr>
   </w:style>
-  <w:style w:type="table" w:styleId="961" w:customStyle="1">
+  <w:style w:type="table" w:styleId="973" w:customStyle="1">
     <w:name w:val="List Table 6 Colorful - Accent 1"/>
     <w:uiPriority w:val="99"/>
     <w:pPr>
@@ -33198,7 +33064,7 @@
       </w:tcPr>
     </w:tblStylePr>
   </w:style>
-  <w:style w:type="table" w:styleId="962" w:customStyle="1">
+  <w:style w:type="table" w:styleId="974" w:customStyle="1">
     <w:name w:val="List Table 6 Colorful - Accent 2"/>
     <w:uiPriority w:val="99"/>
     <w:pPr>
@@ -33436,7 +33302,7 @@
       </w:tcPr>
     </w:tblStylePr>
   </w:style>
-  <w:style w:type="table" w:styleId="963" w:customStyle="1">
+  <w:style w:type="table" w:styleId="975" w:customStyle="1">
     <w:name w:val="List Table 6 Colorful - Accent 3"/>
     <w:uiPriority w:val="99"/>
     <w:pPr>
@@ -33674,7 +33540,7 @@
       </w:tcPr>
     </w:tblStylePr>
   </w:style>
-  <w:style w:type="table" w:styleId="964" w:customStyle="1">
+  <w:style w:type="table" w:styleId="976" w:customStyle="1">
     <w:name w:val="List Table 6 Colorful - Accent 4"/>
     <w:uiPriority w:val="99"/>
     <w:pPr>
@@ -33912,7 +33778,7 @@
       </w:tcPr>
     </w:tblStylePr>
   </w:style>
-  <w:style w:type="table" w:styleId="965" w:customStyle="1">
+  <w:style w:type="table" w:styleId="977" w:customStyle="1">
     <w:name w:val="List Table 6 Colorful - Accent 5"/>
     <w:uiPriority w:val="99"/>
     <w:pPr>
@@ -34150,7 +34016,7 @@
       </w:tcPr>
     </w:tblStylePr>
   </w:style>
-  <w:style w:type="table" w:styleId="966" w:customStyle="1">
+  <w:style w:type="table" w:styleId="978" w:customStyle="1">
     <w:name w:val="List Table 6 Colorful - Accent 6"/>
     <w:uiPriority w:val="99"/>
     <w:pPr>
@@ -34388,9 +34254,9 @@
       </w:tcPr>
     </w:tblStylePr>
   </w:style>
-  <w:style w:type="table" w:styleId="967">
+  <w:style w:type="table" w:styleId="979">
     <w:name w:val="List Table 7 Colorful"/>
-    <w:basedOn w:val="859"/>
+    <w:basedOn w:val="871"/>
     <w:uiPriority w:val="99"/>
     <w:pPr>
       <w:pBdr/>
@@ -34653,7 +34519,7 @@
       </w:tcPr>
     </w:tblStylePr>
   </w:style>
-  <w:style w:type="table" w:styleId="968" w:customStyle="1">
+  <w:style w:type="table" w:styleId="980" w:customStyle="1">
     <w:name w:val="List Table 7 Colorful - Accent 1"/>
     <w:uiPriority w:val="99"/>
     <w:pPr>
@@ -34923,7 +34789,7 @@
       </w:tcPr>
     </w:tblStylePr>
   </w:style>
-  <w:style w:type="table" w:styleId="969" w:customStyle="1">
+  <w:style w:type="table" w:styleId="981" w:customStyle="1">
     <w:name w:val="List Table 7 Colorful - Accent 2"/>
     <w:uiPriority w:val="99"/>
     <w:pPr>
@@ -35193,7 +35059,7 @@
       </w:tcPr>
     </w:tblStylePr>
   </w:style>
-  <w:style w:type="table" w:styleId="970" w:customStyle="1">
+  <w:style w:type="table" w:styleId="982" w:customStyle="1">
     <w:name w:val="List Table 7 Colorful - Accent 3"/>
     <w:uiPriority w:val="99"/>
     <w:pPr>
@@ -35463,7 +35329,7 @@
       </w:tcPr>
     </w:tblStylePr>
   </w:style>
-  <w:style w:type="table" w:styleId="971" w:customStyle="1">
+  <w:style w:type="table" w:styleId="983" w:customStyle="1">
     <w:name w:val="List Table 7 Colorful - Accent 4"/>
     <w:uiPriority w:val="99"/>
     <w:pPr>
@@ -35733,7 +35599,7 @@
       </w:tcPr>
     </w:tblStylePr>
   </w:style>
-  <w:style w:type="table" w:styleId="972" w:customStyle="1">
+  <w:style w:type="table" w:styleId="984" w:customStyle="1">
     <w:name w:val="List Table 7 Colorful - Accent 5"/>
     <w:uiPriority w:val="99"/>
     <w:pPr>
@@ -36003,7 +35869,7 @@
       </w:tcPr>
     </w:tblStylePr>
   </w:style>
-  <w:style w:type="table" w:styleId="973" w:customStyle="1">
+  <w:style w:type="table" w:styleId="985" w:customStyle="1">
     <w:name w:val="List Table 7 Colorful - Accent 6"/>
     <w:uiPriority w:val="99"/>
     <w:pPr>
@@ -36273,7 +36139,7 @@
       </w:tcPr>
     </w:tblStylePr>
   </w:style>
-  <w:style w:type="table" w:styleId="974" w:customStyle="1">
+  <w:style w:type="table" w:styleId="986" w:customStyle="1">
     <w:name w:val="Lined - Accent"/>
     <w:uiPriority w:val="99"/>
     <w:pPr>
@@ -36525,7 +36391,7 @@
       </w:tcPr>
     </w:tblStylePr>
   </w:style>
-  <w:style w:type="table" w:styleId="975" w:customStyle="1">
+  <w:style w:type="table" w:styleId="987" w:customStyle="1">
     <w:name w:val="Lined - Accent 1"/>
     <w:uiPriority w:val="99"/>
     <w:pPr>
@@ -36777,7 +36643,7 @@
       </w:tcPr>
     </w:tblStylePr>
   </w:style>
-  <w:style w:type="table" w:styleId="976" w:customStyle="1">
+  <w:style w:type="table" w:styleId="988" w:customStyle="1">
     <w:name w:val="Lined - Accent 2"/>
     <w:uiPriority w:val="99"/>
     <w:pPr>
@@ -37029,7 +36895,7 @@
       </w:tcPr>
     </w:tblStylePr>
   </w:style>
-  <w:style w:type="table" w:styleId="977" w:customStyle="1">
+  <w:style w:type="table" w:styleId="989" w:customStyle="1">
     <w:name w:val="Lined - Accent 3"/>
     <w:uiPriority w:val="99"/>
     <w:pPr>
@@ -37281,7 +37147,7 @@
       </w:tcPr>
     </w:tblStylePr>
   </w:style>
-  <w:style w:type="table" w:styleId="978" w:customStyle="1">
+  <w:style w:type="table" w:styleId="990" w:customStyle="1">
     <w:name w:val="Lined - Accent 4"/>
     <w:uiPriority w:val="99"/>
     <w:pPr>
@@ -37533,7 +37399,7 @@
       </w:tcPr>
     </w:tblStylePr>
   </w:style>
-  <w:style w:type="table" w:styleId="979" w:customStyle="1">
+  <w:style w:type="table" w:styleId="991" w:customStyle="1">
     <w:name w:val="Lined - Accent 5"/>
     <w:uiPriority w:val="99"/>
     <w:pPr>
@@ -37785,7 +37651,7 @@
       </w:tcPr>
     </w:tblStylePr>
   </w:style>
-  <w:style w:type="table" w:styleId="980" w:customStyle="1">
+  <w:style w:type="table" w:styleId="992" w:customStyle="1">
     <w:name w:val="Lined - Accent 6"/>
     <w:uiPriority w:val="99"/>
     <w:pPr>
@@ -38037,7 +37903,7 @@
       </w:tcPr>
     </w:tblStylePr>
   </w:style>
-  <w:style w:type="table" w:styleId="981" w:customStyle="1">
+  <w:style w:type="table" w:styleId="993" w:customStyle="1">
     <w:name w:val="Bordered &amp; Lined - Accent"/>
     <w:uiPriority w:val="99"/>
     <w:pPr>
@@ -38296,7 +38162,7 @@
       </w:tcPr>
     </w:tblStylePr>
   </w:style>
-  <w:style w:type="table" w:styleId="982" w:customStyle="1">
+  <w:style w:type="table" w:styleId="994" w:customStyle="1">
     <w:name w:val="Bordered &amp; Lined - Accent 1"/>
     <w:uiPriority w:val="99"/>
     <w:pPr>
@@ -38555,7 +38421,7 @@
       </w:tcPr>
     </w:tblStylePr>
   </w:style>
-  <w:style w:type="table" w:styleId="983" w:customStyle="1">
+  <w:style w:type="table" w:styleId="995" w:customStyle="1">
     <w:name w:val="Bordered &amp; Lined - Accent 2"/>
     <w:uiPriority w:val="99"/>
     <w:pPr>
@@ -38814,7 +38680,7 @@
       </w:tcPr>
     </w:tblStylePr>
   </w:style>
-  <w:style w:type="table" w:styleId="984" w:customStyle="1">
+  <w:style w:type="table" w:styleId="996" w:customStyle="1">
     <w:name w:val="Bordered &amp; Lined - Accent 3"/>
     <w:uiPriority w:val="99"/>
     <w:pPr>
@@ -39073,7 +38939,7 @@
       </w:tcPr>
     </w:tblStylePr>
   </w:style>
-  <w:style w:type="table" w:styleId="985" w:customStyle="1">
+  <w:style w:type="table" w:styleId="997" w:customStyle="1">
     <w:name w:val="Bordered &amp; Lined - Accent 4"/>
     <w:uiPriority w:val="99"/>
     <w:pPr>
@@ -39332,7 +39198,7 @@
       </w:tcPr>
     </w:tblStylePr>
   </w:style>
-  <w:style w:type="table" w:styleId="986" w:customStyle="1">
+  <w:style w:type="table" w:styleId="998" w:customStyle="1">
     <w:name w:val="Bordered &amp; Lined - Accent 5"/>
     <w:uiPriority w:val="99"/>
     <w:pPr>
@@ -39591,7 +39457,7 @@
       </w:tcPr>
     </w:tblStylePr>
   </w:style>
-  <w:style w:type="table" w:styleId="987" w:customStyle="1">
+  <w:style w:type="table" w:styleId="999" w:customStyle="1">
     <w:name w:val="Bordered &amp; Lined - Accent 6"/>
     <w:uiPriority w:val="99"/>
     <w:pPr>
@@ -39850,7 +39716,7 @@
       </w:tcPr>
     </w:tblStylePr>
   </w:style>
-  <w:style w:type="table" w:styleId="988" w:customStyle="1">
+  <w:style w:type="table" w:styleId="1000" w:customStyle="1">
     <w:name w:val="Bordered"/>
     <w:uiPriority w:val="99"/>
     <w:pPr>
@@ -40095,7 +39961,7 @@
       </w:tcPr>
     </w:tblStylePr>
   </w:style>
-  <w:style w:type="table" w:styleId="989" w:customStyle="1">
+  <w:style w:type="table" w:styleId="1001" w:customStyle="1">
     <w:name w:val="Bordered - Accent 1"/>
     <w:uiPriority w:val="99"/>
     <w:pPr>
@@ -40340,7 +40206,7 @@
       </w:tcPr>
     </w:tblStylePr>
   </w:style>
-  <w:style w:type="table" w:styleId="990" w:customStyle="1">
+  <w:style w:type="table" w:styleId="1002" w:customStyle="1">
     <w:name w:val="Bordered - Accent 2"/>
     <w:uiPriority w:val="99"/>
     <w:pPr>
@@ -40585,7 +40451,7 @@
       </w:tcPr>
     </w:tblStylePr>
   </w:style>
-  <w:style w:type="table" w:styleId="991" w:customStyle="1">
+  <w:style w:type="table" w:styleId="1003" w:customStyle="1">
     <w:name w:val="Bordered - Accent 3"/>
     <w:uiPriority w:val="99"/>
     <w:pPr>
@@ -40830,7 +40696,7 @@
       </w:tcPr>
     </w:tblStylePr>
   </w:style>
-  <w:style w:type="table" w:styleId="992" w:customStyle="1">
+  <w:style w:type="table" w:styleId="1004" w:customStyle="1">
     <w:name w:val="Bordered - Accent 4"/>
     <w:uiPriority w:val="99"/>
     <w:pPr>
@@ -41075,7 +40941,7 @@
       </w:tcPr>
     </w:tblStylePr>
   </w:style>
-  <w:style w:type="table" w:styleId="993" w:customStyle="1">
+  <w:style w:type="table" w:styleId="1005" w:customStyle="1">
     <w:name w:val="Bordered - Accent 5"/>
     <w:uiPriority w:val="99"/>
     <w:pPr>
@@ -41320,7 +41186,7 @@
       </w:tcPr>
     </w:tblStylePr>
   </w:style>
-  <w:style w:type="table" w:styleId="994" w:customStyle="1">
+  <w:style w:type="table" w:styleId="1006" w:customStyle="1">
     <w:name w:val="Bordered - Accent 6"/>
     <w:uiPriority w:val="99"/>
     <w:pPr>
@@ -41565,7 +41431,7 @@
       </w:tcPr>
     </w:tblStylePr>
   </w:style>
-  <w:style w:type="character" w:styleId="995" w:customStyle="1">
+  <w:style w:type="character" w:styleId="1007" w:customStyle="1">
     <w:name w:val="Heading 1 Char"/>
     <w:uiPriority w:val="99"/>
     <w:pPr>
@@ -41580,7 +41446,7 @@
       <w:szCs w:val="40"/>
     </w:rPr>
   </w:style>
-  <w:style w:type="character" w:styleId="996" w:customStyle="1">
+  <w:style w:type="character" w:styleId="1008" w:customStyle="1">
     <w:name w:val="Heading 2 Char"/>
     <w:uiPriority w:val="99"/>
     <w:pPr>
@@ -41595,7 +41461,7 @@
       <w:szCs w:val="32"/>
     </w:rPr>
   </w:style>
-  <w:style w:type="character" w:styleId="997" w:customStyle="1">
+  <w:style w:type="character" w:styleId="1009" w:customStyle="1">
     <w:name w:val="Heading 3 Char"/>
     <w:uiPriority w:val="99"/>
     <w:pPr>
@@ -41610,7 +41476,7 @@
       <w:szCs w:val="28"/>
     </w:rPr>
   </w:style>
-  <w:style w:type="character" w:styleId="998" w:customStyle="1">
+  <w:style w:type="character" w:styleId="1010" w:customStyle="1">
     <w:name w:val="Heading 4 Char"/>
     <w:uiPriority w:val="99"/>
     <w:pPr>
@@ -41625,7 +41491,7 @@
       <w:color w:val="365f91"/>
     </w:rPr>
   </w:style>
-  <w:style w:type="character" w:styleId="999" w:customStyle="1">
+  <w:style w:type="character" w:styleId="1011" w:customStyle="1">
     <w:name w:val="Heading 5 Char"/>
     <w:uiPriority w:val="99"/>
     <w:pPr>
@@ -41638,11 +41504,11 @@
       <w:color w:val="365f91"/>
     </w:rPr>
   </w:style>
-  <w:style w:type="paragraph" w:styleId="1000">
+  <w:style w:type="paragraph" w:styleId="1012">
     <w:name w:val="Title"/>
-    <w:basedOn w:val="848"/>
-    <w:next w:val="848"/>
-    <w:link w:val="1001"/>
+    <w:basedOn w:val="860"/>
+    <w:next w:val="860"/>
+    <w:link w:val="1013"/>
     <w:uiPriority w:val="99"/>
     <w:qFormat/>
     <w:pPr>
@@ -41658,10 +41524,10 @@
       <w:lang w:bidi="ar-SA"/>
     </w:rPr>
   </w:style>
-  <w:style w:type="character" w:styleId="1001" w:customStyle="1">
+  <w:style w:type="character" w:styleId="1013" w:customStyle="1">
     <w:name w:val="Назва Знак"/>
-    <w:basedOn w:val="858"/>
-    <w:link w:val="1000"/>
+    <w:basedOn w:val="870"/>
+    <w:link w:val="1012"/>
     <w:uiPriority w:val="99"/>
     <w:pPr>
       <w:pBdr/>
@@ -41675,11 +41541,11 @@
       <w:szCs w:val="56"/>
     </w:rPr>
   </w:style>
-  <w:style w:type="paragraph" w:styleId="1002">
+  <w:style w:type="paragraph" w:styleId="1014">
     <w:name w:val="Subtitle"/>
-    <w:basedOn w:val="848"/>
-    <w:next w:val="848"/>
-    <w:link w:val="1003"/>
+    <w:basedOn w:val="860"/>
+    <w:next w:val="860"/>
+    <w:link w:val="1015"/>
     <w:uiPriority w:val="99"/>
     <w:qFormat/>
     <w:pPr>
@@ -41697,10 +41563,10 @@
       <w:szCs w:val="28"/>
     </w:rPr>
   </w:style>
-  <w:style w:type="character" w:styleId="1003" w:customStyle="1">
+  <w:style w:type="character" w:styleId="1015" w:customStyle="1">
     <w:name w:val="Підзаголовок Знак"/>
-    <w:basedOn w:val="858"/>
-    <w:link w:val="1002"/>
+    <w:basedOn w:val="870"/>
+    <w:link w:val="1014"/>
     <w:uiPriority w:val="99"/>
     <w:pPr>
       <w:pBdr/>
@@ -41714,11 +41580,11 @@
       <w:szCs w:val="28"/>
     </w:rPr>
   </w:style>
-  <w:style w:type="paragraph" w:styleId="1004">
+  <w:style w:type="paragraph" w:styleId="1016">
     <w:name w:val="Quote"/>
-    <w:basedOn w:val="848"/>
-    <w:next w:val="848"/>
-    <w:link w:val="1005"/>
+    <w:basedOn w:val="860"/>
+    <w:next w:val="860"/>
+    <w:link w:val="1017"/>
     <w:uiPriority w:val="99"/>
     <w:qFormat/>
     <w:pPr>
@@ -41733,10 +41599,10 @@
       <w:color w:val="404040"/>
     </w:rPr>
   </w:style>
-  <w:style w:type="character" w:styleId="1005" w:customStyle="1">
+  <w:style w:type="character" w:styleId="1017" w:customStyle="1">
     <w:name w:val="Цитата Знак"/>
-    <w:basedOn w:val="858"/>
-    <w:link w:val="1004"/>
+    <w:basedOn w:val="870"/>
+    <w:link w:val="1016"/>
     <w:uiPriority w:val="99"/>
     <w:pPr>
       <w:pBdr/>
@@ -41749,9 +41615,9 @@
       <w:color w:val="404040"/>
     </w:rPr>
   </w:style>
-  <w:style w:type="character" w:styleId="1006">
+  <w:style w:type="character" w:styleId="1018">
     <w:name w:val="Intense Emphasis"/>
-    <w:basedOn w:val="858"/>
+    <w:basedOn w:val="870"/>
     <w:uiPriority w:val="99"/>
     <w:qFormat/>
     <w:pPr>
@@ -41765,11 +41631,11 @@
       <w:color w:val="365f91"/>
     </w:rPr>
   </w:style>
-  <w:style w:type="paragraph" w:styleId="1007">
+  <w:style w:type="paragraph" w:styleId="1019">
     <w:name w:val="Intense Quote"/>
-    <w:basedOn w:val="848"/>
-    <w:next w:val="848"/>
-    <w:link w:val="1008"/>
+    <w:basedOn w:val="860"/>
+    <w:next w:val="860"/>
+    <w:link w:val="1020"/>
     <w:uiPriority w:val="99"/>
     <w:qFormat/>
     <w:pPr>
@@ -41787,10 +41653,10 @@
       <w:color w:val="365f91"/>
     </w:rPr>
   </w:style>
-  <w:style w:type="character" w:styleId="1008" w:customStyle="1">
+  <w:style w:type="character" w:styleId="1020" w:customStyle="1">
     <w:name w:val="Насичена цитата Знак"/>
-    <w:basedOn w:val="858"/>
-    <w:link w:val="1007"/>
+    <w:basedOn w:val="870"/>
+    <w:link w:val="1019"/>
     <w:uiPriority w:val="99"/>
     <w:pPr>
       <w:pBdr/>
@@ -41803,9 +41669,9 @@
       <w:color w:val="365f91"/>
     </w:rPr>
   </w:style>
-  <w:style w:type="character" w:styleId="1009">
+  <w:style w:type="character" w:styleId="1021">
     <w:name w:val="Intense Reference"/>
-    <w:basedOn w:val="858"/>
+    <w:basedOn w:val="870"/>
     <w:uiPriority w:val="99"/>
     <w:qFormat/>
     <w:pPr>
@@ -41821,9 +41687,9 @@
       <w:spacing w:val="5"/>
     </w:rPr>
   </w:style>
-  <w:style w:type="paragraph" w:styleId="1010">
+  <w:style w:type="paragraph" w:styleId="1022">
     <w:name w:val="No Spacing"/>
-    <w:basedOn w:val="848"/>
+    <w:basedOn w:val="860"/>
     <w:uiPriority w:val="99"/>
     <w:qFormat/>
     <w:pPr>
@@ -41832,9 +41698,9 @@
       <w:ind/>
     </w:pPr>
   </w:style>
-  <w:style w:type="character" w:styleId="1011">
+  <w:style w:type="character" w:styleId="1023">
     <w:name w:val="Subtle Emphasis"/>
-    <w:basedOn w:val="858"/>
+    <w:basedOn w:val="870"/>
     <w:uiPriority w:val="99"/>
     <w:qFormat/>
     <w:pPr>
@@ -41848,9 +41714,9 @@
       <w:color w:val="404040"/>
     </w:rPr>
   </w:style>
-  <w:style w:type="character" w:styleId="1012">
+  <w:style w:type="character" w:styleId="1024">
     <w:name w:val="Emphasis"/>
-    <w:basedOn w:val="858"/>
+    <w:basedOn w:val="870"/>
     <w:uiPriority w:val="99"/>
     <w:qFormat/>
     <w:pPr>
@@ -41863,9 +41729,9 @@
       <w:iCs/>
     </w:rPr>
   </w:style>
-  <w:style w:type="character" w:styleId="1013">
+  <w:style w:type="character" w:styleId="1025">
     <w:name w:val="Subtle Reference"/>
-    <w:basedOn w:val="858"/>
+    <w:basedOn w:val="870"/>
     <w:uiPriority w:val="99"/>
     <w:qFormat/>
     <w:pPr>
@@ -41878,9 +41744,9 @@
       <w:color w:val="auto"/>
     </w:rPr>
   </w:style>
-  <w:style w:type="character" w:styleId="1014">
+  <w:style w:type="character" w:styleId="1026">
     <w:name w:val="Book Title"/>
-    <w:basedOn w:val="858"/>
+    <w:basedOn w:val="870"/>
     <w:uiPriority w:val="99"/>
     <w:qFormat/>
     <w:pPr>
@@ -41896,9 +41762,9 @@
       <w:spacing w:val="5"/>
     </w:rPr>
   </w:style>
-  <w:style w:type="character" w:styleId="1015" w:customStyle="1">
+  <w:style w:type="character" w:styleId="1027" w:customStyle="1">
     <w:name w:val="Header Char"/>
-    <w:basedOn w:val="858"/>
+    <w:basedOn w:val="870"/>
     <w:uiPriority w:val="99"/>
     <w:pPr>
       <w:pBdr/>
@@ -41906,9 +41772,9 @@
       <w:ind/>
     </w:pPr>
   </w:style>
-  <w:style w:type="character" w:styleId="1016" w:customStyle="1">
+  <w:style w:type="character" w:styleId="1028" w:customStyle="1">
     <w:name w:val="Footer Char"/>
-    <w:basedOn w:val="858"/>
+    <w:basedOn w:val="870"/>
     <w:uiPriority w:val="99"/>
     <w:pPr>
       <w:pBdr/>
@@ -41916,10 +41782,10 @@
       <w:ind/>
     </w:pPr>
   </w:style>
-  <w:style w:type="paragraph" w:styleId="1017">
+  <w:style w:type="paragraph" w:styleId="1029">
     <w:name w:val="Caption"/>
-    <w:basedOn w:val="848"/>
-    <w:next w:val="848"/>
+    <w:basedOn w:val="860"/>
+    <w:next w:val="860"/>
     <w:uiPriority w:val="99"/>
     <w:qFormat/>
     <w:pPr>
@@ -41935,10 +41801,10 @@
       <w:szCs w:val="18"/>
     </w:rPr>
   </w:style>
-  <w:style w:type="paragraph" w:styleId="1018">
+  <w:style w:type="paragraph" w:styleId="1030">
     <w:name w:val="footnote text"/>
-    <w:basedOn w:val="848"/>
-    <w:link w:val="1019"/>
+    <w:basedOn w:val="860"/>
+    <w:link w:val="1031"/>
     <w:uiPriority w:val="99"/>
     <w:semiHidden/>
     <w:pPr>
@@ -41951,10 +41817,10 @@
       <w:szCs w:val="20"/>
     </w:rPr>
   </w:style>
-  <w:style w:type="character" w:styleId="1019" w:customStyle="1">
+  <w:style w:type="character" w:styleId="1031" w:customStyle="1">
     <w:name w:val="Текст виноски Знак"/>
-    <w:basedOn w:val="858"/>
-    <w:link w:val="1018"/>
+    <w:basedOn w:val="870"/>
+    <w:link w:val="1030"/>
     <w:uiPriority w:val="99"/>
     <w:semiHidden/>
     <w:pPr>
@@ -41967,9 +41833,9 @@
       <w:szCs w:val="20"/>
     </w:rPr>
   </w:style>
-  <w:style w:type="character" w:styleId="1020">
+  <w:style w:type="character" w:styleId="1032">
     <w:name w:val="footnote reference"/>
-    <w:basedOn w:val="858"/>
+    <w:basedOn w:val="870"/>
     <w:uiPriority w:val="99"/>
     <w:semiHidden/>
     <w:pPr>
@@ -41981,10 +41847,10 @@
       <w:vertAlign w:val="superscript"/>
     </w:rPr>
   </w:style>
-  <w:style w:type="paragraph" w:styleId="1021">
+  <w:style w:type="paragraph" w:styleId="1033">
     <w:name w:val="endnote text"/>
-    <w:basedOn w:val="848"/>
-    <w:link w:val="1022"/>
+    <w:basedOn w:val="860"/>
+    <w:link w:val="1034"/>
     <w:uiPriority w:val="99"/>
     <w:semiHidden/>
     <w:pPr>
@@ -41997,10 +41863,10 @@
       <w:szCs w:val="20"/>
     </w:rPr>
   </w:style>
-  <w:style w:type="character" w:styleId="1022" w:customStyle="1">
+  <w:style w:type="character" w:styleId="1034" w:customStyle="1">
     <w:name w:val="Текст кінцевої виноски Знак"/>
-    <w:basedOn w:val="858"/>
-    <w:link w:val="1021"/>
+    <w:basedOn w:val="870"/>
+    <w:link w:val="1033"/>
     <w:uiPriority w:val="99"/>
     <w:semiHidden/>
     <w:pPr>
@@ -42013,9 +41879,9 @@
       <w:szCs w:val="20"/>
     </w:rPr>
   </w:style>
-  <w:style w:type="character" w:styleId="1023">
+  <w:style w:type="character" w:styleId="1035">
     <w:name w:val="endnote reference"/>
-    <w:basedOn w:val="858"/>
+    <w:basedOn w:val="870"/>
     <w:uiPriority w:val="99"/>
     <w:semiHidden/>
     <w:pPr>
@@ -42027,10 +41893,10 @@
       <w:vertAlign w:val="superscript"/>
     </w:rPr>
   </w:style>
-  <w:style w:type="paragraph" w:styleId="1024">
+  <w:style w:type="paragraph" w:styleId="1036">
     <w:name w:val="toc 1"/>
-    <w:basedOn w:val="848"/>
-    <w:next w:val="848"/>
+    <w:basedOn w:val="860"/>
+    <w:next w:val="860"/>
     <w:uiPriority w:val="99"/>
     <w:semiHidden/>
     <w:pPr>
@@ -42039,10 +41905,10 @@
       <w:ind/>
     </w:pPr>
   </w:style>
-  <w:style w:type="paragraph" w:styleId="1025">
+  <w:style w:type="paragraph" w:styleId="1037">
     <w:name w:val="toc 2"/>
-    <w:basedOn w:val="848"/>
-    <w:next w:val="848"/>
+    <w:basedOn w:val="860"/>
+    <w:next w:val="860"/>
     <w:uiPriority w:val="99"/>
     <w:semiHidden/>
     <w:pPr>
@@ -42051,10 +41917,10 @@
       <w:ind w:left="220"/>
     </w:pPr>
   </w:style>
-  <w:style w:type="paragraph" w:styleId="1026">
+  <w:style w:type="paragraph" w:styleId="1038">
     <w:name w:val="toc 3"/>
-    <w:basedOn w:val="848"/>
-    <w:next w:val="848"/>
+    <w:basedOn w:val="860"/>
+    <w:next w:val="860"/>
     <w:uiPriority w:val="99"/>
     <w:semiHidden/>
     <w:pPr>
@@ -42063,10 +41929,10 @@
       <w:ind w:left="440"/>
     </w:pPr>
   </w:style>
-  <w:style w:type="paragraph" w:styleId="1027">
+  <w:style w:type="paragraph" w:styleId="1039">
     <w:name w:val="toc 4"/>
-    <w:basedOn w:val="848"/>
-    <w:next w:val="848"/>
+    <w:basedOn w:val="860"/>
+    <w:next w:val="860"/>
     <w:uiPriority w:val="99"/>
     <w:semiHidden/>
     <w:pPr>
@@ -42075,10 +41941,10 @@
       <w:ind w:left="660"/>
     </w:pPr>
   </w:style>
-  <w:style w:type="paragraph" w:styleId="1028">
+  <w:style w:type="paragraph" w:styleId="1040">
     <w:name w:val="toc 5"/>
-    <w:basedOn w:val="848"/>
-    <w:next w:val="848"/>
+    <w:basedOn w:val="860"/>
+    <w:next w:val="860"/>
     <w:uiPriority w:val="99"/>
     <w:semiHidden/>
     <w:pPr>
@@ -42087,10 +41953,10 @@
       <w:ind w:left="880"/>
     </w:pPr>
   </w:style>
-  <w:style w:type="paragraph" w:styleId="1029">
+  <w:style w:type="paragraph" w:styleId="1041">
     <w:name w:val="toc 6"/>
-    <w:basedOn w:val="848"/>
-    <w:next w:val="848"/>
+    <w:basedOn w:val="860"/>
+    <w:next w:val="860"/>
     <w:uiPriority w:val="99"/>
     <w:semiHidden/>
     <w:pPr>
@@ -42099,10 +41965,10 @@
       <w:ind w:left="1100"/>
     </w:pPr>
   </w:style>
-  <w:style w:type="paragraph" w:styleId="1030">
+  <w:style w:type="paragraph" w:styleId="1042">
     <w:name w:val="toc 7"/>
-    <w:basedOn w:val="848"/>
-    <w:next w:val="848"/>
+    <w:basedOn w:val="860"/>
+    <w:next w:val="860"/>
     <w:uiPriority w:val="99"/>
     <w:semiHidden/>
     <w:pPr>
@@ -42111,10 +41977,10 @@
       <w:ind w:left="1320"/>
     </w:pPr>
   </w:style>
-  <w:style w:type="paragraph" w:styleId="1031">
+  <w:style w:type="paragraph" w:styleId="1043">
     <w:name w:val="toc 8"/>
-    <w:basedOn w:val="848"/>
-    <w:next w:val="848"/>
+    <w:basedOn w:val="860"/>
+    <w:next w:val="860"/>
     <w:uiPriority w:val="99"/>
     <w:semiHidden/>
     <w:pPr>
@@ -42123,10 +41989,10 @@
       <w:ind w:left="1540"/>
     </w:pPr>
   </w:style>
-  <w:style w:type="paragraph" w:styleId="1032">
+  <w:style w:type="paragraph" w:styleId="1044">
     <w:name w:val="toc 9"/>
-    <w:basedOn w:val="848"/>
-    <w:next w:val="848"/>
+    <w:basedOn w:val="860"/>
+    <w:next w:val="860"/>
     <w:uiPriority w:val="99"/>
     <w:semiHidden/>
     <w:pPr>
@@ -42135,9 +42001,9 @@
       <w:ind w:left="1760"/>
     </w:pPr>
   </w:style>
-  <w:style w:type="character" w:styleId="1033">
+  <w:style w:type="character" w:styleId="1045">
     <w:name w:val="Placeholder Text"/>
-    <w:basedOn w:val="858"/>
+    <w:basedOn w:val="870"/>
     <w:uiPriority w:val="99"/>
     <w:semiHidden/>
     <w:pPr>
@@ -42149,9 +42015,9 @@
       <w:color w:val="auto"/>
     </w:rPr>
   </w:style>
-  <w:style w:type="paragraph" w:styleId="1034">
+  <w:style w:type="paragraph" w:styleId="1046">
     <w:name w:val="TOC Heading"/>
-    <w:basedOn w:val="849"/>
+    <w:basedOn w:val="861"/>
     <w:uiPriority w:val="99"/>
     <w:qFormat/>
     <w:pPr>
@@ -42171,10 +42037,10 @@
       <w:lang w:val="uk-UA" w:eastAsia="uk-UA" w:bidi="ar-SA"/>
     </w:rPr>
   </w:style>
-  <w:style w:type="paragraph" w:styleId="1035">
+  <w:style w:type="paragraph" w:styleId="1047">
     <w:name w:val="table of figures"/>
-    <w:basedOn w:val="848"/>
-    <w:next w:val="848"/>
+    <w:basedOn w:val="860"/>
+    <w:next w:val="860"/>
     <w:uiPriority w:val="99"/>
     <w:semiHidden/>
     <w:pPr>
@@ -42183,10 +42049,10 @@
       <w:ind/>
     </w:pPr>
   </w:style>
-  <w:style w:type="paragraph" w:styleId="1036">
+  <w:style w:type="paragraph" w:styleId="1048">
     <w:name w:val="Header"/>
-    <w:basedOn w:val="1058"/>
-    <w:link w:val="1037"/>
+    <w:basedOn w:val="1070"/>
+    <w:link w:val="1049"/>
     <w:uiPriority w:val="99"/>
     <w:pPr>
       <w:pBdr/>
@@ -42200,10 +42066,10 @@
       <w:szCs w:val="36"/>
     </w:rPr>
   </w:style>
-  <w:style w:type="character" w:styleId="1037" w:customStyle="1">
+  <w:style w:type="character" w:styleId="1049" w:customStyle="1">
     <w:name w:val="Верхній колонтитул Знак"/>
-    <w:basedOn w:val="858"/>
-    <w:link w:val="1036"/>
+    <w:basedOn w:val="870"/>
+    <w:link w:val="1048"/>
     <w:uiPriority w:val="99"/>
     <w:pPr>
       <w:pBdr/>
@@ -42220,10 +42086,10 @@
       <w:lang w:val="de-DE" w:eastAsia="de-DE"/>
     </w:rPr>
   </w:style>
-  <w:style w:type="paragraph" w:styleId="1038">
+  <w:style w:type="paragraph" w:styleId="1050">
     <w:name w:val="Footer"/>
-    <w:basedOn w:val="848"/>
-    <w:link w:val="1039"/>
+    <w:basedOn w:val="860"/>
+    <w:link w:val="1051"/>
     <w:uiPriority w:val="99"/>
     <w:pPr>
       <w:pBdr/>
@@ -42238,10 +42104,10 @@
       <w:szCs w:val="18"/>
     </w:rPr>
   </w:style>
-  <w:style w:type="character" w:styleId="1039" w:customStyle="1">
+  <w:style w:type="character" w:styleId="1051" w:customStyle="1">
     <w:name w:val="Нижній колонтитул Знак"/>
-    <w:basedOn w:val="858"/>
-    <w:link w:val="1038"/>
+    <w:basedOn w:val="870"/>
+    <w:link w:val="1050"/>
     <w:uiPriority w:val="99"/>
     <w:pPr>
       <w:pBdr/>
@@ -42256,7 +42122,7 @@
       <w:lang w:val="de-DE" w:eastAsia="de-DE" w:bidi="he-IL"/>
     </w:rPr>
   </w:style>
-  <w:style w:type="paragraph" w:styleId="1040">
+  <w:style w:type="paragraph" w:styleId="1052">
     <w:name w:val="Revision"/>
     <w:hidden/>
     <w:uiPriority w:val="99"/>
@@ -42271,10 +42137,10 @@
       <w:lang w:val="en-US" w:eastAsia="en-US"/>
     </w:rPr>
   </w:style>
-  <w:style w:type="paragraph" w:styleId="1041">
+  <w:style w:type="paragraph" w:styleId="1053">
     <w:name w:val="Balloon Text"/>
-    <w:basedOn w:val="848"/>
-    <w:link w:val="1042"/>
+    <w:basedOn w:val="860"/>
+    <w:link w:val="1054"/>
     <w:uiPriority w:val="99"/>
     <w:semiHidden/>
     <w:pPr>
@@ -42289,10 +42155,10 @@
       <w:lang w:bidi="ar-SA"/>
     </w:rPr>
   </w:style>
-  <w:style w:type="character" w:styleId="1042" w:customStyle="1">
+  <w:style w:type="character" w:styleId="1054" w:customStyle="1">
     <w:name w:val="Текст у виносці Знак"/>
-    <w:basedOn w:val="858"/>
-    <w:link w:val="1041"/>
+    <w:basedOn w:val="870"/>
+    <w:link w:val="1053"/>
     <w:uiPriority w:val="99"/>
     <w:semiHidden/>
     <w:pPr>
@@ -42306,7 +42172,7 @@
       <w:szCs w:val="18"/>
     </w:rPr>
   </w:style>
-  <w:style w:type="character" w:styleId="1043" w:customStyle="1">
+  <w:style w:type="character" w:styleId="1055" w:customStyle="1">
     <w:name w:val="0.Fett"/>
     <w:uiPriority w:val="99"/>
     <w:pPr>
@@ -42319,10 +42185,10 @@
       <w:bCs/>
     </w:rPr>
   </w:style>
-  <w:style w:type="paragraph" w:styleId="1044" w:customStyle="1">
+  <w:style w:type="paragraph" w:styleId="1056" w:customStyle="1">
     <w:name w:val="0.Datum"/>
-    <w:basedOn w:val="848"/>
-    <w:next w:val="848"/>
+    <w:basedOn w:val="860"/>
+    <w:next w:val="860"/>
     <w:uiPriority w:val="99"/>
     <w:pPr>
       <w:pBdr/>
@@ -42336,9 +42202,9 @@
       <w:szCs w:val="22"/>
     </w:rPr>
   </w:style>
-  <w:style w:type="paragraph" w:styleId="1045" w:customStyle="1">
+  <w:style w:type="paragraph" w:styleId="1057" w:customStyle="1">
     <w:name w:val="2.DeckB - Angaben"/>
-    <w:basedOn w:val="848"/>
+    <w:basedOn w:val="860"/>
     <w:uiPriority w:val="99"/>
     <w:pPr>
       <w:pBdr>
@@ -42355,10 +42221,10 @@
       <w:szCs w:val="24"/>
     </w:rPr>
   </w:style>
-  <w:style w:type="paragraph" w:styleId="1046" w:customStyle="1">
+  <w:style w:type="paragraph" w:styleId="1058" w:customStyle="1">
     <w:name w:val="2.DeckB - Name"/>
-    <w:basedOn w:val="848"/>
-    <w:next w:val="1047"/>
+    <w:basedOn w:val="860"/>
+    <w:next w:val="1059"/>
     <w:uiPriority w:val="99"/>
     <w:pPr>
       <w:pBdr/>
@@ -42376,10 +42242,10 @@
       <w:lang w:bidi="ar-SA"/>
     </w:rPr>
   </w:style>
-  <w:style w:type="paragraph" w:styleId="1047" w:customStyle="1">
+  <w:style w:type="paragraph" w:styleId="1059" w:customStyle="1">
     <w:name w:val="2.DeckB - Beruf"/>
-    <w:basedOn w:val="848"/>
-    <w:next w:val="1045"/>
+    <w:basedOn w:val="860"/>
+    <w:next w:val="1057"/>
     <w:uiPriority w:val="99"/>
     <w:pPr>
       <w:widowControl w:val="false"/>
@@ -42394,10 +42260,10 @@
       <w:szCs w:val="36"/>
     </w:rPr>
   </w:style>
-  <w:style w:type="paragraph" w:styleId="1048" w:customStyle="1">
+  <w:style w:type="paragraph" w:styleId="1060" w:customStyle="1">
     <w:name w:val="3.Vita - Stelle"/>
-    <w:basedOn w:val="848"/>
-    <w:next w:val="1050"/>
+    <w:basedOn w:val="860"/>
+    <w:next w:val="1062"/>
     <w:uiPriority w:val="99"/>
     <w:pPr>
       <w:keepLines w:val="true"/>
@@ -42415,7 +42281,7 @@
       <w:color w:val="0d0d0d"/>
     </w:rPr>
   </w:style>
-  <w:style w:type="character" w:styleId="1049" w:customStyle="1">
+  <w:style w:type="character" w:styleId="1061" w:customStyle="1">
     <w:name w:val="3.Vita - Angabe vorne"/>
     <w:uiPriority w:val="99"/>
     <w:pPr>
@@ -42430,9 +42296,9 @@
       <w:szCs w:val="16"/>
     </w:rPr>
   </w:style>
-  <w:style w:type="paragraph" w:styleId="1050" w:customStyle="1">
+  <w:style w:type="paragraph" w:styleId="1062" w:customStyle="1">
     <w:name w:val="3.Vita - Spezi"/>
-    <w:basedOn w:val="848"/>
+    <w:basedOn w:val="860"/>
     <w:uiPriority w:val="99"/>
     <w:pPr>
       <w:keepLines w:val="true"/>
@@ -42449,9 +42315,9 @@
       <w:color w:val="595959"/>
     </w:rPr>
   </w:style>
-  <w:style w:type="paragraph" w:styleId="1051">
+  <w:style w:type="paragraph" w:styleId="1063">
     <w:name w:val="List Bullet"/>
-    <w:basedOn w:val="848"/>
+    <w:basedOn w:val="860"/>
     <w:uiPriority w:val="99"/>
     <w:pPr>
       <w:numPr>
@@ -42462,9 +42328,9 @@
       <w:ind w:hanging="170" w:left="2353"/>
     </w:pPr>
   </w:style>
-  <w:style w:type="paragraph" w:styleId="1052" w:customStyle="1">
+  <w:style w:type="paragraph" w:styleId="1064" w:customStyle="1">
     <w:name w:val="0.Strich - Fusszeile"/>
-    <w:basedOn w:val="848"/>
+    <w:basedOn w:val="860"/>
     <w:uiPriority w:val="99"/>
     <w:pPr>
       <w:pBdr>
@@ -42478,9 +42344,9 @@
       <w:szCs w:val="4"/>
     </w:rPr>
   </w:style>
-  <w:style w:type="character" w:styleId="1053">
+  <w:style w:type="character" w:styleId="1065">
     <w:name w:val="page number"/>
-    <w:basedOn w:val="858"/>
+    <w:basedOn w:val="870"/>
     <w:uiPriority w:val="99"/>
     <w:semiHidden/>
     <w:pPr>
@@ -42489,9 +42355,9 @@
       <w:ind/>
     </w:pPr>
   </w:style>
-  <w:style w:type="paragraph" w:styleId="1054" w:customStyle="1">
+  <w:style w:type="paragraph" w:styleId="1066" w:customStyle="1">
     <w:name w:val="0.Text"/>
-    <w:basedOn w:val="848"/>
+    <w:basedOn w:val="860"/>
     <w:uiPriority w:val="99"/>
     <w:pPr>
       <w:pBdr>
@@ -42504,9 +42370,9 @@
       <w:ind/>
     </w:pPr>
   </w:style>
-  <w:style w:type="paragraph" w:styleId="1055">
+  <w:style w:type="paragraph" w:styleId="1067">
     <w:name w:val="List Paragraph"/>
-    <w:basedOn w:val="848"/>
+    <w:basedOn w:val="860"/>
     <w:uiPriority w:val="99"/>
     <w:qFormat/>
     <w:pPr>
@@ -42515,9 +42381,9 @@
       <w:ind w:left="720"/>
     </w:pPr>
   </w:style>
-  <w:style w:type="paragraph" w:styleId="1056" w:customStyle="1">
+  <w:style w:type="paragraph" w:styleId="1068" w:customStyle="1">
     <w:name w:val="3.Vita - Spezi Tab"/>
-    <w:basedOn w:val="848"/>
+    <w:basedOn w:val="860"/>
     <w:uiPriority w:val="99"/>
     <w:pPr>
       <w:pBdr/>
@@ -42528,9 +42394,9 @@
       <w:ind w:hanging="2155" w:left="2155"/>
     </w:pPr>
   </w:style>
-  <w:style w:type="paragraph" w:styleId="1057" w:customStyle="1">
+  <w:style w:type="paragraph" w:styleId="1069" w:customStyle="1">
     <w:name w:val="3.Vita - Spezi Text"/>
-    <w:basedOn w:val="1050"/>
+    <w:basedOn w:val="1062"/>
     <w:uiPriority w:val="99"/>
     <w:pPr>
       <w:pBdr/>
@@ -42543,10 +42409,10 @@
       <w:color w:val="000000"/>
     </w:rPr>
   </w:style>
-  <w:style w:type="paragraph" w:styleId="1058" w:customStyle="1">
+  <w:style w:type="paragraph" w:styleId="1070" w:customStyle="1">
     <w:name w:val="0.Kopfzeile - Name"/>
-    <w:basedOn w:val="1046"/>
-    <w:next w:val="1036"/>
+    <w:basedOn w:val="1058"/>
+    <w:next w:val="1048"/>
     <w:uiPriority w:val="99"/>
     <w:pPr>
       <w:pBdr/>
@@ -42560,9 +42426,9 @@
       <w:szCs w:val="28"/>
     </w:rPr>
   </w:style>
-  <w:style w:type="paragraph" w:styleId="1059" w:customStyle="1">
+  <w:style w:type="paragraph" w:styleId="1071" w:customStyle="1">
     <w:name w:val="3.Vita - Bullet Level 1"/>
-    <w:basedOn w:val="848"/>
+    <w:basedOn w:val="860"/>
     <w:uiPriority w:val="99"/>
     <w:pPr>
       <w:numPr>
@@ -42573,9 +42439,9 @@
       <w:ind/>
     </w:pPr>
   </w:style>
-  <w:style w:type="character" w:styleId="1060">
+  <w:style w:type="character" w:styleId="1072">
     <w:name w:val="Hyperlink"/>
-    <w:basedOn w:val="858"/>
+    <w:basedOn w:val="870"/>
     <w:uiPriority w:val="99"/>
     <w:pPr>
       <w:pBdr/>
@@ -42587,9 +42453,9 @@
       <w:u w:val="single"/>
     </w:rPr>
   </w:style>
-  <w:style w:type="paragraph" w:styleId="1061" w:customStyle="1">
+  <w:style w:type="paragraph" w:styleId="1073" w:customStyle="1">
     <w:name w:val="2.DeckB - Profil"/>
-    <w:basedOn w:val="1045"/>
+    <w:basedOn w:val="1057"/>
     <w:uiPriority w:val="99"/>
     <w:pPr>
       <w:numPr>
@@ -42600,9 +42466,9 @@
       <w:ind w:hanging="567" w:left="567"/>
     </w:pPr>
   </w:style>
-  <w:style w:type="table" w:styleId="1062">
+  <w:style w:type="table" w:styleId="1074">
     <w:name w:val="Table Grid"/>
-    <w:basedOn w:val="859"/>
+    <w:basedOn w:val="871"/>
     <w:uiPriority w:val="99"/>
     <w:pPr>
       <w:pBdr/>
@@ -42797,9 +42663,9 @@
       </w:tcPr>
     </w:tblStylePr>
   </w:style>
-  <w:style w:type="table" w:styleId="1063">
+  <w:style w:type="table" w:styleId="1075">
     <w:name w:val="Light List"/>
-    <w:basedOn w:val="859"/>
+    <w:basedOn w:val="871"/>
     <w:uiPriority w:val="99"/>
     <w:pPr>
       <w:pBdr/>
@@ -43027,7 +42893,7 @@
       </w:tcPr>
     </w:tblStylePr>
   </w:style>
-  <w:style w:type="table" w:styleId="1064" w:customStyle="1">
+  <w:style w:type="table" w:styleId="1076" w:customStyle="1">
     <w:name w:val="Unsichtbar"/>
     <w:uiPriority w:val="99"/>
     <w:pPr>
@@ -43222,9 +43088,9 @@
       </w:tcPr>
     </w:tblStylePr>
   </w:style>
-  <w:style w:type="paragraph" w:styleId="1065" w:customStyle="1">
+  <w:style w:type="paragraph" w:styleId="1077" w:customStyle="1">
     <w:name w:val="3.Vita - Spezi Sub"/>
-    <w:basedOn w:val="1050"/>
+    <w:basedOn w:val="1062"/>
     <w:uiPriority w:val="99"/>
     <w:pPr>
       <w:pBdr/>
@@ -43232,9 +43098,9 @@
       <w:ind w:hanging="1843"/>
     </w:pPr>
   </w:style>
-  <w:style w:type="paragraph" w:styleId="1066" w:customStyle="1">
+  <w:style w:type="paragraph" w:styleId="1078" w:customStyle="1">
     <w:name w:val="3.Vita - Container Überschrift"/>
-    <w:basedOn w:val="848"/>
+    <w:basedOn w:val="860"/>
     <w:uiPriority w:val="99"/>
     <w:pPr>
       <w:pBdr/>
@@ -43245,9 +43111,9 @@
       <w:ind w:left="-142"/>
     </w:pPr>
   </w:style>
-  <w:style w:type="paragraph" w:styleId="1067" w:customStyle="1">
+  <w:style w:type="paragraph" w:styleId="1079" w:customStyle="1">
     <w:name w:val="0.Fusszeile Container"/>
-    <w:basedOn w:val="848"/>
+    <w:basedOn w:val="860"/>
     <w:uiPriority w:val="99"/>
     <w:pPr>
       <w:pBdr/>
@@ -43255,9 +43121,9 @@
       <w:ind w:left="-142"/>
     </w:pPr>
   </w:style>
-  <w:style w:type="paragraph" w:styleId="1068" w:customStyle="1">
+  <w:style w:type="paragraph" w:styleId="1080" w:customStyle="1">
     <w:name w:val="p1"/>
-    <w:basedOn w:val="848"/>
+    <w:basedOn w:val="860"/>
     <w:uiPriority w:val="99"/>
     <w:pPr>
       <w:pBdr/>
@@ -43273,7 +43139,7 @@
       <w:lang w:bidi="ar-SA"/>
     </w:rPr>
   </w:style>
-  <w:style w:type="character" w:styleId="1069" w:customStyle="1">
+  <w:style w:type="character" w:styleId="1081" w:customStyle="1">
     <w:name w:val="Неразрешенное упоминание1"/>
     <w:uiPriority w:val="99"/>
     <w:pPr>
@@ -43286,9 +43152,9 @@
       <w:shd w:val="clear" w:color="auto" w:fill="auto"/>
     </w:rPr>
   </w:style>
-  <w:style w:type="character" w:styleId="1070">
+  <w:style w:type="character" w:styleId="1082">
     <w:name w:val="FollowedHyperlink"/>
-    <w:basedOn w:val="858"/>
+    <w:basedOn w:val="870"/>
     <w:uiPriority w:val="99"/>
     <w:semiHidden/>
     <w:pPr>
@@ -43301,9 +43167,9 @@
       <w:u w:val="single"/>
     </w:rPr>
   </w:style>
-  <w:style w:type="paragraph" w:styleId="1071">
+  <w:style w:type="paragraph" w:styleId="1083">
     <w:name w:val="Normal (Web)"/>
-    <w:basedOn w:val="848"/>
+    <w:basedOn w:val="860"/>
     <w:uiPriority w:val="99"/>
     <w:pPr>
       <w:pBdr/>
@@ -43321,9 +43187,9 @@
       <w:lang w:val="uk-UA" w:eastAsia="uk-UA" w:bidi="ar-SA"/>
     </w:rPr>
   </w:style>
-  <w:style w:type="character" w:styleId="1072">
+  <w:style w:type="character" w:styleId="1084">
     <w:name w:val="Strong"/>
-    <w:basedOn w:val="858"/>
+    <w:basedOn w:val="870"/>
     <w:uiPriority w:val="99"/>
     <w:qFormat/>
     <w:pPr>
@@ -43336,9 +43202,9 @@
       <w:bCs/>
     </w:rPr>
   </w:style>
-  <w:style w:type="paragraph" w:styleId="1073" w:customStyle="1">
+  <w:style w:type="paragraph" w:styleId="1085" w:customStyle="1">
     <w:name w:val="p2"/>
-    <w:basedOn w:val="848"/>
+    <w:basedOn w:val="860"/>
     <w:uiPriority w:val="99"/>
     <w:pPr>
       <w:pBdr/>
@@ -43354,9 +43220,9 @@
       <w:lang w:bidi="ar-SA"/>
     </w:rPr>
   </w:style>
-  <w:style w:type="character" w:styleId="1074">
+  <w:style w:type="character" w:styleId="1086">
     <w:name w:val="Unresolved Mention"/>
-    <w:basedOn w:val="858"/>
+    <w:basedOn w:val="870"/>
     <w:uiPriority w:val="99"/>
     <w:semiHidden/>
     <w:pPr>
